--- a/download/直驱三轴龙门动态模型确认_逐步执行总表.docx
+++ b/download/直驱三轴龙门动态模型确认_逐步执行总表.docx
@@ -19,7 +19,7 @@
     <w:p>
       <w:pPr/>
       <w:r>
-        <w:t>本文档按执行顺序列出从实验前准备到论文撰写的全部步骤。英文术语在中文后用括号备注；不写工期，只写步骤顺序。与旧版表格版不同，本版以文字叙述为主：每一步说明做什么、为什么做、注意什么、可能风险、常见遗漏与易错点，并明确必存数据与图片。非必要不使用表格，便于开题后打印携带与实验现场查阅。</w:t>
+        <w:t>本文档按执行顺序列出从实验前准备到论文撰写的全部步骤。英文术语在中文后用括号备注；不写工期，只写步骤顺序。每一步结构为：文字说明 → 【必存数据】（编号列表，含文件名与用途）→ 【必存图片】（编号列表，含拍摄/导出要求）→ 现场操作要点。非必要不使用表格，便于开题后打印携带与实验现场查阅。</w:t>
       </w:r>
     </w:p>
     <w:p>
@@ -65,6 +65,40 @@
     <w:p>
       <w:pPr/>
       <w:r>
+        <w:t>【必存数据】（本步完成后必须存档的文件/文件夹，命名保持一致）</w:t>
+      </w:r>
+    </w:p>
+    <w:p>
+      <w:pPr>
+        <w:pStyle w:val="ListNumber"/>
+      </w:pPr>
+      <w:r>
+        <w:t>Experiment_Matrix.xlsx — 实验矩阵总表（实验编号、日期、轴位、激励、操作者、raw 路径、备份路径、封存状态）</w:t>
+      </w:r>
+    </w:p>
+    <w:p>
+      <w:pPr>
+        <w:pStyle w:val="ListNumber"/>
+      </w:pPr>
+      <w:r>
+        <w:t>01_Admin/ — 管理类文件根目录（矩阵、预约、安全告知等）</w:t>
+      </w:r>
+    </w:p>
+    <w:p>
+      <w:pPr/>
+      <w:r>
+        <w:t>【必存图片】（本步必须拍摄或导出的图，用于论文/答辩/追溯）</w:t>
+      </w:r>
+    </w:p>
+    <w:p>
+      <w:pPr/>
+      <w:r>
+        <w:t>本步无专用图片要求。</w:t>
+      </w:r>
+    </w:p>
+    <w:p>
+      <w:pPr/>
+      <w:r>
         <w:t>现场操作要点（逐项打勾）：</w:t>
       </w:r>
     </w:p>
@@ -121,6 +155,34 @@
     <w:p>
       <w:pPr/>
       <w:r>
+        <w:t>【必存数据】（本步完成后必须存档的文件/文件夹，命名保持一致）</w:t>
+      </w:r>
+    </w:p>
+    <w:p>
+      <w:pPr>
+        <w:pStyle w:val="ListNumber"/>
+      </w:pPr>
+      <w:r>
+        <w:t>P10-P12_PreRegistration.pdf — 盲验三点坐标、类型、实物标记方式、导师签字页</w:t>
+      </w:r>
+    </w:p>
+    <w:p>
+      <w:pPr/>
+      <w:r>
+        <w:t>【必存图片】（本步必须拍摄或导出的图，用于论文/答辩/追溯）</w:t>
+      </w:r>
+    </w:p>
+    <w:p>
+      <w:pPr>
+        <w:pStyle w:val="ListNumber"/>
+      </w:pPr>
+      <w:r>
+        <w:t>P10-P12_Marker_Photo.jpg — 盲验点实物标记照（可见编号与贴点位置）</w:t>
+      </w:r>
+    </w:p>
+    <w:p>
+      <w:pPr/>
+      <w:r>
         <w:t>现场操作要点（逐项打勾）：</w:t>
       </w:r>
     </w:p>
@@ -177,6 +239,42 @@
     <w:p>
       <w:pPr/>
       <w:r>
+        <w:t>【必存数据】（本步完成后必须存档的文件/文件夹，命名保持一致）</w:t>
+      </w:r>
+    </w:p>
+    <w:p>
+      <w:pPr>
+        <w:pStyle w:val="ListNumber"/>
+      </w:pPr>
+      <w:r>
+        <w:t>SSS_Definition.pdf — 标准状态定义（轴位、伺服、主轴、风机、拖链、地脚等）</w:t>
+      </w:r>
+    </w:p>
+    <w:p>
+      <w:pPr>
+        <w:pStyle w:val="ListNumber"/>
+      </w:pPr>
+      <w:r>
+        <w:t>SSS_Checklist.pdf — 每次实验前核对用检查表（可打印打勾）</w:t>
+      </w:r>
+    </w:p>
+    <w:p>
+      <w:pPr/>
+      <w:r>
+        <w:t>【必存图片】（本步必须拍摄或导出的图，用于论文/答辩/追溯）</w:t>
+      </w:r>
+    </w:p>
+    <w:p>
+      <w:pPr>
+        <w:pStyle w:val="ListNumber"/>
+      </w:pPr>
+      <w:r>
+        <w:t>SSS_Overview.png — SSS 状态示意图（标注轴位、拖链、关键辅机）</w:t>
+      </w:r>
+    </w:p>
+    <w:p>
+      <w:pPr/>
+      <w:r>
         <w:t>现场操作要点（逐项打勾）：</w:t>
       </w:r>
     </w:p>
@@ -233,6 +331,34 @@
     <w:p>
       <w:pPr/>
       <w:r>
+        <w:t>【必存数据】（本步完成后必须存档的文件/文件夹，命名保持一致）</w:t>
+      </w:r>
+    </w:p>
+    <w:p>
+      <w:pPr>
+        <w:pStyle w:val="ListNumber"/>
+      </w:pPr>
+      <w:r>
+        <w:t>MAC_Calculation_Protocol.pdf — 法向投影公式、归一化、阈值、版本号</w:t>
+      </w:r>
+    </w:p>
+    <w:p>
+      <w:pPr/>
+      <w:r>
+        <w:t>【必存图片】（本步必须拍摄或导出的图，用于论文/答辩/追溯）</w:t>
+      </w:r>
+    </w:p>
+    <w:p>
+      <w:pPr>
+        <w:pStyle w:val="ListNumber"/>
+      </w:pPr>
+      <w:r>
+        <w:t>MAC_Normal_Projection.png — 法向投影示意（可选但建议存）</w:t>
+      </w:r>
+    </w:p>
+    <w:p>
+      <w:pPr/>
+      <w:r>
         <w:t>现场操作要点（逐项打勾）：</w:t>
       </w:r>
     </w:p>
@@ -289,6 +415,32 @@
     <w:p>
       <w:pPr/>
       <w:r>
+        <w:t>【必存数据】（本步完成后必须存档的文件/文件夹，命名保持一致）</w:t>
+      </w:r>
+    </w:p>
+    <w:p>
+      <w:pPr>
+        <w:pStyle w:val="ListNumber"/>
+      </w:pPr>
+      <w:r>
+        <w:t>Trial_Selection_Rule.pdf — Trial 1–3 选用与异常 trial 剔除规则</w:t>
+      </w:r>
+    </w:p>
+    <w:p>
+      <w:pPr/>
+      <w:r>
+        <w:t>【必存图片】（本步必须拍摄或导出的图，用于论文/答辩/追溯）</w:t>
+      </w:r>
+    </w:p>
+    <w:p>
+      <w:pPr/>
+      <w:r>
+        <w:t>本步无专用图片要求。</w:t>
+      </w:r>
+    </w:p>
+    <w:p>
+      <w:pPr/>
+      <w:r>
         <w:t>现场操作要点（逐项打勾）：</w:t>
       </w:r>
     </w:p>
@@ -345,6 +497,34 @@
     <w:p>
       <w:pPr/>
       <w:r>
+        <w:t>【必存数据】（本步完成后必须存档的文件/文件夹，命名保持一致）</w:t>
+      </w:r>
+    </w:p>
+    <w:p>
+      <w:pPr>
+        <w:pStyle w:val="ListNumber"/>
+      </w:pPr>
+      <w:r>
+        <w:t>Coordinate_Transform.pdf — 机床/CAD/FE/SLDV 四套坐标变换关系与验证记录</w:t>
+      </w:r>
+    </w:p>
+    <w:p>
+      <w:pPr/>
+      <w:r>
+        <w:t>【必存图片】（本步必须拍摄或导出的图，用于论文/答辩/追溯）</w:t>
+      </w:r>
+    </w:p>
+    <w:p>
+      <w:pPr>
+        <w:pStyle w:val="ListNumber"/>
+      </w:pPr>
+      <w:r>
+        <w:t>Coordinate_Systems.png — 坐标系关系示意图（原点、轴向）</w:t>
+      </w:r>
+    </w:p>
+    <w:p>
+      <w:pPr/>
+      <w:r>
         <w:t>现场操作要点（逐项打勾）：</w:t>
       </w:r>
     </w:p>
@@ -401,6 +581,34 @@
     <w:p>
       <w:pPr/>
       <w:r>
+        <w:t>【必存数据】（本步完成后必须存档的文件/文件夹，命名保持一致）</w:t>
+      </w:r>
+    </w:p>
+    <w:p>
+      <w:pPr>
+        <w:pStyle w:val="ListNumber"/>
+      </w:pPr>
+      <w:r>
+        <w:t>Mode_Screening_Rules.docx — 12 阶提取、6 阶弹性模态筛选与剔除判据</w:t>
+      </w:r>
+    </w:p>
+    <w:p>
+      <w:pPr/>
+      <w:r>
+        <w:t>【必存图片】（本步必须拍摄或导出的图，用于论文/答辩/追溯）</w:t>
+      </w:r>
+    </w:p>
+    <w:p>
+      <w:pPr>
+        <w:pStyle w:val="ListNumber"/>
+      </w:pPr>
+      <w:r>
+        <w:t>Mode_Screening_Example.png — 被剔除模态 vs 保留模态振型对比示例</w:t>
+      </w:r>
+    </w:p>
+    <w:p>
+      <w:pPr/>
+      <w:r>
         <w:t>现场操作要点（逐项打勾）：</w:t>
       </w:r>
     </w:p>
@@ -457,6 +665,32 @@
     <w:p>
       <w:pPr/>
       <w:r>
+        <w:t>【必存数据】（本步完成后必须存档的文件/文件夹，命名保持一致）</w:t>
+      </w:r>
+    </w:p>
+    <w:p>
+      <w:pPr>
+        <w:pStyle w:val="ListNumber"/>
+      </w:pPr>
+      <w:r>
+        <w:t>Booking_Record.pdf — 机床/SLDV/B4 备用时段预约记录（邮件或系统截图）</w:t>
+      </w:r>
+    </w:p>
+    <w:p>
+      <w:pPr/>
+      <w:r>
+        <w:t>【必存图片】（本步必须拍摄或导出的图，用于论文/答辩/追溯）</w:t>
+      </w:r>
+    </w:p>
+    <w:p>
+      <w:pPr/>
+      <w:r>
+        <w:t>本步无专用图片要求。</w:t>
+      </w:r>
+    </w:p>
+    <w:p>
+      <w:pPr/>
+      <w:r>
         <w:t>现场操作要点（逐项打勾）：</w:t>
       </w:r>
     </w:p>
@@ -513,6 +747,40 @@
     <w:p>
       <w:pPr/>
       <w:r>
+        <w:t>【必存数据】（本步完成后必须存档的文件/文件夹，命名保持一致）</w:t>
+      </w:r>
+    </w:p>
+    <w:p>
+      <w:pPr>
+        <w:pStyle w:val="ListNumber"/>
+      </w:pPr>
+      <w:r>
+        <w:t>Purchase_List.pdf — 反光膜、加速计、力传感器等采购清单</w:t>
+      </w:r>
+    </w:p>
+    <w:p>
+      <w:pPr>
+        <w:pStyle w:val="ListNumber"/>
+      </w:pPr>
+      <w:r>
+        <w:t>Laser_Safety_Signoff.pdf — 激光安全告知签字页</w:t>
+      </w:r>
+    </w:p>
+    <w:p>
+      <w:pPr/>
+      <w:r>
+        <w:t>【必存图片】（本步必须拍摄或导出的图，用于论文/答辩/追溯）</w:t>
+      </w:r>
+    </w:p>
+    <w:p>
+      <w:pPr/>
+      <w:r>
+        <w:t>本步无专用图片要求。</w:t>
+      </w:r>
+    </w:p>
+    <w:p>
+      <w:pPr/>
+      <w:r>
         <w:t>现场操作要点（逐项打勾）：</w:t>
       </w:r>
     </w:p>
@@ -585,6 +853,42 @@
     <w:p>
       <w:pPr/>
       <w:r>
+        <w:t>【必存数据】（本步完成后必须存档的文件/文件夹，命名保持一致）</w:t>
+      </w:r>
+    </w:p>
+    <w:p>
+      <w:pPr>
+        <w:pStyle w:val="ListNumber"/>
+      </w:pPr>
+      <w:r>
+        <w:t>A1_Model.step — CAD/几何源文件</w:t>
+      </w:r>
+    </w:p>
+    <w:p>
+      <w:pPr>
+        <w:pStyle w:val="ListNumber"/>
+      </w:pPr>
+      <w:r>
+        <w:t>Simplification_List.docx — 几何简化清单（删/留部件及理由）</w:t>
+      </w:r>
+    </w:p>
+    <w:p>
+      <w:pPr/>
+      <w:r>
+        <w:t>【必存图片】（本步必须拍摄或导出的图，用于论文/答辩/追溯）</w:t>
+      </w:r>
+    </w:p>
+    <w:p>
+      <w:pPr>
+        <w:pStyle w:val="ListNumber"/>
+      </w:pPr>
+      <w:r>
+        <w:t>CAD_Assembly.png — CAD 装配图（标注主要部件与坐标原点）</w:t>
+      </w:r>
+    </w:p>
+    <w:p>
+      <w:pPr/>
+      <w:r>
         <w:t>现场操作要点（逐项打勾）：</w:t>
       </w:r>
     </w:p>
@@ -641,6 +945,34 @@
     <w:p>
       <w:pPr/>
       <w:r>
+        <w:t>【必存数据】（本步完成后必须存档的文件/文件夹，命名保持一致）</w:t>
+      </w:r>
+    </w:p>
+    <w:p>
+      <w:pPr>
+        <w:pStyle w:val="ListNumber"/>
+      </w:pPr>
+      <w:r>
+        <w:t>Mass_Summary.csv — FE 质量/质心与 BOM 或称重对比表</w:t>
+      </w:r>
+    </w:p>
+    <w:p>
+      <w:pPr/>
+      <w:r>
+        <w:t>【必存图片】（本步必须拍摄或导出的图，用于论文/答辩/追溯）</w:t>
+      </w:r>
+    </w:p>
+    <w:p>
+      <w:pPr>
+        <w:pStyle w:val="ListNumber"/>
+      </w:pPr>
+      <w:r>
+        <w:t>Mass_CoG_Compare.png — 质心位置对比示意图</w:t>
+      </w:r>
+    </w:p>
+    <w:p>
+      <w:pPr/>
+      <w:r>
         <w:t>现场操作要点（逐项打勾）：</w:t>
       </w:r>
     </w:p>
@@ -705,6 +1037,34 @@
     <w:p>
       <w:pPr/>
       <w:r>
+        <w:t>【必存数据】（本步完成后必须存档的文件/文件夹，命名保持一致）</w:t>
+      </w:r>
+    </w:p>
+    <w:p>
+      <w:pPr>
+        <w:pStyle w:val="ListNumber"/>
+      </w:pPr>
+      <w:r>
+        <w:t>Joint_Theta0.csv — 结合部参数初值 θ₀、Bounds、物理含义与来源</w:t>
+      </w:r>
+    </w:p>
+    <w:p>
+      <w:pPr/>
+      <w:r>
+        <w:t>【必存图片】（本步必须拍摄或导出的图，用于论文/答辩/追溯）</w:t>
+      </w:r>
+    </w:p>
+    <w:p>
+      <w:pPr>
+        <w:pStyle w:val="ListNumber"/>
+      </w:pPr>
+      <w:r>
+        <w:t>Joint_Locations.png — 结合部位置示意图（标注参数对应位置）</w:t>
+      </w:r>
+    </w:p>
+    <w:p>
+      <w:pPr/>
+      <w:r>
         <w:t>现场操作要点（逐项打勾）：</w:t>
       </w:r>
     </w:p>
@@ -761,6 +1121,34 @@
     <w:p>
       <w:pPr/>
       <w:r>
+        <w:t>【必存数据】（本步完成后必须存档的文件/文件夹，命名保持一致）</w:t>
+      </w:r>
+    </w:p>
+    <w:p>
+      <w:pPr>
+        <w:pStyle w:val="ListNumber"/>
+      </w:pPr>
+      <w:r>
+        <w:t>Boundary_Spec.pdf — 地脚 BC 类型、位置、与 SSS 对应说明</w:t>
+      </w:r>
+    </w:p>
+    <w:p>
+      <w:pPr/>
+      <w:r>
+        <w:t>【必存图片】（本步必须拍摄或导出的图，用于论文/答辩/追溯）</w:t>
+      </w:r>
+    </w:p>
+    <w:p>
+      <w:pPr>
+        <w:pStyle w:val="ListNumber"/>
+      </w:pPr>
+      <w:r>
+        <w:t>BC_Annotation.png — FE 模型边界条件标注图</w:t>
+      </w:r>
+    </w:p>
+    <w:p>
+      <w:pPr/>
+      <w:r>
         <w:t>现场操作要点（逐项打勾）：</w:t>
       </w:r>
     </w:p>
@@ -825,6 +1213,42 @@
     <w:p>
       <w:pPr/>
       <w:r>
+        <w:t>【必存数据】（本步完成后必须存档的文件/文件夹，命名保持一致）</w:t>
+      </w:r>
+    </w:p>
+    <w:p>
+      <w:pPr>
+        <w:pStyle w:val="ListNumber"/>
+      </w:pPr>
+      <w:r>
+        <w:t>Mesh_Convergence.csv — 粗/中/细网格前三阶频率对比表</w:t>
+      </w:r>
+    </w:p>
+    <w:p>
+      <w:pPr/>
+      <w:r>
+        <w:t>【必存图片】（本步必须拍摄或导出的图，用于论文/答辩/追溯）</w:t>
+      </w:r>
+    </w:p>
+    <w:p>
+      <w:pPr>
+        <w:pStyle w:val="ListNumber"/>
+      </w:pPr>
+      <w:r>
+        <w:t>Mesh_Views.png — 网格划分图（整体 + 结合部局部）</w:t>
+      </w:r>
+    </w:p>
+    <w:p>
+      <w:pPr>
+        <w:pStyle w:val="ListNumber"/>
+      </w:pPr>
+      <w:r>
+        <w:t>Mesh_Convergence_Curve.png — 前三阶频率收敛曲线</w:t>
+      </w:r>
+    </w:p>
+    <w:p>
+      <w:pPr/>
+      <w:r>
         <w:t>现场操作要点（逐项打勾）：</w:t>
       </w:r>
     </w:p>
@@ -889,6 +1313,34 @@
     <w:p>
       <w:pPr/>
       <w:r>
+        <w:t>【必存数据】（本步完成后必须存档的文件/文件夹，命名保持一致）</w:t>
+      </w:r>
+    </w:p>
+    <w:p>
+      <w:pPr>
+        <w:pStyle w:val="ListNumber"/>
+      </w:pPr>
+      <w:r>
+        <w:t>Static_Results.rst — 重力静力分析结果文件</w:t>
+      </w:r>
+    </w:p>
+    <w:p>
+      <w:pPr/>
+      <w:r>
+        <w:t>【必存图片】（本步必须拍摄或导出的图，用于论文/答辩/追溯）</w:t>
+      </w:r>
+    </w:p>
+    <w:p>
+      <w:pPr>
+        <w:pStyle w:val="ListNumber"/>
+      </w:pPr>
+      <w:r>
+        <w:t>Static_Deformation.png — 重力变形云图</w:t>
+      </w:r>
+    </w:p>
+    <w:p>
+      <w:pPr/>
+      <w:r>
         <w:t>现场操作要点（逐项打勾）：</w:t>
       </w:r>
     </w:p>
@@ -945,6 +1397,40 @@
     <w:p>
       <w:pPr/>
       <w:r>
+        <w:t>【必存数据】（本步完成后必须存档的文件/文件夹，命名保持一致）</w:t>
+      </w:r>
+    </w:p>
+    <w:p>
+      <w:pPr>
+        <w:pStyle w:val="ListNumber"/>
+      </w:pPr>
+      <w:r>
+        <w:t>Modal_Results.rst — 预应力模态分析结果</w:t>
+      </w:r>
+    </w:p>
+    <w:p>
+      <w:pPr>
+        <w:pStyle w:val="ListNumber"/>
+      </w:pPr>
+      <w:r>
+        <w:t>Modal_Settings.txt — 模态分析设置（阶次、频率范围、预应力链接）</w:t>
+      </w:r>
+    </w:p>
+    <w:p>
+      <w:pPr/>
+      <w:r>
+        <w:t>【必存图片】（本步必须拍摄或导出的图，用于论文/答辩/追溯）</w:t>
+      </w:r>
+    </w:p>
+    <w:p>
+      <w:pPr/>
+      <w:r>
+        <w:t>本步无专用图片要求。</w:t>
+      </w:r>
+    </w:p>
+    <w:p>
+      <w:pPr/>
+      <w:r>
         <w:t>现场操作要点（逐项打勾）：</w:t>
       </w:r>
     </w:p>
@@ -1001,6 +1487,34 @@
     <w:p>
       <w:pPr/>
       <w:r>
+        <w:t>【必存数据】（本步完成后必须存档的文件/文件夹，命名保持一致）</w:t>
+      </w:r>
+    </w:p>
+    <w:p>
+      <w:pPr>
+        <w:pStyle w:val="ListNumber"/>
+      </w:pPr>
+      <w:r>
+        <w:t>Elastic_Modes_6.csv — 6 阶弹性模态频率及剔除记录</w:t>
+      </w:r>
+    </w:p>
+    <w:p>
+      <w:pPr/>
+      <w:r>
+        <w:t>【必存图片】（本步必须拍摄或导出的图，用于论文/答辩/追溯）</w:t>
+      </w:r>
+    </w:p>
+    <w:p>
+      <w:pPr>
+        <w:pStyle w:val="ListNumber"/>
+      </w:pPr>
+      <w:r>
+        <w:t>FE_Mode1-6.png — FE 前 6 阶弹性模态振型图（可 6 张或拼图）</w:t>
+      </w:r>
+    </w:p>
+    <w:p>
+      <w:pPr/>
+      <w:r>
         <w:t>现场操作要点（逐项打勾）：</w:t>
       </w:r>
     </w:p>
@@ -1065,6 +1579,34 @@
     <w:p>
       <w:pPr/>
       <w:r>
+        <w:t>【必存数据】（本步完成后必须存档的文件/文件夹，命名保持一致）</w:t>
+      </w:r>
+    </w:p>
+    <w:p>
+      <w:pPr>
+        <w:pStyle w:val="ListNumber"/>
+      </w:pPr>
+      <w:r>
+        <w:t>P1-P12_Mapping.csv — 测点/激励点/TP 映射节点与距离 d</w:t>
+      </w:r>
+    </w:p>
+    <w:p>
+      <w:pPr/>
+      <w:r>
+        <w:t>【必存图片】（本步必须拍摄或导出的图，用于论文/答辩/追溯）</w:t>
+      </w:r>
+    </w:p>
+    <w:p>
+      <w:pPr>
+        <w:pStyle w:val="ListNumber"/>
+      </w:pPr>
+      <w:r>
+        <w:t>Point_Layout.png — 测点布置图（FE 与实验对照）</w:t>
+      </w:r>
+    </w:p>
+    <w:p>
+      <w:pPr/>
+      <w:r>
         <w:t>现场操作要点（逐项打勾）：</w:t>
       </w:r>
     </w:p>
@@ -1121,6 +1663,34 @@
     <w:p>
       <w:pPr/>
       <w:r>
+        <w:t>【必存数据】（本步完成后必须存档的文件/文件夹，命名保持一致）</w:t>
+      </w:r>
+    </w:p>
+    <w:p>
+      <w:pPr>
+        <w:pStyle w:val="ListNumber"/>
+      </w:pPr>
+      <w:r>
+        <w:t>Sensitivity.csv — 参数灵敏度分析结果</w:t>
+      </w:r>
+    </w:p>
+    <w:p>
+      <w:pPr/>
+      <w:r>
+        <w:t>【必存图片】（本步必须拍摄或导出的图，用于论文/答辩/追溯）</w:t>
+      </w:r>
+    </w:p>
+    <w:p>
+      <w:pPr>
+        <w:pStyle w:val="ListNumber"/>
+      </w:pPr>
+      <w:r>
+        <w:t>Sensitivity_Tornado.png — 灵敏度龙卷风图</w:t>
+      </w:r>
+    </w:p>
+    <w:p>
+      <w:pPr/>
+      <w:r>
         <w:t>现场操作要点（逐项打勾）：</w:t>
       </w:r>
     </w:p>
@@ -1185,6 +1755,34 @@
     <w:p>
       <w:pPr/>
       <w:r>
+        <w:t>【必存数据】（本步完成后必须存档的文件/文件夹，命名保持一致）</w:t>
+      </w:r>
+    </w:p>
+    <w:p>
+      <w:pPr>
+        <w:pStyle w:val="ListNumber"/>
+      </w:pPr>
+      <w:r>
+        <w:t>FE_Y_Extreme.wbpz — Y 极限构型 FE 工程文件</w:t>
+      </w:r>
+    </w:p>
+    <w:p>
+      <w:pPr/>
+      <w:r>
+        <w:t>【必存图片】（本步必须拍摄或导出的图，用于论文/答辩/追溯）</w:t>
+      </w:r>
+    </w:p>
+    <w:p>
+      <w:pPr>
+        <w:pStyle w:val="ListNumber"/>
+      </w:pPr>
+      <w:r>
+        <w:t>Y_Extreme_Config.png — Y 极限轴位与拖链/电缆姿态截图或示意图</w:t>
+      </w:r>
+    </w:p>
+    <w:p>
+      <w:pPr/>
+      <w:r>
         <w:t>现场操作要点（逐项打勾）：</w:t>
       </w:r>
     </w:p>
@@ -1249,6 +1847,40 @@
     <w:p>
       <w:pPr/>
       <w:r>
+        <w:t>【必存数据】（本步完成后必须存档的文件/文件夹，命名保持一致）</w:t>
+      </w:r>
+    </w:p>
+    <w:p>
+      <w:pPr>
+        <w:pStyle w:val="ListNumber"/>
+      </w:pPr>
+      <w:r>
+        <w:t>Baseline_FE_v0.wbpz — 冻结 Baseline 有限元工程</w:t>
+      </w:r>
+    </w:p>
+    <w:p>
+      <w:pPr>
+        <w:pStyle w:val="ListNumber"/>
+      </w:pPr>
+      <w:r>
+        <w:t>Gate_G1.pdf — G1 门禁签字记录</w:t>
+      </w:r>
+    </w:p>
+    <w:p>
+      <w:pPr/>
+      <w:r>
+        <w:t>【必存图片】（本步必须拍摄或导出的图，用于论文/答辩/追溯）</w:t>
+      </w:r>
+    </w:p>
+    <w:p>
+      <w:pPr/>
+      <w:r>
+        <w:t>本步无专用图片要求。</w:t>
+      </w:r>
+    </w:p>
+    <w:p>
+      <w:pPr/>
+      <w:r>
         <w:t>现场操作要点（逐项打勾）：</w:t>
       </w:r>
     </w:p>
@@ -1321,6 +1953,42 @@
     <w:p>
       <w:pPr/>
       <w:r>
+        <w:t>【必存数据】（本步完成后必须存档的文件/文件夹，命名保持一致）</w:t>
+      </w:r>
+    </w:p>
+    <w:p>
+      <w:pPr>
+        <w:pStyle w:val="ListNumber"/>
+      </w:pPr>
+      <w:r>
+        <w:t>SSS_Checklist_Signed.pdf — 当次实验 SSS 核对签字版</w:t>
+      </w:r>
+    </w:p>
+    <w:p>
+      <w:pPr/>
+      <w:r>
+        <w:t>【必存图片】（本步必须拍摄或导出的图，用于论文/答辩/追溯）</w:t>
+      </w:r>
+    </w:p>
+    <w:p>
+      <w:pPr>
+        <w:pStyle w:val="ListNumber"/>
+      </w:pPr>
+      <w:r>
+        <w:t>Machine_4Views.jpg — 机床四向现场照片</w:t>
+      </w:r>
+    </w:p>
+    <w:p>
+      <w:pPr>
+        <w:pStyle w:val="ListNumber"/>
+      </w:pPr>
+      <w:r>
+        <w:t>AxisPosition_Screenshot.png — 数控系统轴位截图（含 X/Y/Z）</w:t>
+      </w:r>
+    </w:p>
+    <w:p>
+      <w:pPr/>
+      <w:r>
         <w:t>现场操作要点（逐项打勾）：</w:t>
       </w:r>
     </w:p>
@@ -1377,6 +2045,32 @@
     <w:p>
       <w:pPr/>
       <w:r>
+        <w:t>【必存数据】（本步完成后必须存档的文件/文件夹，命名保持一致）</w:t>
+      </w:r>
+    </w:p>
+    <w:p>
+      <w:pPr>
+        <w:pStyle w:val="ListNumber"/>
+      </w:pPr>
+      <w:r>
+        <w:t>Environment_Log.csv — 温度、湿度、干扰源、静置时间记录</w:t>
+      </w:r>
+    </w:p>
+    <w:p>
+      <w:pPr/>
+      <w:r>
+        <w:t>【必存图片】（本步必须拍摄或导出的图，用于论文/答辩/追溯）</w:t>
+      </w:r>
+    </w:p>
+    <w:p>
+      <w:pPr/>
+      <w:r>
+        <w:t>本步无专用图片要求。</w:t>
+      </w:r>
+    </w:p>
+    <w:p>
+      <w:pPr/>
+      <w:r>
         <w:t>现场操作要点（逐项打勾）：</w:t>
       </w:r>
     </w:p>
@@ -1433,6 +2127,34 @@
     <w:p>
       <w:pPr/>
       <w:r>
+        <w:t>【必存数据】（本步完成后必须存档的文件/文件夹，命名保持一致）</w:t>
+      </w:r>
+    </w:p>
+    <w:p>
+      <w:pPr>
+        <w:pStyle w:val="ListNumber"/>
+      </w:pPr>
+      <w:r>
+        <w:t>Background_Noise.csv — 30 s 背景噪底数据</w:t>
+      </w:r>
+    </w:p>
+    <w:p>
+      <w:pPr/>
+      <w:r>
+        <w:t>【必存图片】（本步必须拍摄或导出的图，用于论文/答辩/追溯）</w:t>
+      </w:r>
+    </w:p>
+    <w:p>
+      <w:pPr>
+        <w:pStyle w:val="ListNumber"/>
+      </w:pPr>
+      <w:r>
+        <w:t>Background_Spectrum.png — 背景噪底频谱图</w:t>
+      </w:r>
+    </w:p>
+    <w:p>
+      <w:pPr/>
+      <w:r>
         <w:t>现场操作要点（逐项打勾）：</w:t>
       </w:r>
     </w:p>
@@ -1497,6 +2219,42 @@
     <w:p>
       <w:pPr/>
       <w:r>
+        <w:t>【必存数据】（本步完成后必须存档的文件/文件夹，命名保持一致）</w:t>
+      </w:r>
+    </w:p>
+    <w:p>
+      <w:pPr>
+        <w:pStyle w:val="ListNumber"/>
+      </w:pPr>
+      <w:r>
+        <w:t>System_Config.txt — SLDV 软硬件版本、采样率、平均次数等 Setup 参数</w:t>
+      </w:r>
+    </w:p>
+    <w:p>
+      <w:pPr>
+        <w:pStyle w:val="ListNumber"/>
+      </w:pPr>
+      <w:r>
+        <w:t>Modal_ID_Settings.txt — 模态识别软件设置（与 C1 一致）</w:t>
+      </w:r>
+    </w:p>
+    <w:p>
+      <w:pPr/>
+      <w:r>
+        <w:t>【必存图片】（本步必须拍摄或导出的图，用于论文/答辩/追溯）</w:t>
+      </w:r>
+    </w:p>
+    <w:p>
+      <w:pPr>
+        <w:pStyle w:val="ListNumber"/>
+      </w:pPr>
+      <w:r>
+        <w:t>SLDV_Setup_Photo.jpg — SLDV Setup 现场照片</w:t>
+      </w:r>
+    </w:p>
+    <w:p>
+      <w:pPr/>
+      <w:r>
         <w:t>现场操作要点（逐项打勾）：</w:t>
       </w:r>
     </w:p>
@@ -1553,6 +2311,34 @@
     <w:p>
       <w:pPr/>
       <w:r>
+        <w:t>【必存数据】（本步完成后必须存档的文件/文件夹，命名保持一致）</w:t>
+      </w:r>
+    </w:p>
+    <w:p>
+      <w:pPr>
+        <w:pStyle w:val="ListNumber"/>
+      </w:pPr>
+      <w:r>
+        <w:t>ScanZone_A.csv — 区 A polygon 顶点坐标与 d_min</w:t>
+      </w:r>
+    </w:p>
+    <w:p>
+      <w:pPr/>
+      <w:r>
+        <w:t>【必存图片】（本步必须拍摄或导出的图，用于论文/答辩/追溯）</w:t>
+      </w:r>
+    </w:p>
+    <w:p>
+      <w:pPr>
+        <w:pStyle w:val="ListNumber"/>
+      </w:pPr>
+      <w:r>
+        <w:t>ScanZone_A_Map.png — 区 A 示意图（边界 + 盲验点位置）</w:t>
+      </w:r>
+    </w:p>
+    <w:p>
+      <w:pPr/>
+      <w:r>
         <w:t>现场操作要点（逐项打勾）：</w:t>
       </w:r>
     </w:p>
@@ -1609,6 +2395,40 @@
     <w:p>
       <w:pPr/>
       <w:r>
+        <w:t>【必存数据】（本步完成后必须存档的文件/文件夹，命名保持一致）</w:t>
+      </w:r>
+    </w:p>
+    <w:p>
+      <w:pPr>
+        <w:pStyle w:val="ListNumber"/>
+      </w:pPr>
+      <w:r>
+        <w:t>E1_C0_SLDV_Raw/ — B1 全部原始数据（3 激励 ×5 trial，只读）</w:t>
+      </w:r>
+    </w:p>
+    <w:p>
+      <w:pPr>
+        <w:pStyle w:val="ListNumber"/>
+      </w:pPr>
+      <w:r>
+        <w:t>Trial_Log_B1.csv — 每次 trial 力幅、激励点、操作者、异常备注</w:t>
+      </w:r>
+    </w:p>
+    <w:p>
+      <w:pPr/>
+      <w:r>
+        <w:t>【必存图片】（本步必须拍摄或导出的图，用于论文/答辩/追溯）</w:t>
+      </w:r>
+    </w:p>
+    <w:p>
+      <w:pPr/>
+      <w:r>
+        <w:t>本步无专用图片要求。</w:t>
+      </w:r>
+    </w:p>
+    <w:p>
+      <w:pPr/>
+      <w:r>
         <w:t>现场操作要点（逐项打勾）：</w:t>
       </w:r>
     </w:p>
@@ -1665,6 +2485,34 @@
     <w:p>
       <w:pPr/>
       <w:r>
+        <w:t>【必存数据】（本步完成后必须存档的文件/文件夹，命名保持一致）</w:t>
+      </w:r>
+    </w:p>
+    <w:p>
+      <w:pPr>
+        <w:pStyle w:val="ListNumber"/>
+      </w:pPr>
+      <w:r>
+        <w:t>Linearity_Check.pdf — 力锤轻/重敲线性检验记录与结论</w:t>
+      </w:r>
+    </w:p>
+    <w:p>
+      <w:pPr/>
+      <w:r>
+        <w:t>【必存图片】（本步必须拍摄或导出的图，用于论文/答辩/追溯）</w:t>
+      </w:r>
+    </w:p>
+    <w:p>
+      <w:pPr>
+        <w:pStyle w:val="ListNumber"/>
+      </w:pPr>
+      <w:r>
+        <w:t>Linearity_FRF_Compare.png — 轻/重敲 FRF 对比（建议存）</w:t>
+      </w:r>
+    </w:p>
+    <w:p>
+      <w:pPr/>
+      <w:r>
         <w:t>现场操作要点（逐项打勾）：</w:t>
       </w:r>
     </w:p>
@@ -1721,6 +2569,40 @@
     <w:p>
       <w:pPr/>
       <w:r>
+        <w:t>【必存数据】（本步完成后必须存档的文件/文件夹，命名保持一致）</w:t>
+      </w:r>
+    </w:p>
+    <w:p>
+      <w:pPr>
+        <w:pStyle w:val="ListNumber"/>
+      </w:pPr>
+      <w:r>
+        <w:t>E3_C0_EMA/ — EMA P1–P9 原始数据</w:t>
+      </w:r>
+    </w:p>
+    <w:p>
+      <w:pPr>
+        <w:pStyle w:val="ListNumber"/>
+      </w:pPr>
+      <w:r>
+        <w:t>CrossCheck_P1-P3.csv — P1–P3 同点 SLDV/EMA 交叉验证记录</w:t>
+      </w:r>
+    </w:p>
+    <w:p>
+      <w:pPr/>
+      <w:r>
+        <w:t>【必存图片】（本步必须拍摄或导出的图，用于论文/答辩/追溯）</w:t>
+      </w:r>
+    </w:p>
+    <w:p>
+      <w:pPr/>
+      <w:r>
+        <w:t>本步无专用图片要求。</w:t>
+      </w:r>
+    </w:p>
+    <w:p>
+      <w:pPr/>
+      <w:r>
         <w:t>现场操作要点（逐项打勾）：</w:t>
       </w:r>
     </w:p>
@@ -1771,6 +2653,40 @@
     <w:p>
       <w:pPr/>
       <w:r>
+        <w:t>【必存数据】（本步完成后必须存档的文件/文件夹，命名保持一致）</w:t>
+      </w:r>
+    </w:p>
+    <w:p>
+      <w:pPr>
+        <w:pStyle w:val="ListNumber"/>
+      </w:pPr>
+      <w:r>
+        <w:t>Backup_Log_B1.txt — 双备份路径、日期、文件大小/校验信息</w:t>
+      </w:r>
+    </w:p>
+    <w:p>
+      <w:pPr>
+        <w:pStyle w:val="ListNumber"/>
+      </w:pPr>
+      <w:r>
+        <w:t>Experiment_Matrix 更新 — 登记 B1 raw 与备份位置</w:t>
+      </w:r>
+    </w:p>
+    <w:p>
+      <w:pPr/>
+      <w:r>
+        <w:t>【必存图片】（本步必须拍摄或导出的图，用于论文/答辩/追溯）</w:t>
+      </w:r>
+    </w:p>
+    <w:p>
+      <w:pPr/>
+      <w:r>
+        <w:t>本步无专用图片要求。</w:t>
+      </w:r>
+    </w:p>
+    <w:p>
+      <w:pPr/>
+      <w:r>
         <w:t>现场操作要点（逐项打勾）：</w:t>
       </w:r>
     </w:p>
@@ -1835,6 +2751,42 @@
     <w:p>
       <w:pPr/>
       <w:r>
+        <w:t>【必存数据】（本步完成后必须存档的文件/文件夹，命名保持一致）</w:t>
+      </w:r>
+    </w:p>
+    <w:p>
+      <w:pPr>
+        <w:pStyle w:val="ListNumber"/>
+      </w:pPr>
+      <w:r>
+        <w:t>E4_C1_SLDV_Raw/ — Y 极限构型 SLDV 原始数据（禁止用于 refit θ*）</w:t>
+      </w:r>
+    </w:p>
+    <w:p>
+      <w:pPr/>
+      <w:r>
+        <w:t>【必存图片】（本步必须拍摄或导出的图，用于论文/答辩/追溯）</w:t>
+      </w:r>
+    </w:p>
+    <w:p>
+      <w:pPr>
+        <w:pStyle w:val="ListNumber"/>
+      </w:pPr>
+      <w:r>
+        <w:t>Y_Extreme_Axis.png — Y 极限轴位截图</w:t>
+      </w:r>
+    </w:p>
+    <w:p>
+      <w:pPr>
+        <w:pStyle w:val="ListNumber"/>
+      </w:pPr>
+      <w:r>
+        <w:t>Y_Extreme_4Views.jpg — 若相对 B1 状态变化，补四向照片</w:t>
+      </w:r>
+    </w:p>
+    <w:p>
+      <w:pPr/>
+      <w:r>
         <w:t>现场操作要点（逐项打勾）：</w:t>
       </w:r>
     </w:p>
@@ -1893,6 +2845,50 @@
     <w:p>
       <w:pPr/>
       <w:r>
+        <w:t>【必存数据】（本步完成后必须存档的文件/文件夹，命名保持一致）</w:t>
+      </w:r>
+    </w:p>
+    <w:p>
+      <w:pPr>
+        <w:pStyle w:val="ListNumber"/>
+      </w:pPr>
+      <w:r>
+        <w:t>Blind_P10/ — P10 盲验 raw（封存）</w:t>
+      </w:r>
+    </w:p>
+    <w:p>
+      <w:pPr>
+        <w:pStyle w:val="ListNumber"/>
+      </w:pPr>
+      <w:r>
+        <w:t>Blind_P11/ — P11 盲验 raw（封存）</w:t>
+      </w:r>
+    </w:p>
+    <w:p>
+      <w:pPr>
+        <w:pStyle w:val="ListNumber"/>
+      </w:pPr>
+      <w:r>
+        <w:t>Blind_P12/ — P12 盲验 raw（封存）</w:t>
+      </w:r>
+    </w:p>
+    <w:p>
+      <w:pPr/>
+      <w:r>
+        <w:t>【必存图片】（本步必须拍摄或导出的图，用于论文/答辩/追溯）</w:t>
+      </w:r>
+    </w:p>
+    <w:p>
+      <w:pPr>
+        <w:pStyle w:val="ListNumber"/>
+      </w:pPr>
+      <w:r>
+        <w:t>BlindPoints_Layout.jpg — P10–P12 位置实物图（与 Pre-registration 对照）</w:t>
+      </w:r>
+    </w:p>
+    <w:p>
+      <w:pPr/>
+      <w:r>
         <w:t>现场操作要点（逐项打勾）：</w:t>
       </w:r>
     </w:p>
@@ -1943,6 +2939,48 @@
     <w:p>
       <w:pPr/>
       <w:r>
+        <w:t>【必存数据】（本步完成后必须存档的文件/文件夹，命名保持一致）</w:t>
+      </w:r>
+    </w:p>
+    <w:p>
+      <w:pPr>
+        <w:pStyle w:val="ListNumber"/>
+      </w:pPr>
+      <w:r>
+        <w:t>Blind_P10/Trial1-5/ — P10 五次重复 raw</w:t>
+      </w:r>
+    </w:p>
+    <w:p>
+      <w:pPr>
+        <w:pStyle w:val="ListNumber"/>
+      </w:pPr>
+      <w:r>
+        <w:t>Blind_P11/Trial1-5/ — P11 五次重复 raw</w:t>
+      </w:r>
+    </w:p>
+    <w:p>
+      <w:pPr>
+        <w:pStyle w:val="ListNumber"/>
+      </w:pPr>
+      <w:r>
+        <w:t>Blind_P12/Trial1-5/ — P12 五次重复 raw</w:t>
+      </w:r>
+    </w:p>
+    <w:p>
+      <w:pPr/>
+      <w:r>
+        <w:t>【必存图片】（本步必须拍摄或导出的图，用于论文/答辩/追溯）</w:t>
+      </w:r>
+    </w:p>
+    <w:p>
+      <w:pPr/>
+      <w:r>
+        <w:t>本步无专用图片要求。</w:t>
+      </w:r>
+    </w:p>
+    <w:p>
+      <w:pPr/>
+      <w:r>
         <w:t>现场操作要点（逐项打勾）：</w:t>
       </w:r>
     </w:p>
@@ -1993,6 +3031,40 @@
     <w:p>
       <w:pPr/>
       <w:r>
+        <w:t>【必存数据】（本步完成后必须存档的文件/文件夹，命名保持一致）</w:t>
+      </w:r>
+    </w:p>
+    <w:p>
+      <w:pPr>
+        <w:pStyle w:val="ListNumber"/>
+      </w:pPr>
+      <w:r>
+        <w:t>Seal_Record.pdf — 盲验数据封存记录（日期、见证人）</w:t>
+      </w:r>
+    </w:p>
+    <w:p>
+      <w:pPr>
+        <w:pStyle w:val="ListNumber"/>
+      </w:pPr>
+      <w:r>
+        <w:t>Unseal_Record.pdf — 开封记录（须晚于 θ* 冻结，E1 填写）</w:t>
+      </w:r>
+    </w:p>
+    <w:p>
+      <w:pPr/>
+      <w:r>
+        <w:t>【必存图片】（本步必须拍摄或导出的图，用于论文/答辩/追溯）</w:t>
+      </w:r>
+    </w:p>
+    <w:p>
+      <w:pPr/>
+      <w:r>
+        <w:t>本步无专用图片要求。</w:t>
+      </w:r>
+    </w:p>
+    <w:p>
+      <w:pPr/>
+      <w:r>
         <w:t>现场操作要点（逐项打勾）：</w:t>
       </w:r>
     </w:p>
@@ -2057,6 +3129,34 @@
     <w:p>
       <w:pPr/>
       <w:r>
+        <w:t>【必存数据】（本步完成后必须存档的文件/文件夹，命名保持一致）</w:t>
+      </w:r>
+    </w:p>
+    <w:p>
+      <w:pPr>
+        <w:pStyle w:val="ListNumber"/>
+      </w:pPr>
+      <w:r>
+        <w:t>B4_Retest_Log.pdf — 重测原因、新实验编号、与失败 batch 关系说明</w:t>
+      </w:r>
+    </w:p>
+    <w:p>
+      <w:pPr/>
+      <w:r>
+        <w:t>【必存图片】（本步必须拍摄或导出的图，用于论文/答辩/追溯）</w:t>
+      </w:r>
+    </w:p>
+    <w:p>
+      <w:pPr>
+        <w:pStyle w:val="ListNumber"/>
+      </w:pPr>
+      <w:r>
+        <w:t>若重测因机床状态变化：补 Machine_4Views.jpg + AxisPosition_Screenshot.png</w:t>
+      </w:r>
+    </w:p>
+    <w:p>
+      <w:pPr/>
+      <w:r>
         <w:t>现场操作要点（逐项打勾）：</w:t>
       </w:r>
     </w:p>
@@ -2121,6 +3221,42 @@
     <w:p>
       <w:pPr/>
       <w:r>
+        <w:t>【必存数据】（本步完成后必须存档的文件/文件夹，命名保持一致）</w:t>
+      </w:r>
+    </w:p>
+    <w:p>
+      <w:pPr>
+        <w:pStyle w:val="ListNumber"/>
+      </w:pPr>
+      <w:r>
+        <w:t>Modal_Parameters.csv — 实验识别模态参数（频率、阻尼等）</w:t>
+      </w:r>
+    </w:p>
+    <w:p>
+      <w:pPr>
+        <w:pStyle w:val="ListNumber"/>
+      </w:pPr>
+      <w:r>
+        <w:t>Pole_Rejection_Log.csv — 剔除极点清单与原因</w:t>
+      </w:r>
+    </w:p>
+    <w:p>
+      <w:pPr/>
+      <w:r>
+        <w:t>【必存图片】（本步必须拍摄或导出的图，用于论文/答辩/追溯）</w:t>
+      </w:r>
+    </w:p>
+    <w:p>
+      <w:pPr>
+        <w:pStyle w:val="ListNumber"/>
+      </w:pPr>
+      <w:r>
+        <w:t>Stabilization_Diagram.png — 稳态图</w:t>
+      </w:r>
+    </w:p>
+    <w:p>
+      <w:pPr/>
+      <w:r>
         <w:t>现场操作要点（逐项打勾）：</w:t>
       </w:r>
     </w:p>
@@ -2177,6 +3313,34 @@
     <w:p>
       <w:pPr/>
       <w:r>
+        <w:t>【必存数据】（本步完成后必须存档的文件/文件夹，命名保持一致）</w:t>
+      </w:r>
+    </w:p>
+    <w:p>
+      <w:pPr>
+        <w:pStyle w:val="ListNumber"/>
+      </w:pPr>
+      <w:r>
+        <w:t>Mode_Pairing_Table.xlsx — Exp↔FE 配对表（含歧义说明）</w:t>
+      </w:r>
+    </w:p>
+    <w:p>
+      <w:pPr/>
+      <w:r>
+        <w:t>【必存图片】（本步必须拍摄或导出的图，用于论文/答辩/追溯）</w:t>
+      </w:r>
+    </w:p>
+    <w:p>
+      <w:pPr>
+        <w:pStyle w:val="ListNumber"/>
+      </w:pPr>
+      <w:r>
+        <w:t>Exp_Mode1-6.png — 实验前 6 阶模态振型图</w:t>
+      </w:r>
+    </w:p>
+    <w:p>
+      <w:pPr/>
+      <w:r>
         <w:t>现场操作要点（逐项打勾）：</w:t>
       </w:r>
     </w:p>
@@ -2233,6 +3397,34 @@
     <w:p>
       <w:pPr/>
       <w:r>
+        <w:t>【必存数据】（本步完成后必须存档的文件/文件夹，命名保持一致）</w:t>
+      </w:r>
+    </w:p>
+    <w:p>
+      <w:pPr>
+        <w:pStyle w:val="ListNumber"/>
+      </w:pPr>
+      <w:r>
+        <w:t>Repeatability.csv — 5 次 trial 频率/MAC 的 mean±std</w:t>
+      </w:r>
+    </w:p>
+    <w:p>
+      <w:pPr/>
+      <w:r>
+        <w:t>【必存图片】（本步必须拍摄或导出的图，用于论文/答辩/追溯）</w:t>
+      </w:r>
+    </w:p>
+    <w:p>
+      <w:pPr>
+        <w:pStyle w:val="ListNumber"/>
+      </w:pPr>
+      <w:r>
+        <w:t>Repeatability_Bars.png — 重复性误差棒图</w:t>
+      </w:r>
+    </w:p>
+    <w:p>
+      <w:pPr/>
+      <w:r>
         <w:t>现场操作要点（逐项打勾）：</w:t>
       </w:r>
     </w:p>
@@ -2283,6 +3475,32 @@
     <w:p>
       <w:pPr/>
       <w:r>
+        <w:t>【必存数据】（本步完成后必须存档的文件/文件夹，命名保持一致）</w:t>
+      </w:r>
+    </w:p>
+    <w:p>
+      <w:pPr>
+        <w:pStyle w:val="ListNumber"/>
+      </w:pPr>
+      <w:r>
+        <w:t>Gate_G2.pdf — G2 配对表冻结签字记录</w:t>
+      </w:r>
+    </w:p>
+    <w:p>
+      <w:pPr/>
+      <w:r>
+        <w:t>【必存图片】（本步必须拍摄或导出的图，用于论文/答辩/追溯）</w:t>
+      </w:r>
+    </w:p>
+    <w:p>
+      <w:pPr/>
+      <w:r>
+        <w:t>本步无专用图片要求。</w:t>
+      </w:r>
+    </w:p>
+    <w:p>
+      <w:pPr/>
+      <w:r>
         <w:t>现场操作要点（逐项打勾）：</w:t>
       </w:r>
     </w:p>
@@ -2347,6 +3565,34 @@
     <w:p>
       <w:pPr/>
       <w:r>
+        <w:t>【必存数据】（本步完成后必须存档的文件/文件夹，命名保持一致）</w:t>
+      </w:r>
+    </w:p>
+    <w:p>
+      <w:pPr>
+        <w:pStyle w:val="ListNumber"/>
+      </w:pPr>
+      <w:r>
+        <w:t>Freq_MAC_Before.csv — 修正前 Baseline 与实验频率/MAC 对比</w:t>
+      </w:r>
+    </w:p>
+    <w:p>
+      <w:pPr/>
+      <w:r>
+        <w:t>【必存图片】（本步必须拍摄或导出的图，用于论文/答辩/追溯）</w:t>
+      </w:r>
+    </w:p>
+    <w:p>
+      <w:pPr>
+        <w:pStyle w:val="ListNumber"/>
+      </w:pPr>
+      <w:r>
+        <w:t>Before_Compare.png — Before 频率 + MAC 对比图</w:t>
+      </w:r>
+    </w:p>
+    <w:p>
+      <w:pPr/>
+      <w:r>
         <w:t>现场操作要点（逐项打勾）：</w:t>
       </w:r>
     </w:p>
@@ -2397,6 +3643,32 @@
     <w:p>
       <w:pPr/>
       <w:r>
+        <w:t>【必存数据】（本步完成后必须存档的文件/文件夹，命名保持一致）</w:t>
+      </w:r>
+    </w:p>
+    <w:p>
+      <w:pPr>
+        <w:pStyle w:val="ListNumber"/>
+      </w:pPr>
+      <w:r>
+        <w:t>Objective_Function.txt — J(θ) 定义、权重、仅用 P1–P9 的声明</w:t>
+      </w:r>
+    </w:p>
+    <w:p>
+      <w:pPr/>
+      <w:r>
+        <w:t>【必存图片】（本步必须拍摄或导出的图，用于论文/答辩/追溯）</w:t>
+      </w:r>
+    </w:p>
+    <w:p>
+      <w:pPr/>
+      <w:r>
+        <w:t>本步无专用图片要求。</w:t>
+      </w:r>
+    </w:p>
+    <w:p>
+      <w:pPr/>
+      <w:r>
         <w:t>现场操作要点（逐项打勾）：</w:t>
       </w:r>
     </w:p>
@@ -2447,6 +3719,42 @@
     <w:p>
       <w:pPr/>
       <w:r>
+        <w:t>【必存数据】（本步完成后必须存档的文件/文件夹，命名保持一致）</w:t>
+      </w:r>
+    </w:p>
+    <w:p>
+      <w:pPr>
+        <w:pStyle w:val="ListNumber"/>
+      </w:pPr>
+      <w:r>
+        <w:t>Iteration_Log.csv — 每轮迭代参数、目标函数值、是否满足 Bounds</w:t>
+      </w:r>
+    </w:p>
+    <w:p>
+      <w:pPr>
+        <w:pStyle w:val="ListNumber"/>
+      </w:pPr>
+      <w:r>
+        <w:t>Lcurve_Selection.pdf — L-curve 选参记录</w:t>
+      </w:r>
+    </w:p>
+    <w:p>
+      <w:pPr/>
+      <w:r>
+        <w:t>【必存图片】（本步必须拍摄或导出的图，用于论文/答辩/追溯）</w:t>
+      </w:r>
+    </w:p>
+    <w:p>
+      <w:pPr>
+        <w:pStyle w:val="ListNumber"/>
+      </w:pPr>
+      <w:r>
+        <w:t>J_Convergence.png — J(θ) 收敛曲线</w:t>
+      </w:r>
+    </w:p>
+    <w:p>
+      <w:pPr/>
+      <w:r>
         <w:t>现场操作要点（逐项打勾）：</w:t>
       </w:r>
     </w:p>
@@ -2497,6 +3805,42 @@
     <w:p>
       <w:pPr/>
       <w:r>
+        <w:t>【必存数据】（本步完成后必须存档的文件/文件夹，命名保持一致）</w:t>
+      </w:r>
+    </w:p>
+    <w:p>
+      <w:pPr>
+        <w:pStyle w:val="ListNumber"/>
+      </w:pPr>
+      <w:r>
+        <w:t>10start/ — 10 组初值优化结果（SCI 储备）</w:t>
+      </w:r>
+    </w:p>
+    <w:p>
+      <w:pPr>
+        <w:pStyle w:val="ListNumber"/>
+      </w:pPr>
+      <w:r>
+        <w:t>MultiStart_Summary.csv — 多初值 θ* 对比汇总</w:t>
+      </w:r>
+    </w:p>
+    <w:p>
+      <w:pPr/>
+      <w:r>
+        <w:t>【必存图片】（本步必须拍摄或导出的图，用于论文/答辩/追溯）</w:t>
+      </w:r>
+    </w:p>
+    <w:p>
+      <w:pPr>
+        <w:pStyle w:val="ListNumber"/>
+      </w:pPr>
+      <w:r>
+        <w:t>MultiStart_Boxplot.png — 多初值结果 boxplot（SCI 储备，建议存）</w:t>
+      </w:r>
+    </w:p>
+    <w:p>
+      <w:pPr/>
+      <w:r>
         <w:t>现场操作要点（逐项打勾）：</w:t>
       </w:r>
     </w:p>
@@ -2547,6 +3891,50 @@
     <w:p>
       <w:pPr/>
       <w:r>
+        <w:t>【必存数据】（本步完成后必须存档的文件/文件夹，命名保持一致）</w:t>
+      </w:r>
+    </w:p>
+    <w:p>
+      <w:pPr>
+        <w:pStyle w:val="ListNumber"/>
+      </w:pPr>
+      <w:r>
+        <w:t>Updated_FE_ThetaStar.wbpz — 修正后冻结 FE 工程</w:t>
+      </w:r>
+    </w:p>
+    <w:p>
+      <w:pPr>
+        <w:pStyle w:val="ListNumber"/>
+      </w:pPr>
+      <w:r>
+        <w:t>Gate_G3.pdf — G3 门禁签字记录</w:t>
+      </w:r>
+    </w:p>
+    <w:p>
+      <w:pPr>
+        <w:pStyle w:val="ListNumber"/>
+      </w:pPr>
+      <w:r>
+        <w:t>ThetaStar_Frozen.csv — θ* 参数终值与 Bounds</w:t>
+      </w:r>
+    </w:p>
+    <w:p>
+      <w:pPr/>
+      <w:r>
+        <w:t>【必存图片】（本步必须拍摄或导出的图，用于论文/答辩/追溯）</w:t>
+      </w:r>
+    </w:p>
+    <w:p>
+      <w:pPr>
+        <w:pStyle w:val="ListNumber"/>
+      </w:pPr>
+      <w:r>
+        <w:t>MAC_Before_After.png — 修正前后 MAC 对比图</w:t>
+      </w:r>
+    </w:p>
+    <w:p>
+      <w:pPr/>
+      <w:r>
         <w:t>现场操作要点（逐项打勾）：</w:t>
       </w:r>
     </w:p>
@@ -2605,6 +3993,32 @@
     <w:p>
       <w:pPr/>
       <w:r>
+        <w:t>【必存数据】（本步完成后必须存档的文件/文件夹，命名保持一致）</w:t>
+      </w:r>
+    </w:p>
+    <w:p>
+      <w:pPr>
+        <w:pStyle w:val="ListNumber"/>
+      </w:pPr>
+      <w:r>
+        <w:t>Unseal_Record.pdf — 盲验开封记录（见证签字，日期晚于 G3）</w:t>
+      </w:r>
+    </w:p>
+    <w:p>
+      <w:pPr/>
+      <w:r>
+        <w:t>【必存图片】（本步必须拍摄或导出的图，用于论文/答辩/追溯）</w:t>
+      </w:r>
+    </w:p>
+    <w:p>
+      <w:pPr/>
+      <w:r>
+        <w:t>本步无专用图片要求。</w:t>
+      </w:r>
+    </w:p>
+    <w:p>
+      <w:pPr/>
+      <w:r>
         <w:t>现场操作要点（逐项打勾）：</w:t>
       </w:r>
     </w:p>
@@ -2655,6 +4069,34 @@
     <w:p>
       <w:pPr/>
       <w:r>
+        <w:t>【必存数据】（本步完成后必须存档的文件/文件夹，命名保持一致）</w:t>
+      </w:r>
+    </w:p>
+    <w:p>
+      <w:pPr>
+        <w:pStyle w:val="ListNumber"/>
+      </w:pPr>
+      <w:r>
+        <w:t>Blind_Summary.csv — P10/P11/P12 各点 Updated/Baseline/Exp 对比</w:t>
+      </w:r>
+    </w:p>
+    <w:p>
+      <w:pPr/>
+      <w:r>
+        <w:t>【必存图片】（本步必须拍摄或导出的图，用于论文/答辩/追溯）</w:t>
+      </w:r>
+    </w:p>
+    <w:p>
+      <w:pPr>
+        <w:pStyle w:val="ListNumber"/>
+      </w:pPr>
+      <w:r>
+        <w:t>Blind_3Points_Summary.png — 三点盲验汇总图</w:t>
+      </w:r>
+    </w:p>
+    <w:p>
+      <w:pPr/>
+      <w:r>
         <w:t>现场操作要点（逐项打勾）：</w:t>
       </w:r>
     </w:p>
@@ -2705,6 +4147,34 @@
     <w:p>
       <w:pPr/>
       <w:r>
+        <w:t>【必存数据】（本步完成后必须存档的文件/文件夹，命名保持一致）</w:t>
+      </w:r>
+    </w:p>
+    <w:p>
+      <w:pPr>
+        <w:pStyle w:val="ListNumber"/>
+      </w:pPr>
+      <w:r>
+        <w:t>Blind_Summary_3points.csv — 通过率判定表（≥2/3 或 3/3）</w:t>
+      </w:r>
+    </w:p>
+    <w:p>
+      <w:pPr/>
+      <w:r>
+        <w:t>【必存图片】（本步必须拍摄或导出的图，用于论文/答辩/追溯）</w:t>
+      </w:r>
+    </w:p>
+    <w:p>
+      <w:pPr>
+        <w:pStyle w:val="ListNumber"/>
+      </w:pPr>
+      <w:r>
+        <w:t>Blind_Representative_FRF.png — 代表点 FRF 对比图</w:t>
+      </w:r>
+    </w:p>
+    <w:p>
+      <w:pPr/>
+      <w:r>
         <w:t>现场操作要点（逐项打勾）：</w:t>
       </w:r>
     </w:p>
@@ -2755,6 +4225,40 @@
     <w:p>
       <w:pPr/>
       <w:r>
+        <w:t>【必存数据】（本步完成后必须存档的文件/文件夹，命名保持一致）</w:t>
+      </w:r>
+    </w:p>
+    <w:p>
+      <w:pPr>
+        <w:pStyle w:val="ListNumber"/>
+      </w:pPr>
+      <w:r>
+        <w:t>Gate_G4.pdf — G4 门禁签字记录</w:t>
+      </w:r>
+    </w:p>
+    <w:p>
+      <w:pPr>
+        <w:pStyle w:val="ListNumber"/>
+      </w:pPr>
+      <w:r>
+        <w:t>Fail_Analysis.pdf — 若 fail：原因分析与回 D3 记录（禁用盲验数据）</w:t>
+      </w:r>
+    </w:p>
+    <w:p>
+      <w:pPr/>
+      <w:r>
+        <w:t>【必存图片】（本步必须拍摄或导出的图，用于论文/答辩/追溯）</w:t>
+      </w:r>
+    </w:p>
+    <w:p>
+      <w:pPr/>
+      <w:r>
+        <w:t>本步无专用图片要求。</w:t>
+      </w:r>
+    </w:p>
+    <w:p>
+      <w:pPr/>
+      <w:r>
         <w:t>现场操作要点（逐项打勾）：</w:t>
       </w:r>
     </w:p>
@@ -2813,6 +4317,32 @@
     <w:p>
       <w:pPr/>
       <w:r>
+        <w:t>【必存数据】（本步完成后必须存档的文件/文件夹，命名保持一致）</w:t>
+      </w:r>
+    </w:p>
+    <w:p>
+      <w:pPr>
+        <w:pStyle w:val="ListNumber"/>
+      </w:pPr>
+      <w:r>
+        <w:t>C1_Forward.csv — FE_Y_Extreme(θ*) 正推模态结果</w:t>
+      </w:r>
+    </w:p>
+    <w:p>
+      <w:pPr/>
+      <w:r>
+        <w:t>【必存图片】（本步必须拍摄或导出的图，用于论文/答辩/追溯）</w:t>
+      </w:r>
+    </w:p>
+    <w:p>
+      <w:pPr/>
+      <w:r>
+        <w:t>本步无专用图片要求。</w:t>
+      </w:r>
+    </w:p>
+    <w:p>
+      <w:pPr/>
+      <w:r>
         <w:t>现场操作要点（逐项打勾）：</w:t>
       </w:r>
     </w:p>
@@ -2857,7 +4387,29 @@
     <w:p>
       <w:pPr/>
       <w:r>
-        <w:t>必存：对比结论写入论文第 4–5 章 Limitation；数据对比表可并入 C1_Forward.csv。</w:t>
+        <w:t>【必存数据】（本步完成后必须存档的文件/文件夹，命名保持一致）</w:t>
+      </w:r>
+    </w:p>
+    <w:p>
+      <w:pPr>
+        <w:pStyle w:val="ListNumber"/>
+      </w:pPr>
+      <w:r>
+        <w:t>C1_Compare_Summary.csv — 正推 vs B2 raw 频率/MAC 对比表</w:t>
+      </w:r>
+    </w:p>
+    <w:p>
+      <w:pPr/>
+      <w:r>
+        <w:t>【必存图片】（本步必须拍摄或导出的图，用于论文/答辩/追溯）</w:t>
+      </w:r>
+    </w:p>
+    <w:p>
+      <w:pPr>
+        <w:pStyle w:val="ListNumber"/>
+      </w:pPr>
+      <w:r>
+        <w:t>C1_Compare_Chart.png — 构型验证对比图（误差大时仍须存）</w:t>
       </w:r>
     </w:p>
     <w:p>
@@ -2929,6 +4481,40 @@
     <w:p>
       <w:pPr/>
       <w:r>
+        <w:t>【必存数据】（本步完成后必须存档的文件/文件夹，命名保持一致）</w:t>
+      </w:r>
+    </w:p>
+    <w:p>
+      <w:pPr>
+        <w:pStyle w:val="ListNumber"/>
+      </w:pPr>
+      <w:r>
+        <w:t>Harmonic_Updated.csv — Updated(θ*) 谐响应 TP 输出</w:t>
+      </w:r>
+    </w:p>
+    <w:p>
+      <w:pPr>
+        <w:pStyle w:val="ListNumber"/>
+      </w:pPr>
+      <w:r>
+        <w:t>Harmonic_Baseline.csv — Baseline 谐响应 TP 输出</w:t>
+      </w:r>
+    </w:p>
+    <w:p>
+      <w:pPr/>
+      <w:r>
+        <w:t>【必存图片】（本步必须拍摄或导出的图，用于论文/答辩/追溯）</w:t>
+      </w:r>
+    </w:p>
+    <w:p>
+      <w:pPr/>
+      <w:r>
+        <w:t>本步无专用图片要求。</w:t>
+      </w:r>
+    </w:p>
+    <w:p>
+      <w:pPr/>
+      <w:r>
         <w:t>现场操作要点（逐项打勾）：</w:t>
       </w:r>
     </w:p>
@@ -2979,6 +4565,34 @@
     <w:p>
       <w:pPr/>
       <w:r>
+        <w:t>【必存数据】（本步完成后必须存档的文件/文件夹，命名保持一致）</w:t>
+      </w:r>
+    </w:p>
+    <w:p>
+      <w:pPr>
+        <w:pStyle w:val="ListNumber"/>
+      </w:pPr>
+      <w:r>
+        <w:t>Mode_Convergence.csv — 模态叠加阶次收敛记录</w:t>
+      </w:r>
+    </w:p>
+    <w:p>
+      <w:pPr/>
+      <w:r>
+        <w:t>【必存图片】（本步必须拍摄或导出的图，用于论文/答辩/追溯）</w:t>
+      </w:r>
+    </w:p>
+    <w:p>
+      <w:pPr>
+        <w:pStyle w:val="ListNumber"/>
+      </w:pPr>
+      <w:r>
+        <w:t>Mode_Superposition_Conv.png — 叠加收敛曲线（建议存）</w:t>
+      </w:r>
+    </w:p>
+    <w:p>
+      <w:pPr/>
+      <w:r>
         <w:t>现场操作要点（逐项打勾）：</w:t>
       </w:r>
     </w:p>
@@ -3037,6 +4651,34 @@
     <w:p>
       <w:pPr/>
       <w:r>
+        <w:t>【必存数据】（本步完成后必须存档的文件/文件夹，命名保持一致）</w:t>
+      </w:r>
+    </w:p>
+    <w:p>
+      <w:pPr>
+        <w:pStyle w:val="ListNumber"/>
+      </w:pPr>
+      <w:r>
+        <w:t>Added_Mass_Note.pdf — TP 加速计附加质量、安装位置、仿真等效说明</w:t>
+      </w:r>
+    </w:p>
+    <w:p>
+      <w:pPr/>
+      <w:r>
+        <w:t>【必存图片】（本步必须拍摄或导出的图，用于论文/答辩/追溯）</w:t>
+      </w:r>
+    </w:p>
+    <w:p>
+      <w:pPr>
+        <w:pStyle w:val="ListNumber"/>
+      </w:pPr>
+      <w:r>
+        <w:t>TP_Sensor_Photo.jpg — TP 传感器布置照片</w:t>
+      </w:r>
+    </w:p>
+    <w:p>
+      <w:pPr/>
+      <w:r>
         <w:t>现场操作要点（逐项打勾）：</w:t>
       </w:r>
     </w:p>
@@ -3087,6 +4729,40 @@
     <w:p>
       <w:pPr/>
       <w:r>
+        <w:t>【必存数据】（本步完成后必须存档的文件/文件夹，命名保持一致）</w:t>
+      </w:r>
+    </w:p>
+    <w:p>
+      <w:pPr>
+        <w:pStyle w:val="ListNumber"/>
+      </w:pPr>
+      <w:r>
+        <w:t>Force_Chain.pdf — 力链标定记录</w:t>
+      </w:r>
+    </w:p>
+    <w:p>
+      <w:pPr>
+        <w:pStyle w:val="ListNumber"/>
+      </w:pPr>
+      <w:r>
+        <w:t>Input_Force_Spectrum.csv — 输入力谱数据</w:t>
+      </w:r>
+    </w:p>
+    <w:p>
+      <w:pPr/>
+      <w:r>
+        <w:t>【必存图片】（本步必须拍摄或导出的图，用于论文/答辩/追溯）</w:t>
+      </w:r>
+    </w:p>
+    <w:p>
+      <w:pPr/>
+      <w:r>
+        <w:t>本步无专用图片要求。</w:t>
+      </w:r>
+    </w:p>
+    <w:p>
+      <w:pPr/>
+      <w:r>
         <w:t>现场操作要点（逐项打勾）：</w:t>
       </w:r>
     </w:p>
@@ -3137,6 +4813,34 @@
     <w:p>
       <w:pPr/>
       <w:r>
+        <w:t>【必存数据】（本步完成后必须存档的文件/文件夹，命名保持一致）</w:t>
+      </w:r>
+    </w:p>
+    <w:p>
+      <w:pPr>
+        <w:pStyle w:val="ListNumber"/>
+      </w:pPr>
+      <w:r>
+        <w:t>TP_FRF_5trials.csv — TP 谐响应 5 次重复 FRF 及 γ²</w:t>
+      </w:r>
+    </w:p>
+    <w:p>
+      <w:pPr/>
+      <w:r>
+        <w:t>【必存图片】（本步必须拍摄或导出的图，用于论文/答辩/追溯）</w:t>
+      </w:r>
+    </w:p>
+    <w:p>
+      <w:pPr>
+        <w:pStyle w:val="ListNumber"/>
+      </w:pPr>
+      <w:r>
+        <w:t>Coherence_Gamma2.png — 相干系数 γ² 图（建议存）</w:t>
+      </w:r>
+    </w:p>
+    <w:p>
+      <w:pPr/>
+      <w:r>
         <w:t>现场操作要点（逐项打勾）：</w:t>
       </w:r>
     </w:p>
@@ -3187,6 +4891,34 @@
     <w:p>
       <w:pPr/>
       <w:r>
+        <w:t>【必存数据】（本步完成后必须存档的文件/文件夹，命名保持一致）</w:t>
+      </w:r>
+    </w:p>
+    <w:p>
+      <w:pPr>
+        <w:pStyle w:val="ListNumber"/>
+      </w:pPr>
+      <w:r>
+        <w:t>Gate_G5.pdf — G5 门禁签字记录</w:t>
+      </w:r>
+    </w:p>
+    <w:p>
+      <w:pPr/>
+      <w:r>
+        <w:t>【必存图片】（本步必须拍摄或导出的图，用于论文/答辩/追溯）</w:t>
+      </w:r>
+    </w:p>
+    <w:p>
+      <w:pPr>
+        <w:pStyle w:val="ListNumber"/>
+      </w:pPr>
+      <w:r>
+        <w:t>Harmonic_FRF_3Lines.png — Updated/Baseline/Exp 三线 FRF 对比图</w:t>
+      </w:r>
+    </w:p>
+    <w:p>
+      <w:pPr/>
+      <w:r>
         <w:t>现场操作要点（逐项打勾）：</w:t>
       </w:r>
     </w:p>
@@ -3239,7 +4971,29 @@
     <w:p>
       <w:pPr/>
       <w:r>
-        <w:t>必存：Ch1-2.docx。必存图片：技术路线图。</w:t>
+        <w:t>【必存数据】（本步完成后必须存档的文件/文件夹，命名保持一致）</w:t>
+      </w:r>
+    </w:p>
+    <w:p>
+      <w:pPr>
+        <w:pStyle w:val="ListNumber"/>
+      </w:pPr>
+      <w:r>
+        <w:t>Ch1-2.docx — 第 1、2 章草稿（含创新点 3 条）</w:t>
+      </w:r>
+    </w:p>
+    <w:p>
+      <w:pPr/>
+      <w:r>
+        <w:t>【必存图片】（本步必须拍摄或导出的图，用于论文/答辩/追溯）</w:t>
+      </w:r>
+    </w:p>
+    <w:p>
+      <w:pPr>
+        <w:pStyle w:val="ListNumber"/>
+      </w:pPr>
+      <w:r>
+        <w:t>Tech_Roadmap.png — 技术路线图</w:t>
       </w:r>
     </w:p>
     <w:p>
@@ -3289,7 +5043,29 @@
     <w:p>
       <w:pPr/>
       <w:r>
-        <w:t>必存：Figure_Index.xlsx。必存图片：16+ 核心图。</w:t>
+        <w:t>【必存数据】（本步完成后必须存档的文件/文件夹，命名保持一致）</w:t>
+      </w:r>
+    </w:p>
+    <w:p>
+      <w:pPr>
+        <w:pStyle w:val="ListNumber"/>
+      </w:pPr>
+      <w:r>
+        <w:t>Figure_Index.xlsx — 图索引（图号、文件名、数据路径、生成脚本）</w:t>
+      </w:r>
+    </w:p>
+    <w:p>
+      <w:pPr/>
+      <w:r>
+        <w:t>【必存图片】（本步必须拍摄或导出的图，用于论文/答辩/追溯）</w:t>
+      </w:r>
+    </w:p>
+    <w:p>
+      <w:pPr>
+        <w:pStyle w:val="ListNumber"/>
+      </w:pPr>
+      <w:r>
+        <w:t>Core_Figures/ — 16+ 核心论文图（按 Figure_Index 命名）</w:t>
       </w:r>
     </w:p>
     <w:p>
@@ -3339,7 +5115,35 @@
     <w:p>
       <w:pPr/>
       <w:r>
-        <w:t>必存：Ch4-6.docx。</w:t>
+        <w:t>【必存数据】（本步完成后必须存档的文件/文件夹，命名保持一致）</w:t>
+      </w:r>
+    </w:p>
+    <w:p>
+      <w:pPr>
+        <w:pStyle w:val="ListNumber"/>
+      </w:pPr>
+      <w:r>
+        <w:t>Ch4-6.docx — 第 4–6 章</w:t>
+      </w:r>
+    </w:p>
+    <w:p>
+      <w:pPr>
+        <w:pStyle w:val="ListNumber"/>
+      </w:pPr>
+      <w:r>
+        <w:t>Appendix_A-D.pdf — 坐标/MAC/Trial/盲验程序附录</w:t>
+      </w:r>
+    </w:p>
+    <w:p>
+      <w:pPr/>
+      <w:r>
+        <w:t>【必存图片】（本步必须拍摄或导出的图，用于论文/答辩/追溯）</w:t>
+      </w:r>
+    </w:p>
+    <w:p>
+      <w:pPr/>
+      <w:r>
+        <w:t>本步无专用图片要求。</w:t>
       </w:r>
     </w:p>
     <w:p>
@@ -3389,6 +5193,40 @@
     <w:p>
       <w:pPr/>
       <w:r>
+        <w:t>【必存数据】（本步完成后必须存档的文件/文件夹，命名保持一致）</w:t>
+      </w:r>
+    </w:p>
+    <w:p>
+      <w:pPr>
+        <w:pStyle w:val="ListNumber"/>
+      </w:pPr>
+      <w:r>
+        <w:t>Symbols.docx — 符号表</w:t>
+      </w:r>
+    </w:p>
+    <w:p>
+      <w:pPr>
+        <w:pStyle w:val="ListNumber"/>
+      </w:pPr>
+      <w:r>
+        <w:t>References.bib — GB/T 7714 参考文献</w:t>
+      </w:r>
+    </w:p>
+    <w:p>
+      <w:pPr/>
+      <w:r>
+        <w:t>【必存图片】（本步必须拍摄或导出的图，用于论文/答辩/追溯）</w:t>
+      </w:r>
+    </w:p>
+    <w:p>
+      <w:pPr/>
+      <w:r>
+        <w:t>本步无专用图片要求。</w:t>
+      </w:r>
+    </w:p>
+    <w:p>
+      <w:pPr/>
+      <w:r>
         <w:t>现场操作要点（逐项打勾）：</w:t>
       </w:r>
     </w:p>
@@ -3433,6 +5271,34 @@
     <w:p>
       <w:pPr/>
       <w:r>
+        <w:t>【必存数据】（本步完成后必须存档的文件/文件夹，命名保持一致）</w:t>
+      </w:r>
+    </w:p>
+    <w:p>
+      <w:pPr>
+        <w:pStyle w:val="ListNumber"/>
+      </w:pPr>
+      <w:r>
+        <w:t>FE_Public/ — 脱敏 Public 版 FE 与可送审插图</w:t>
+      </w:r>
+    </w:p>
+    <w:p>
+      <w:pPr/>
+      <w:r>
+        <w:t>【必存图片】（本步必须拍摄或导出的图，用于论文/答辩/追溯）</w:t>
+      </w:r>
+    </w:p>
+    <w:p>
+      <w:pPr>
+        <w:pStyle w:val="ListNumber"/>
+      </w:pPr>
+      <w:r>
+        <w:t>Public_Figures/ — 涉密脱敏后的论文插图</w:t>
+      </w:r>
+    </w:p>
+    <w:p>
+      <w:pPr/>
+      <w:r>
         <w:t>现场操作要点（逐项打勾）：</w:t>
       </w:r>
     </w:p>
@@ -3477,6 +5343,32 @@
     <w:p>
       <w:pPr/>
       <w:r>
+        <w:t>【必存数据】（本步完成后必须存档的文件/文件夹，命名保持一致）</w:t>
+      </w:r>
+    </w:p>
+    <w:p>
+      <w:pPr>
+        <w:pStyle w:val="ListNumber"/>
+      </w:pPr>
+      <w:r>
+        <w:t>SCI_Outline.docx — 硕士论文与 SCI 章节划分规划</w:t>
+      </w:r>
+    </w:p>
+    <w:p>
+      <w:pPr/>
+      <w:r>
+        <w:t>【必存图片】（本步必须拍摄或导出的图，用于论文/答辩/追溯）</w:t>
+      </w:r>
+    </w:p>
+    <w:p>
+      <w:pPr/>
+      <w:r>
+        <w:t>本步无专用图片要求。</w:t>
+      </w:r>
+    </w:p>
+    <w:p>
+      <w:pPr/>
+      <w:r>
         <w:t>现场操作要点（逐项打勾）：</w:t>
       </w:r>
     </w:p>
@@ -3535,6 +5427,48 @@
     <w:p>
       <w:pPr/>
       <w:r>
+        <w:t>【必存数据】（本步完成后必须存档的文件/文件夹，命名保持一致）</w:t>
+      </w:r>
+    </w:p>
+    <w:p>
+      <w:pPr>
+        <w:pStyle w:val="ListNumber"/>
+      </w:pPr>
+      <w:r>
+        <w:t>04_SCI_Reserve/B1_raw/ — B1 隔离备份</w:t>
+      </w:r>
+    </w:p>
+    <w:p>
+      <w:pPr>
+        <w:pStyle w:val="ListNumber"/>
+      </w:pPr>
+      <w:r>
+        <w:t>04_SCI_Reserve/B2_raw/ — B2 隔离备份</w:t>
+      </w:r>
+    </w:p>
+    <w:p>
+      <w:pPr>
+        <w:pStyle w:val="ListNumber"/>
+      </w:pPr>
+      <w:r>
+        <w:t>04_SCI_Reserve/10start/ — 多初值优化备份</w:t>
+      </w:r>
+    </w:p>
+    <w:p>
+      <w:pPr/>
+      <w:r>
+        <w:t>【必存图片】（本步必须拍摄或导出的图，用于论文/答辩/追溯）</w:t>
+      </w:r>
+    </w:p>
+    <w:p>
+      <w:pPr/>
+      <w:r>
+        <w:t>本步无专用图片要求。</w:t>
+      </w:r>
+    </w:p>
+    <w:p>
+      <w:pPr/>
+      <w:r>
         <w:t>现场操作要点（逐项打勾）：</w:t>
       </w:r>
     </w:p>
@@ -3579,7 +5513,27 @@
     <w:p>
       <w:pPr/>
       <w:r>
-        <w:t>必存：02_Test_Raw/ 完整备份。</w:t>
+        <w:t>【必存数据】（本步完成后必须存档的文件/文件夹，命名保持一致）</w:t>
+      </w:r>
+    </w:p>
+    <w:p>
+      <w:pPr>
+        <w:pStyle w:val="ListNumber"/>
+      </w:pPr>
+      <w:r>
+        <w:t>02_Test_Raw/ — 全部 5 trial 原始数据（不可删 trial 4–5）</w:t>
+      </w:r>
+    </w:p>
+    <w:p>
+      <w:pPr/>
+      <w:r>
+        <w:t>【必存图片】（本步必须拍摄或导出的图，用于论文/答辩/追溯）</w:t>
+      </w:r>
+    </w:p>
+    <w:p>
+      <w:pPr/>
+      <w:r>
+        <w:t>本步无专用图片要求。</w:t>
       </w:r>
     </w:p>
     <w:p>
@@ -3624,6 +5578,48 @@
       <w:pPr/>
       <w:r>
         <w:t>EMA 交叉验证、C1 构型正推、三盲验详细汇总为 SCI 储备，硕士论文可精简表述，但原始数据必须在 B/C/E/F 阶段已采集完毕。不写 SCI 不等于可以不测。</w:t>
+      </w:r>
+    </w:p>
+    <w:p>
+      <w:pPr/>
+      <w:r>
+        <w:t>【必存数据】（本步完成后必须存档的文件/文件夹，命名保持一致）</w:t>
+      </w:r>
+    </w:p>
+    <w:p>
+      <w:pPr>
+        <w:pStyle w:val="ListNumber"/>
+      </w:pPr>
+      <w:r>
+        <w:t>SCI_EMA_Summary.csv — EMA 交叉验证汇总</w:t>
+      </w:r>
+    </w:p>
+    <w:p>
+      <w:pPr>
+        <w:pStyle w:val="ListNumber"/>
+      </w:pPr>
+      <w:r>
+        <w:t>SCI_C1_Summary.csv — C1 构型验证汇总</w:t>
+      </w:r>
+    </w:p>
+    <w:p>
+      <w:pPr>
+        <w:pStyle w:val="ListNumber"/>
+      </w:pPr>
+      <w:r>
+        <w:t>SCI_Blind_Detail.csv — 三盲验详细汇总</w:t>
+      </w:r>
+    </w:p>
+    <w:p>
+      <w:pPr/>
+      <w:r>
+        <w:t>【必存图片】（本步必须拍摄或导出的图，用于论文/答辩/追溯）</w:t>
+      </w:r>
+    </w:p>
+    <w:p>
+      <w:pPr/>
+      <w:r>
+        <w:t>本步无专用图片要求。</w:t>
       </w:r>
     </w:p>
     <w:p>

--- a/download/直驱三轴龙门动态模型确认_逐步执行总表.docx
+++ b/download/直驱三轴龙门动态模型确认_逐步执行总表.docx
@@ -47,7 +47,27 @@
     <w:p>
       <w:pPr/>
       <w:r>
-        <w:t>在本步骤中，你需要为后续全部实验（B1 区 A 扫描、B2 Y 极限扫描、B3 盲验、谐响应等）预先建立层级清晰的文件夹，并编制 Experiment_Matrix 总表。总表中至少应包含：实验编号、执行日期、机床轴位、激励方式、操作者、原始数据路径、备份路径、是否只读封存。每个实验编号对应唯一路径，命名建议采用「阶段_构型_方法」形式（例如 E1_C0_SLDV_Raw），避免仅用日期或「试验1」这类无法追溯的名称。</w:t>
+        <w:t>在本步骤中，你需要为后续全部实验（B1 区 A 扫描、B2 Y 极限扫描、B3 盲验、谐响应等）预先建立层级清晰的文件夹，并编制 Experiment_Matrix 总表。推荐标准目录树如下（可微调命名，但层级逻辑不可乱）：</w:t>
+      </w:r>
+    </w:p>
+    <w:p>
+      <w:pPr/>
+      <w:r>
+        <w:t xml:space="preserve">01_Admin/ — 矩阵、预约、安全告知、Pre-registration、门禁签字 PDF  </w:t>
+        <w:br/>
+        <w:t xml:space="preserve">02_Test_Raw/ — 全部实验原始数据（B1/B2/B3/谐响应，只读封存）  </w:t>
+        <w:br/>
+        <w:t xml:space="preserve">03_Simulation/ — Baseline_FE_v0、Updated_FE_ThetaStar、FE_Y_Extreme、谐响应仿真结果  </w:t>
+        <w:br/>
+        <w:t xml:space="preserve">04_SCI_Reserve/ — 10-start、EMA 汇总、5 trial 完整备份（与 θ* 版本隔离）  </w:t>
+        <w:br/>
+        <w:t>05_Thesis/ — 论文章节、Figure_Index、附录、Public 脱敏版</w:t>
+      </w:r>
+    </w:p>
+    <w:p>
+      <w:pPr/>
+      <w:r>
+        <w:t>Experiment_Matrix 总表至少应包含：实验编号、执行日期、机床轴位、SSS 版本（SSS-M 或 SSS-H）、激励点、操作者、原始数据路径、备份路径、是否只读封存。每个实验编号对应唯一路径，命名建议采用「Exp编号_构型_方法_Raw」形式（例如 ExpB1_C0_SLDV_Raw），避免仅用日期或「试验1」这类无法追溯的名称。</w:t>
       </w:r>
     </w:p>
     <w:p>
@@ -73,7 +93,7 @@
         <w:pStyle w:val="ListNumber"/>
       </w:pPr>
       <w:r>
-        <w:t>Experiment_Matrix.xlsx — 实验矩阵总表（实验编号、日期、轴位、激励、操作者、raw 路径、备份路径、封存状态）</w:t>
+        <w:t>Experiment_Matrix.xlsx — 实验矩阵总表</w:t>
       </w:r>
     </w:p>
     <w:p>
@@ -81,7 +101,47 @@
         <w:pStyle w:val="ListNumber"/>
       </w:pPr>
       <w:r>
-        <w:t>01_Admin/ — 管理类文件根目录（矩阵、预约、安全告知等）</w:t>
+        <w:t>01_Admin/ — 管理类（矩阵、预约、安全、Pre-registration、门禁 PDF）</w:t>
+      </w:r>
+    </w:p>
+    <w:p>
+      <w:pPr>
+        <w:pStyle w:val="ListNumber"/>
+      </w:pPr>
+      <w:r>
+        <w:t>02_Test_Raw/ — 全部实验 raw（只读）</w:t>
+      </w:r>
+    </w:p>
+    <w:p>
+      <w:pPr>
+        <w:pStyle w:val="ListNumber"/>
+      </w:pPr>
+      <w:r>
+        <w:t>03_Simulation/ — Baseline、Updated、FE_Y_Extreme、谐响应仿真</w:t>
+      </w:r>
+    </w:p>
+    <w:p>
+      <w:pPr>
+        <w:pStyle w:val="ListNumber"/>
+      </w:pPr>
+      <w:r>
+        <w:t>04_SCI_Reserve/ — 10-start、EMA、5 trial 完整备份</w:t>
+      </w:r>
+    </w:p>
+    <w:p>
+      <w:pPr>
+        <w:pStyle w:val="ListNumber"/>
+      </w:pPr>
+      <w:r>
+        <w:t>05_Thesis/ — 论文、Figure_Index、附录、Public 版</w:t>
+      </w:r>
+    </w:p>
+    <w:p>
+      <w:pPr>
+        <w:pStyle w:val="ListNumber"/>
+      </w:pPr>
+      <w:r>
+        <w:t>Folder_Structure.pdf — 目录树说明与命名规则</w:t>
       </w:r>
     </w:p>
     <w:p>
@@ -215,25 +275,25 @@
         <w:pStyle w:val="Heading3"/>
       </w:pPr>
       <w:r>
-        <w:t>0-3　定稿 SSS（Standard State Specification，标准状态规范）及检查表</w:t>
-      </w:r>
-    </w:p>
-    <w:p>
-      <w:pPr/>
-      <w:r>
-        <w:t>SSS 描述的是「仿真与实验必须共同遵守的机床状态」，包括但不限于：各直线轴位置、伺服上电/下电、主轴启停、冷却/风机、拖链与电缆姿态、工装夹具、地脚垫铁与拧紧状态等。对于直驱三轴龙门，务必明确直驱电机是否通电、锁轴状态如何——静止不等于状态一致。SSS 定稿后，每次实验前用检查表逐项核对并签字，实验后若状态发生变化必须重新记录，不可默认「和上次一样」。</w:t>
-      </w:r>
-    </w:p>
-    <w:p>
-      <w:pPr/>
-      <w:r>
-        <w:t>若仿真按某一轴位与通电状态建模，而实验时拖链下垂、电机下电或相邻设备未关，会导致频率系统性偏移，后续 MAC（Modal Assurance Criterion，模态 assurance 准则）对比失去意义。常见遗漏是在 SSS 中只写了几何轴位，未写电气与辅机状态。易错点是以为「机床停在那里」就足够，忽略了风机振动或伺服刚度变化。</w:t>
-      </w:r>
-    </w:p>
-    <w:p>
-      <w:pPr/>
-      <w:r>
-        <w:t>必存文件：SSS_Definition.pdf、SSS_Checklist.pdf（可合并）。必存图片：SSS 状态示意图（标注轴位、拖链、关键辅机）。</w:t>
+        <w:t>0-3　定稿 SSS（Standard State Specification，标准状态规范）及 SSS-M / SSS-H 双版本</w:t>
+      </w:r>
+    </w:p>
+    <w:p>
+      <w:pPr/>
+      <w:r>
+        <w:t>SSS 描述的是「仿真与实验必须共同遵守的机床状态」，包括但不限于：各直线轴位置、伺服上电/下电、主轴启停、冷却/风机、拖链与电缆姿态、工装夹具、地脚垫铁与拧紧状态等。对于直驱三轴龙门，务必明确直驱电机是否通电、锁轴状态如何——静止不等于状态一致。</w:t>
+      </w:r>
+    </w:p>
+    <w:p>
+      <w:pPr/>
+      <w:r>
+        <w:t>本课题涉及两种构型，必须分别定稿两份状态规范：SSS-M（Y 中位构型，对应 B1 标定实验与 Baseline FE）和 SSS-H（Y 极限构型，对应 B2 实验与 FE_Y_Extreme）。两份文件除 Y 轴坐标、拖链/电缆姿态外，其余电气与辅机要求应保持一致并交叉引用。每次实验前用对应版本的 SSS_Checklist 逐项核对并签字；B2、B3 若与 B1 不同日进行，实验当日仍须重走 B0 环境/噪底/SSS 核对，不可引用 B1 当天的记录代替。</w:t>
+      </w:r>
+    </w:p>
+    <w:p>
+      <w:pPr/>
+      <w:r>
+        <w:t>若仿真按某一轴位与通电状态建模，而实验时拖链下垂、电机下电或相邻设备未关，会导致频率系统性偏移，后续 MAC（Modal Assurance Criterion，模态置信准则）对比失去意义。常见遗漏是只写了几何轴位、未区分 SSS-M/SSS-H，或未写电气与辅机状态。易错点是 B2 实验仍用 SSS-M 检查表。</w:t>
       </w:r>
     </w:p>
     <w:p>
@@ -247,7 +307,7 @@
         <w:pStyle w:val="ListNumber"/>
       </w:pPr>
       <w:r>
-        <w:t>SSS_Definition.pdf — 标准状态定义（轴位、伺服、主轴、风机、拖链、地脚等）</w:t>
+        <w:t>SSS-M_Definition.pdf — Y 中位构型标准状态（B1 + Baseline FE）</w:t>
       </w:r>
     </w:p>
     <w:p>
@@ -255,7 +315,15 @@
         <w:pStyle w:val="ListNumber"/>
       </w:pPr>
       <w:r>
-        <w:t>SSS_Checklist.pdf — 每次实验前核对用检查表（可打印打勾）</w:t>
+        <w:t>SSS-H_Definition.pdf — Y 极限构型标准状态（B2 + FE_Y_Extreme）</w:t>
+      </w:r>
+    </w:p>
+    <w:p>
+      <w:pPr>
+        <w:pStyle w:val="ListNumber"/>
+      </w:pPr>
+      <w:r>
+        <w:t>SSS-M_Checklist.pdf / SSS-H_Checklist.pdf — 各构型实验前核对表</w:t>
       </w:r>
     </w:p>
     <w:p>
@@ -269,7 +337,15 @@
         <w:pStyle w:val="ListNumber"/>
       </w:pPr>
       <w:r>
-        <w:t>SSS_Overview.png — SSS 状态示意图（标注轴位、拖链、关键辅机）</w:t>
+        <w:t>SSS-M_Overview.png — Y 中位状态示意</w:t>
+      </w:r>
+    </w:p>
+    <w:p>
+      <w:pPr>
+        <w:pStyle w:val="ListNumber"/>
+      </w:pPr>
+      <w:r>
+        <w:t>SSS-H_Overview.png — Y 极限状态示意（拖链/电缆姿态）</w:t>
       </w:r>
     </w:p>
     <w:p>
@@ -2371,25 +2447,19 @@
         <w:pStyle w:val="Heading3"/>
       </w:pPr>
       <w:r>
-        <w:t>B1-3　3 种激励 × 5 次重复 Trial</w:t>
-      </w:r>
-    </w:p>
-    <w:p>
-      <w:pPr/>
-      <w:r>
-        <w:t>在区 A 内采用 3 种激励配置（具体组合按实验矩阵），每种配置做 5 次重复测量。每一次 trial 填写 Trial_Log（力幅、激励点、操作者、异常备注）。原始数据存入 E1_C0_SLDV_Raw/，文件夹结构在 Experiment_Matrix 中登记。</w:t>
-      </w:r>
-    </w:p>
-    <w:p>
-      <w:pPr/>
-      <w:r>
-        <w:t>只做 3 次重复无法评估稳定性，论文也难以给出误差棒。易错点是各 trial 力幅差异过大，导致 FRF 幅值不可比。</w:t>
-      </w:r>
-    </w:p>
-    <w:p>
-      <w:pPr/>
-      <w:r>
-        <w:t>必存数据：E1_C0_SLDV_Raw/ 全部原始文件 + Trial_Log。本步骤不强制单独汇总图。</w:t>
+        <w:t>B1-3　3 种激励 × 5 次重复 Trial（激励点 EX1 / EX2 / EX3）</w:t>
+      </w:r>
+    </w:p>
+    <w:p>
+      <w:pPr/>
+      <w:r>
+        <w:t>在区 A 内采用 3 种激励配置，分别对应激励点 EX1、EX2、EX3（即 0-6 中定义的 E1–E3 激励位置；下文用 EX 前缀避免与阶段 E「盲验」步骤编号混淆）。每种配置做 5 次重复测量。每一次 trial 填写 Trial_Log_B1.csv（力幅、激励点 EX 编号、操作者、异常备注）。原始数据存入 02_Test_Raw/ExpB1_C0_SLDV_Raw/，文件夹结构在 Experiment_Matrix 中登记。</w:t>
+      </w:r>
+    </w:p>
+    <w:p>
+      <w:pPr/>
+      <w:r>
+        <w:t>只做 3 次重复无法评估稳定性，论文也难以给出误差棒。易错点是各 trial 力幅差异过大，或三种激励实际打在相近位置导致某阶模态激励不足。</w:t>
       </w:r>
     </w:p>
     <w:p>
@@ -2403,7 +2473,7 @@
         <w:pStyle w:val="ListNumber"/>
       </w:pPr>
       <w:r>
-        <w:t>E1_C0_SLDV_Raw/ — B1 全部原始数据（3 激励 ×5 trial，只读）</w:t>
+        <w:t>02_Test_Raw/ExpB1_C0_SLDV_Raw/ — B1 全部 raw（3 激励 EX1–EX3 ×5 trial，只读）</w:t>
       </w:r>
     </w:p>
     <w:p>
@@ -2411,7 +2481,7 @@
         <w:pStyle w:val="ListNumber"/>
       </w:pPr>
       <w:r>
-        <w:t>Trial_Log_B1.csv — 每次 trial 力幅、激励点、操作者、异常备注</w:t>
+        <w:t>Trial_Log_B1.csv — 每次 trial 力幅、EX 编号、操作者、异常备注</w:t>
       </w:r>
     </w:p>
     <w:p>
@@ -2733,19 +2803,13 @@
     <w:p>
       <w:pPr/>
       <w:r>
-        <w:t>将机床移至 Y 极限轴位，按 SSS 更新拖链/电缆姿态并拍照存档，在相同 SLDV 设置下对区 A 进行测量，数据存入 E4_C1_SLDV_Raw/。本步骤仅采集 raw 数据供 F 阶段与 FE_Y_Extreme(θ*) 正推对比，严禁在此步骤或 C 阶段用 B2 数据调整 θ*。</w:t>
-      </w:r>
-    </w:p>
-    <w:p>
-      <w:pPr/>
-      <w:r>
-        <w:t>Fatal 风险是用 B2 数据 refit 参数后再声称「构型泛化验证」。易错点是 Y 极限轴位截图缺失，或拖链姿态与 FE_Y_Extreme 不一致。</w:t>
-      </w:r>
-    </w:p>
-    <w:p>
-      <w:pPr/>
-      <w:r>
-        <w:t>必存数据：E4_C1_SLDV_Raw/。必存图片：Y 极限轴位截图 + 四向照片（若状态相对 B1 有变化）。</w:t>
+        <w:t>实验当日必须先完成 B0-1~B0-3（SSS-H 核对、环境记录、背景噪底），不可引用 B1 当天记录。将机床移至 Y 极限轴位，按 SSS-H 更新拖链/电缆姿态并拍照存档，在相同 SLDV 设置下对区 A 进行测量。数据存入 02_Test_Raw/ExpB2_C1_SLDV_Raw/，填写 Trial_Log_B2.csv，实验当日完成双备份 Backup_Log_B2.txt。</w:t>
+      </w:r>
+    </w:p>
+    <w:p>
+      <w:pPr/>
+      <w:r>
+        <w:t>本步骤仅采集 raw 数据供 F 阶段与 FE_Y_Extreme(θ*) 正推对比，严禁用 B2 数据调整 θ*。Fatal 风险是用 B2 数据 refit 后再声称「构型泛化验证」。易错点是仍用 SSS-M 检查表、或 Y 极限拖链姿态与 FE_Y_Extreme 不一致。</w:t>
       </w:r>
     </w:p>
     <w:p>
@@ -2759,7 +2823,31 @@
         <w:pStyle w:val="ListNumber"/>
       </w:pPr>
       <w:r>
-        <w:t>E4_C1_SLDV_Raw/ — Y 极限构型 SLDV 原始数据（禁止用于 refit θ*）</w:t>
+        <w:t>02_Test_Raw/ExpB2_C1_SLDV_Raw/ — Y 极限 SLDV raw（禁止 refit θ*）</w:t>
+      </w:r>
+    </w:p>
+    <w:p>
+      <w:pPr>
+        <w:pStyle w:val="ListNumber"/>
+      </w:pPr>
+      <w:r>
+        <w:t>Trial_Log_B2.csv — B2 各 trial 记录</w:t>
+      </w:r>
+    </w:p>
+    <w:p>
+      <w:pPr>
+        <w:pStyle w:val="ListNumber"/>
+      </w:pPr>
+      <w:r>
+        <w:t>Backup_Log_B2.txt — 当日双备份路径与校验</w:t>
+      </w:r>
+    </w:p>
+    <w:p>
+      <w:pPr>
+        <w:pStyle w:val="ListNumber"/>
+      </w:pPr>
+      <w:r>
+        <w:t>B0_Log_B2.pdf — 当日 B0-1~B0-3 记录（SSS-H、环境、噪底）</w:t>
       </w:r>
     </w:p>
     <w:p>
@@ -2781,7 +2869,7 @@
         <w:pStyle w:val="ListNumber"/>
       </w:pPr>
       <w:r>
-        <w:t>Y_Extreme_4Views.jpg — 若相对 B1 状态变化，补四向照片</w:t>
+        <w:t>Y_Extreme_4Views.jpg — 四向现场照片（SSS-H）</w:t>
       </w:r>
     </w:p>
     <w:p>
@@ -2795,7 +2883,7 @@
         <w:pStyle w:val="ListBullet"/>
       </w:pPr>
       <w:r>
-        <w:t>Y 极限轴位截图已拍</w:t>
+        <w:t>当日 B0-1~B0-3 已完成（SSS-H）</w:t>
       </w:r>
     </w:p>
     <w:p>
@@ -2803,7 +2891,7 @@
         <w:pStyle w:val="ListBullet"/>
       </w:pPr>
       <w:r>
-        <w:t>E4_C1_SLDV_Raw/ 已存</w:t>
+        <w:t>Trial_Log_B2 + 双备份齐全</w:t>
       </w:r>
     </w:p>
     <w:p>
@@ -2833,13 +2921,13 @@
     <w:p>
       <w:pPr/>
       <w:r>
-        <w:t>在开始 P10–P12 测量前，确认 D 阶段修正尚未开始或至少尚未读取盲验文件夹。盲验 raw 数据分别存入 Blind_P10/、Blind_P11/、Blind_P12/，文件夹在 θ* 冻结并 G3 通过之前保持只读封存。</w:t>
-      </w:r>
-    </w:p>
-    <w:p>
-      <w:pPr/>
-      <w:r>
-        <w:t>盲验名存实亡（修正过程中偷看盲验数据）是 Fatal 级学术不端风险。必存图片：P10–P12 位置实物图（与 Pre-registration 对照）。</w:t>
+        <w:t>实验当日必须先完成 B0-1~B0-3。在开始 P10–P12 测量前，确认 D 阶段修正尚未开始或至少尚未读取盲验文件夹。盲验 raw 分别存入 02_Test_Raw/Blind_P10/、Blind_P11/、Blind_P12/，在 θ* 冻结且 G3 通过之前保持只读封存。</w:t>
+      </w:r>
+    </w:p>
+    <w:p>
+      <w:pPr/>
+      <w:r>
+        <w:t>盲验名存实亡（修正过程中偷看盲验数据）是 Fatal 级学术不端风险。</w:t>
       </w:r>
     </w:p>
     <w:p>
@@ -2897,6 +2985,14 @@
         <w:pStyle w:val="ListBullet"/>
       </w:pPr>
       <w:r>
+        <w:t>当日 B0-1~B0-3 已完成</w:t>
+      </w:r>
+    </w:p>
+    <w:p>
+      <w:pPr>
+        <w:pStyle w:val="ListBullet"/>
+      </w:pPr>
+      <w:r>
         <w:t>修正未使用盲验数据</w:t>
       </w:r>
     </w:p>
@@ -2905,7 +3001,91 @@
         <w:pStyle w:val="ListBullet"/>
       </w:pPr>
       <w:r>
-        <w:t>Blind 文件夹分点存放</w:t>
+        <w:t>Blind 分文件夹封存</w:t>
+      </w:r>
+    </w:p>
+    <w:p>
+      <w:pPr>
+        <w:pStyle w:val="Heading3"/>
+      </w:pPr>
+      <w:r>
+        <w:t>B3-2　三区各 5 次重复测量</w:t>
+      </w:r>
+    </w:p>
+    <w:p>
+      <w:pPr/>
+      <w:r>
+        <w:t>P10 位于结合部附近，P11 位于刀位旁（不安装传感器处），P12 位于空间远端；每点 5 次重复，激励方式与 B1 保持一致。填写 Trial_Log_B3.csv，实验当日完成双备份 Backup_Log_B3.txt。三点空间分散，不可挤在同一条梁面。</w:t>
+      </w:r>
+    </w:p>
+    <w:p>
+      <w:pPr/>
+      <w:r>
+        <w:t>仍只测 1 个盲验点无法支撑「盲验通过」结论。</w:t>
+      </w:r>
+    </w:p>
+    <w:p>
+      <w:pPr/>
+      <w:r>
+        <w:t>【必存数据】（本步完成后必须存档的文件/文件夹，命名保持一致）</w:t>
+      </w:r>
+    </w:p>
+    <w:p>
+      <w:pPr>
+        <w:pStyle w:val="ListNumber"/>
+      </w:pPr>
+      <w:r>
+        <w:t>02_Test_Raw/Blind_P10/Trial1-5/ — P10 五次重复 raw</w:t>
+      </w:r>
+    </w:p>
+    <w:p>
+      <w:pPr>
+        <w:pStyle w:val="ListNumber"/>
+      </w:pPr>
+      <w:r>
+        <w:t>02_Test_Raw/Blind_P11/Trial1-5/ — P11 五次重复 raw</w:t>
+      </w:r>
+    </w:p>
+    <w:p>
+      <w:pPr>
+        <w:pStyle w:val="ListNumber"/>
+      </w:pPr>
+      <w:r>
+        <w:t>02_Test_Raw/Blind_P12/Trial1-5/ — P12 五次重复 raw</w:t>
+      </w:r>
+    </w:p>
+    <w:p>
+      <w:pPr>
+        <w:pStyle w:val="ListNumber"/>
+      </w:pPr>
+      <w:r>
+        <w:t>Trial_Log_B3.csv — 盲验各 trial 记录</w:t>
+      </w:r>
+    </w:p>
+    <w:p>
+      <w:pPr>
+        <w:pStyle w:val="ListNumber"/>
+      </w:pPr>
+      <w:r>
+        <w:t>Backup_Log_B3.txt — 当日双备份路径与校验</w:t>
+      </w:r>
+    </w:p>
+    <w:p>
+      <w:pPr/>
+      <w:r>
+        <w:t>【必存图片】（本步必须拍摄或导出的图，用于论文/答辩/追溯）</w:t>
+      </w:r>
+    </w:p>
+    <w:p>
+      <w:pPr/>
+      <w:r>
+        <w:t>本步无专用图片要求。</w:t>
+      </w:r>
+    </w:p>
+    <w:p>
+      <w:pPr/>
+      <w:r>
+        <w:t>现场操作要点（逐项打勾）：</w:t>
       </w:r>
     </w:p>
     <w:p>
@@ -2913,7 +3093,23 @@
         <w:pStyle w:val="ListBullet"/>
       </w:pPr>
       <w:r>
-        <w:t>位置图与 Pre-registration 一致</w:t>
+        <w:t>P10/P11/P12 各 5 重复</w:t>
+      </w:r>
+    </w:p>
+    <w:p>
+      <w:pPr>
+        <w:pStyle w:val="ListBullet"/>
+      </w:pPr>
+      <w:r>
+        <w:t>Trial_Log_B3 + 双备份齐全</w:t>
+      </w:r>
+    </w:p>
+    <w:p>
+      <w:pPr>
+        <w:pStyle w:val="ListBullet"/>
+      </w:pPr>
+      <w:r>
+        <w:t>三点空间分散</w:t>
       </w:r>
     </w:p>
     <w:p>
@@ -2921,19 +3117,19 @@
         <w:pStyle w:val="Heading3"/>
       </w:pPr>
       <w:r>
-        <w:t>B3-2　三区各 5 次重复测量</w:t>
-      </w:r>
-    </w:p>
-    <w:p>
-      <w:pPr/>
-      <w:r>
-        <w:t>P10 位于结合部附近，P11 位于刀位旁（不安装传感器处），P12 位于空间远端；每点 5 次重复，激励方式与 B1 保持一致。三点空间分散，不可挤在同一条梁面——否则盲验只相当于「同一点测五次」。</w:t>
-      </w:r>
-    </w:p>
-    <w:p>
-      <w:pPr/>
-      <w:r>
-        <w:t>仍只测 1 个盲验点无法支撑「盲验通过」结论。必存数据：各点 5 重复 raw 文件。</w:t>
+        <w:t>B3-3　盲验封存 / 开封记录</w:t>
+      </w:r>
+    </w:p>
+    <w:p>
+      <w:pPr/>
+      <w:r>
+        <w:t>测量完成后对盲验文件夹封存，填写 Seal_Record.pdf（封存日期、见证人）。开封记录 Unseal_Record.pdf 仅在 θ* 冻结且 G3 通过后、阶段 E 步骤 E1 中填写，B3 阶段不得填写开封记录。</w:t>
+      </w:r>
+    </w:p>
+    <w:p>
+      <w:pPr/>
+      <w:r>
+        <w:t>无见证签字或开封早于冻结，答辩时会被质疑程序无效。</w:t>
       </w:r>
     </w:p>
     <w:p>
@@ -2947,7 +3143,89 @@
         <w:pStyle w:val="ListNumber"/>
       </w:pPr>
       <w:r>
-        <w:t>Blind_P10/Trial1-5/ — P10 五次重复 raw</w:t>
+        <w:t>Seal_Record.pdf — 盲验封存记录（日期、见证人；开封记录在 E1 填写）</w:t>
+      </w:r>
+    </w:p>
+    <w:p>
+      <w:pPr/>
+      <w:r>
+        <w:t>【必存图片】（本步必须拍摄或导出的图，用于论文/答辩/追溯）</w:t>
+      </w:r>
+    </w:p>
+    <w:p>
+      <w:pPr/>
+      <w:r>
+        <w:t>本步无专用图片要求。</w:t>
+      </w:r>
+    </w:p>
+    <w:p>
+      <w:pPr/>
+      <w:r>
+        <w:t>现场操作要点（逐项打勾）：</w:t>
+      </w:r>
+    </w:p>
+    <w:p>
+      <w:pPr>
+        <w:pStyle w:val="ListBullet"/>
+      </w:pPr>
+      <w:r>
+        <w:t>Seal_Record 已填写</w:t>
+      </w:r>
+    </w:p>
+    <w:p>
+      <w:pPr>
+        <w:pStyle w:val="ListBullet"/>
+      </w:pPr>
+      <w:r>
+        <w:t>B3 阶段未填 Unseal</w:t>
+      </w:r>
+    </w:p>
+    <w:p>
+      <w:pPr>
+        <w:pStyle w:val="ListBullet"/>
+      </w:pPr>
+      <w:r>
+        <w:t>见证签字齐全</w:t>
+      </w:r>
+    </w:p>
+    <w:p>
+      <w:pPr>
+        <w:pStyle w:val="Heading2"/>
+      </w:pPr>
+      <w:r>
+        <w:t>B4 备用重测</w:t>
+      </w:r>
+    </w:p>
+    <w:p>
+      <w:pPr>
+        <w:pStyle w:val="Heading3"/>
+      </w:pPr>
+      <w:r>
+        <w:t>B4-1　仅重测失败步骤（B4 备用方案）</w:t>
+      </w:r>
+    </w:p>
+    <w:p>
+      <w:pPr/>
+      <w:r>
+        <w:t>若 B1、B2、B3 任一步数据不合格（SNR 不足、重复性超标、操作失误等），启用 B4 备用时段仅重测失败步骤，并在 Experiment_Matrix 中新建实验编号，保留失败数据不得覆盖。严禁用修正后的模型回头「指导」重测实验参数以凑合格结果。</w:t>
+      </w:r>
+    </w:p>
+    <w:p>
+      <w:pPr/>
+      <w:r>
+        <w:t>没预留 B4 会导致时间压力下接受劣质数据。Fatal 风险是用 Updated FE 回头调整实验设置却声称是 Baseline 实验流程。</w:t>
+      </w:r>
+    </w:p>
+    <w:p>
+      <w:pPr/>
+      <w:r>
+        <w:t>本步骤无固定必存文件，但重测记录必须完整。</w:t>
+      </w:r>
+    </w:p>
+    <w:p>
+      <w:pPr/>
+      <w:r>
+        <w:t>【必存数据】（本步完成后必须存档的文件/文件夹，命名保持一致）</w:t>
       </w:r>
     </w:p>
     <w:p>
@@ -2955,7 +3233,7 @@
         <w:pStyle w:val="ListNumber"/>
       </w:pPr>
       <w:r>
-        <w:t>Blind_P11/Trial1-5/ — P11 五次重复 raw</w:t>
+        <w:t>B4_Retest_Log.pdf — 重测原因、新实验编号、与失败 batch 关系</w:t>
       </w:r>
     </w:p>
     <w:p>
@@ -2963,7 +3241,7 @@
         <w:pStyle w:val="ListNumber"/>
       </w:pPr>
       <w:r>
-        <w:t>Blind_P12/Trial1-5/ — P12 五次重复 raw</w:t>
+        <w:t>（若状态变化）补 B0_Log_B4.pdf — 当日 SSS/环境/噪底</w:t>
       </w:r>
     </w:p>
     <w:p>
@@ -2973,6 +3251,352 @@
       </w:r>
     </w:p>
     <w:p>
+      <w:pPr>
+        <w:pStyle w:val="ListNumber"/>
+      </w:pPr>
+      <w:r>
+        <w:t>B4_Retest_Photos.jpg — 仅当重测因机床状态变化时：四向照 + 轴位截图</w:t>
+      </w:r>
+    </w:p>
+    <w:p>
+      <w:pPr/>
+      <w:r>
+        <w:t>现场操作要点（逐项打勾）：</w:t>
+      </w:r>
+    </w:p>
+    <w:p>
+      <w:pPr>
+        <w:pStyle w:val="ListBullet"/>
+      </w:pPr>
+      <w:r>
+        <w:t>仅重测失败步骤</w:t>
+      </w:r>
+    </w:p>
+    <w:p>
+      <w:pPr>
+        <w:pStyle w:val="ListBullet"/>
+      </w:pPr>
+      <w:r>
+        <w:t>新编号不覆盖旧 raw</w:t>
+      </w:r>
+    </w:p>
+    <w:p>
+      <w:pPr>
+        <w:pStyle w:val="ListBullet"/>
+      </w:pPr>
+      <w:r>
+        <w:t>重测原因已记录</w:t>
+      </w:r>
+    </w:p>
+    <w:p>
+      <w:pPr>
+        <w:pStyle w:val="Heading1"/>
+      </w:pPr>
+      <w:r>
+        <w:t>阶段C：实验模态识别与配对</w:t>
+      </w:r>
+    </w:p>
+    <w:p>
+      <w:pPr>
+        <w:pStyle w:val="Heading3"/>
+      </w:pPr>
+      <w:r>
+        <w:t>C1　稳态图识别并筛选 6 阶弹性模态</w:t>
+      </w:r>
+    </w:p>
+    <w:p>
+      <w:pPr/>
+      <w:r>
+        <w:t>对 B1 的 SLDV/EMA 数据做模态识别，采用与 Modal_ID_Settings 一致的带宽、模型阶次与稳态图判据，提取稳定极点并筛选 6 阶弹性模态。剔除的极点应记录原因（不稳定、重复、物理不合理等），输出 Modal_Parameters.csv（频率、阻尼、参与因子等）。</w:t>
+      </w:r>
+    </w:p>
+    <w:p>
+      <w:pPr/>
+      <w:r>
+        <w:t>假峰当真模态会连锁影响配对与修正。易错点是不同 trial 识别阶次不一致却强行取平均——应先用统一设置识别再比较。</w:t>
+      </w:r>
+    </w:p>
+    <w:p>
+      <w:pPr/>
+      <w:r>
+        <w:t>必存数据：Modal_Parameters.csv。必存图片：稳态图（Stabilization Diagram）。</w:t>
+      </w:r>
+    </w:p>
+    <w:p>
+      <w:pPr/>
+      <w:r>
+        <w:t>【必存数据】（本步完成后必须存档的文件/文件夹，命名保持一致）</w:t>
+      </w:r>
+    </w:p>
+    <w:p>
+      <w:pPr>
+        <w:pStyle w:val="ListNumber"/>
+      </w:pPr>
+      <w:r>
+        <w:t>Modal_Parameters.csv — 实验识别模态参数（频率、阻尼等）</w:t>
+      </w:r>
+    </w:p>
+    <w:p>
+      <w:pPr>
+        <w:pStyle w:val="ListNumber"/>
+      </w:pPr>
+      <w:r>
+        <w:t>Pole_Rejection_Log.csv — 剔除极点清单与原因</w:t>
+      </w:r>
+    </w:p>
+    <w:p>
+      <w:pPr/>
+      <w:r>
+        <w:t>【必存图片】（本步必须拍摄或导出的图，用于论文/答辩/追溯）</w:t>
+      </w:r>
+    </w:p>
+    <w:p>
+      <w:pPr>
+        <w:pStyle w:val="ListNumber"/>
+      </w:pPr>
+      <w:r>
+        <w:t>Stabilization_Diagram.png — 稳态图</w:t>
+      </w:r>
+    </w:p>
+    <w:p>
+      <w:pPr/>
+      <w:r>
+        <w:t>现场操作要点（逐项打勾）：</w:t>
+      </w:r>
+    </w:p>
+    <w:p>
+      <w:pPr>
+        <w:pStyle w:val="ListBullet"/>
+      </w:pPr>
+      <w:r>
+        <w:t>稳态图判据与 Settings 一致</w:t>
+      </w:r>
+    </w:p>
+    <w:p>
+      <w:pPr>
+        <w:pStyle w:val="ListBullet"/>
+      </w:pPr>
+      <w:r>
+        <w:t>6 阶弹性模态已输出</w:t>
+      </w:r>
+    </w:p>
+    <w:p>
+      <w:pPr>
+        <w:pStyle w:val="ListBullet"/>
+      </w:pPr>
+      <w:r>
+        <w:t>剔除极点有记录</w:t>
+      </w:r>
+    </w:p>
+    <w:p>
+      <w:pPr>
+        <w:pStyle w:val="Heading3"/>
+      </w:pPr>
+      <w:r>
+        <w:t>C2　Exp ↔ FE 配对（频率 + 法向 MAC + 振型）</w:t>
+      </w:r>
+    </w:p>
+    <w:p>
+      <w:pPr/>
+      <w:r>
+        <w:t>在 C1 得到的 6 阶实验模态与 A4-3 的 6 阶 FE 模态之间，综合频率接近程度、法向 MAC 与振型物理形态做配对，输出 Mode_Pairing_Table.xlsx。存在配对歧义时（两阶频率接近），必须记录取舍理由，不可默认按阶号 1 对 1、2 对 2。</w:t>
+      </w:r>
+    </w:p>
+    <w:p>
+      <w:pPr/>
+      <w:r>
+        <w:t>按阶号硬对是常见 Fatal 易错点。错配后越修越偏，MAC 图看起来「更好」其实是错配换阶。</w:t>
+      </w:r>
+    </w:p>
+    <w:p>
+      <w:pPr/>
+      <w:r>
+        <w:t>必存数据：Mode_Pairing_Table.xlsx。必存图片：实验 Mode 1–6 振型图。</w:t>
+      </w:r>
+    </w:p>
+    <w:p>
+      <w:pPr/>
+      <w:r>
+        <w:t>【必存数据】（本步完成后必须存档的文件/文件夹，命名保持一致）</w:t>
+      </w:r>
+    </w:p>
+    <w:p>
+      <w:pPr>
+        <w:pStyle w:val="ListNumber"/>
+      </w:pPr>
+      <w:r>
+        <w:t>Mode_Pairing_Table.xlsx — Exp↔FE 配对表（含歧义说明）</w:t>
+      </w:r>
+    </w:p>
+    <w:p>
+      <w:pPr/>
+      <w:r>
+        <w:t>【必存图片】（本步必须拍摄或导出的图，用于论文/答辩/追溯）</w:t>
+      </w:r>
+    </w:p>
+    <w:p>
+      <w:pPr>
+        <w:pStyle w:val="ListNumber"/>
+      </w:pPr>
+      <w:r>
+        <w:t>Exp_Mode1-6.png — 实验前 6 阶模态振型图</w:t>
+      </w:r>
+    </w:p>
+    <w:p>
+      <w:pPr/>
+      <w:r>
+        <w:t>现场操作要点（逐项打勾）：</w:t>
+      </w:r>
+    </w:p>
+    <w:p>
+      <w:pPr>
+        <w:pStyle w:val="ListBullet"/>
+      </w:pPr>
+      <w:r>
+        <w:t>配对综合频率+MAC+形态</w:t>
+      </w:r>
+    </w:p>
+    <w:p>
+      <w:pPr>
+        <w:pStyle w:val="ListBullet"/>
+      </w:pPr>
+      <w:r>
+        <w:t>歧义已记录</w:t>
+      </w:r>
+    </w:p>
+    <w:p>
+      <w:pPr>
+        <w:pStyle w:val="ListBullet"/>
+      </w:pPr>
+      <w:r>
+        <w:t>Mode_Pairing_Table 已冻结前复核</w:t>
+      </w:r>
+    </w:p>
+    <w:p>
+      <w:pPr>
+        <w:pStyle w:val="Heading3"/>
+      </w:pPr>
+      <w:r>
+        <w:t>C3　5 次重复性统计（mean ± std）</w:t>
+      </w:r>
+    </w:p>
+    <w:p>
+      <w:pPr/>
+      <w:r>
+        <w:t>对 5 次 trial 的频率与 MAC 做 mean ± std 统计，论文主结果报告 Trial 1–3，但 Repeatability.csv 应保留全部 5 次信息供 SCI 扩展。重复性标准：频率 std 小于 1.5%（优秀小于 1%）。</w:t>
+      </w:r>
+    </w:p>
+    <w:p>
+      <w:pPr/>
+      <w:r>
+        <w:t>只报一次测量值无误差棒，结论可信度不足。易错点是剔除异常 trial 却未按 Trial_Selection_Rule 执行。</w:t>
+      </w:r>
+    </w:p>
+    <w:p>
+      <w:pPr/>
+      <w:r>
+        <w:t>必存数据：Repeatability.csv。必存图片：重复性误差棒图。</w:t>
+      </w:r>
+    </w:p>
+    <w:p>
+      <w:pPr/>
+      <w:r>
+        <w:t>【必存数据】（本步完成后必须存档的文件/文件夹，命名保持一致）</w:t>
+      </w:r>
+    </w:p>
+    <w:p>
+      <w:pPr>
+        <w:pStyle w:val="ListNumber"/>
+      </w:pPr>
+      <w:r>
+        <w:t>Repeatability.csv — 5 次 trial 频率/MAC 的 mean±std</w:t>
+      </w:r>
+    </w:p>
+    <w:p>
+      <w:pPr/>
+      <w:r>
+        <w:t>【必存图片】（本步必须拍摄或导出的图，用于论文/答辩/追溯）</w:t>
+      </w:r>
+    </w:p>
+    <w:p>
+      <w:pPr>
+        <w:pStyle w:val="ListNumber"/>
+      </w:pPr>
+      <w:r>
+        <w:t>Repeatability_Bars.png — 重复性误差棒图</w:t>
+      </w:r>
+    </w:p>
+    <w:p>
+      <w:pPr/>
+      <w:r>
+        <w:t>现场操作要点（逐项打勾）：</w:t>
+      </w:r>
+    </w:p>
+    <w:p>
+      <w:pPr>
+        <w:pStyle w:val="ListBullet"/>
+      </w:pPr>
+      <w:r>
+        <w:t>5 次重复统计完成</w:t>
+      </w:r>
+    </w:p>
+    <w:p>
+      <w:pPr>
+        <w:pStyle w:val="ListBullet"/>
+      </w:pPr>
+      <w:r>
+        <w:t>Repeatability.csv 已输出</w:t>
+      </w:r>
+    </w:p>
+    <w:p>
+      <w:pPr>
+        <w:pStyle w:val="ListBullet"/>
+      </w:pPr>
+      <w:r>
+        <w:t>误差棒图已保存</w:t>
+      </w:r>
+    </w:p>
+    <w:p>
+      <w:pPr>
+        <w:pStyle w:val="Heading3"/>
+      </w:pPr>
+      <w:r>
+        <w:t>C4　G2 配对表冻结签字</w:t>
+      </w:r>
+    </w:p>
+    <w:p>
+      <w:pPr/>
+      <w:r>
+        <w:t>配对表经导师或第二人复核后冻结，填写 Gate_G2.pdf。G2 通过后不得随意更改配对关系；若必须更改，需说明原因并评估对 D/E 阶段的影响，原则上应重新走 C 阶段。</w:t>
+      </w:r>
+    </w:p>
+    <w:p>
+      <w:pPr/>
+      <w:r>
+        <w:t>一人配对无复核、无签字，是方法链薄弱环节。必存文件：Gate_G2.pdf。</w:t>
+      </w:r>
+    </w:p>
+    <w:p>
+      <w:pPr/>
+      <w:r>
+        <w:t>【必存数据】（本步完成后必须存档的文件/文件夹，命名保持一致）</w:t>
+      </w:r>
+    </w:p>
+    <w:p>
+      <w:pPr>
+        <w:pStyle w:val="ListNumber"/>
+      </w:pPr>
+      <w:r>
+        <w:t>Gate_G2.pdf — G2 配对表冻结签字记录</w:t>
+      </w:r>
+    </w:p>
+    <w:p>
+      <w:pPr/>
+      <w:r>
+        <w:t>【必存图片】（本步必须拍摄或导出的图，用于论文/答辩/追溯）</w:t>
+      </w:r>
+    </w:p>
+    <w:p>
       <w:pPr/>
       <w:r>
         <w:t>本步无专用图片要求。</w:t>
@@ -2989,7 +3613,7 @@
         <w:pStyle w:val="ListBullet"/>
       </w:pPr>
       <w:r>
-        <w:t>P10/P11/P12 各 5 重复</w:t>
+        <w:t>Gate_G2 已签字</w:t>
       </w:r>
     </w:p>
     <w:p>
@@ -2997,7 +3621,7 @@
         <w:pStyle w:val="ListBullet"/>
       </w:pPr>
       <w:r>
-        <w:t>三点空间分散</w:t>
+        <w:t>配对表经第二人复核</w:t>
       </w:r>
     </w:p>
     <w:p>
@@ -3005,7 +3629,15 @@
         <w:pStyle w:val="ListBullet"/>
       </w:pPr>
       <w:r>
-        <w:t>raw 文件命名含点号</w:t>
+        <w:t>通过后未随意改配对</w:t>
+      </w:r>
+    </w:p>
+    <w:p>
+      <w:pPr>
+        <w:pStyle w:val="Heading1"/>
+      </w:pPr>
+      <w:r>
+        <w:t>阶段D：模型修正（仅用 P1–P9）</w:t>
       </w:r>
     </w:p>
     <w:p>
@@ -3013,19 +3645,25 @@
         <w:pStyle w:val="Heading3"/>
       </w:pPr>
       <w:r>
-        <w:t>B3-3　盲验封存 / 开封记录</w:t>
-      </w:r>
-    </w:p>
-    <w:p>
-      <w:pPr/>
-      <w:r>
-        <w:t>测量完成后对盲验文件夹封存，记录封存时间与见证人；θ* 冻结且 G3 通过后方可填写开封记录 Unseal_Record.pdf，再进入 E 阶段分析。开封日期必须晚于 θ* 冻结日期。</w:t>
-      </w:r>
-    </w:p>
-    <w:p>
-      <w:pPr/>
-      <w:r>
-        <w:t>无见证签字或开封早于冻结，答辩时会被质疑程序无效。必存文件：Seal_Record.pdf、Unseal_Record.pdf。</w:t>
+        <w:t>D1　修正前初对比 Before（频率 + MAC + FRF）</w:t>
+      </w:r>
+    </w:p>
+    <w:p>
+      <w:pPr/>
+      <w:r>
+        <w:t>在 Baseline FE 上与实验对比，输出 Freq_MAC_Before.csv 与 Before 对比图，定量展示修正必要性。若配对本身存疑，应先回 C2 解决，不可在错配基础上开始优化。</w:t>
+      </w:r>
+    </w:p>
+    <w:p>
+      <w:pPr/>
+      <w:r>
+        <w:t>跳过 Before 对比直接修，论文缺少「问题陈述」依据。易错点是配对错仍强行修正。</w:t>
+      </w:r>
+    </w:p>
+    <w:p>
+      <w:pPr/>
+      <w:r>
+        <w:t>必存数据：Freq_MAC_Before.csv。必存图片：Before 对比图（频率 + MAC）。</w:t>
       </w:r>
     </w:p>
     <w:p>
@@ -3039,7 +3677,13 @@
         <w:pStyle w:val="ListNumber"/>
       </w:pPr>
       <w:r>
-        <w:t>Seal_Record.pdf — 盲验数据封存记录（日期、见证人）</w:t>
+        <w:t>Freq_MAC_Before.csv — 修正前 Baseline 与实验频率/MAC 对比</w:t>
+      </w:r>
+    </w:p>
+    <w:p>
+      <w:pPr/>
+      <w:r>
+        <w:t>【必存图片】（本步必须拍摄或导出的图，用于论文/答辩/追溯）</w:t>
       </w:r>
     </w:p>
     <w:p>
@@ -3047,7 +3691,71 @@
         <w:pStyle w:val="ListNumber"/>
       </w:pPr>
       <w:r>
-        <w:t>Unseal_Record.pdf — 开封记录（须晚于 θ* 冻结，E1 填写）</w:t>
+        <w:t>Before_Compare.png — Before 频率 + MAC 对比图</w:t>
+      </w:r>
+    </w:p>
+    <w:p>
+      <w:pPr/>
+      <w:r>
+        <w:t>现场操作要点（逐项打勾）：</w:t>
+      </w:r>
+    </w:p>
+    <w:p>
+      <w:pPr>
+        <w:pStyle w:val="ListBullet"/>
+      </w:pPr>
+      <w:r>
+        <w:t>Before 对比图已出</w:t>
+      </w:r>
+    </w:p>
+    <w:p>
+      <w:pPr>
+        <w:pStyle w:val="ListBullet"/>
+      </w:pPr>
+      <w:r>
+        <w:t>修正必要性已量化</w:t>
+      </w:r>
+    </w:p>
+    <w:p>
+      <w:pPr>
+        <w:pStyle w:val="ListBullet"/>
+      </w:pPr>
+      <w:r>
+        <w:t>配对错已排除</w:t>
+      </w:r>
+    </w:p>
+    <w:p>
+      <w:pPr>
+        <w:pStyle w:val="Heading3"/>
+      </w:pPr>
+      <w:r>
+        <w:t>D2　建立目标函数 J(θ)，仅用 P1–P9</w:t>
+      </w:r>
+    </w:p>
+    <w:p>
+      <w:pPr/>
+      <w:r>
+        <w:t>目标函数 J(θ) 仅纳入 P1–P9 标定点的频率与法向 MAC 误差，权重设置写入 Objective_Function.txt。严禁将 P10–P12 或 SLDV 全场扫描数据纳入 J(θ)——否则盲验失效，属于 Fatal 级错误。SLDV 场数据可用于可视化，不可用于驱动参数优化。</w:t>
+      </w:r>
+    </w:p>
+    <w:p>
+      <w:pPr/>
+      <w:r>
+        <w:t>用全场 MAC 优化是常见 Fatal 易错点。必存文件：Objective_Function.txt。</w:t>
+      </w:r>
+    </w:p>
+    <w:p>
+      <w:pPr/>
+      <w:r>
+        <w:t>【必存数据】（本步完成后必须存档的文件/文件夹，命名保持一致）</w:t>
+      </w:r>
+    </w:p>
+    <w:p>
+      <w:pPr>
+        <w:pStyle w:val="ListNumber"/>
+      </w:pPr>
+      <w:r>
+        <w:t>Objective_Function.txt — J(θ) 定义、权重、仅用 P1–P9 的声明</w:t>
       </w:r>
     </w:p>
     <w:p>
@@ -3073,7 +3781,7 @@
         <w:pStyle w:val="ListBullet"/>
       </w:pPr>
       <w:r>
-        <w:t>封存记录已写</w:t>
+        <w:t>J(θ) 仅用 P1–P9</w:t>
       </w:r>
     </w:p>
     <w:p>
@@ -3081,7 +3789,7 @@
         <w:pStyle w:val="ListBullet"/>
       </w:pPr>
       <w:r>
-        <w:t>开封日期晚于 θ* 冻结</w:t>
+        <w:t>Objective_Function.txt 已写</w:t>
       </w:r>
     </w:p>
     <w:p>
@@ -3089,15 +3797,769 @@
         <w:pStyle w:val="ListBullet"/>
       </w:pPr>
       <w:r>
+        <w:t>盲验与全场未进目标函数</w:t>
+      </w:r>
+    </w:p>
+    <w:p>
+      <w:pPr>
+        <w:pStyle w:val="Heading3"/>
+      </w:pPr>
+      <w:r>
+        <w:t>D3　从 4 参数试修，再扩展至 6–8 个</w:t>
+      </w:r>
+    </w:p>
+    <w:p>
+      <w:pPr/>
+      <w:r>
+        <w:t>按灵敏度排序从 4 参数开始试修，记录 Iteration_Log.csv，观察 J(θ) 收敛曲线；用 L-curve 等方法选择有效参数个数，再扩展至 6–8 个，全程参数必须在 Bounds 内。一次同时优化 8 个以上参数易导致盲验崩溃。</w:t>
+      </w:r>
+    </w:p>
+    <w:p>
+      <w:pPr/>
+      <w:r>
+        <w:t>无迭代 log 无法证明收敛过程可信。必存数据：Iteration_Log.csv。必存图片：J(θ) 收敛曲线。</w:t>
+      </w:r>
+    </w:p>
+    <w:p>
+      <w:pPr/>
+      <w:r>
+        <w:t>【必存数据】（本步完成后必须存档的文件/文件夹，命名保持一致）</w:t>
+      </w:r>
+    </w:p>
+    <w:p>
+      <w:pPr>
+        <w:pStyle w:val="ListNumber"/>
+      </w:pPr>
+      <w:r>
+        <w:t>Iteration_Log.csv — 每轮迭代参数、目标函数值、是否满足 Bounds</w:t>
+      </w:r>
+    </w:p>
+    <w:p>
+      <w:pPr>
+        <w:pStyle w:val="ListNumber"/>
+      </w:pPr>
+      <w:r>
+        <w:t>Lcurve_Selection.pdf — L-curve 选参记录</w:t>
+      </w:r>
+    </w:p>
+    <w:p>
+      <w:pPr/>
+      <w:r>
+        <w:t>【必存图片】（本步必须拍摄或导出的图，用于论文/答辩/追溯）</w:t>
+      </w:r>
+    </w:p>
+    <w:p>
+      <w:pPr>
+        <w:pStyle w:val="ListNumber"/>
+      </w:pPr>
+      <w:r>
+        <w:t>J_Convergence.png — J(θ) 收敛曲线</w:t>
+      </w:r>
+    </w:p>
+    <w:p>
+      <w:pPr/>
+      <w:r>
+        <w:t>现场操作要点（逐项打勾）：</w:t>
+      </w:r>
+    </w:p>
+    <w:p>
+      <w:pPr>
+        <w:pStyle w:val="ListBullet"/>
+      </w:pPr>
+      <w:r>
+        <w:t>从 4 参数试修</w:t>
+      </w:r>
+    </w:p>
+    <w:p>
+      <w:pPr>
+        <w:pStyle w:val="ListBullet"/>
+      </w:pPr>
+      <w:r>
+        <w:t>Iteration_Log 完整</w:t>
+      </w:r>
+    </w:p>
+    <w:p>
+      <w:pPr>
+        <w:pStyle w:val="ListBullet"/>
+      </w:pPr>
+      <w:r>
+        <w:t>L-curve 已用于选参</w:t>
+      </w:r>
+    </w:p>
+    <w:p>
+      <w:pPr>
+        <w:pStyle w:val="Heading3"/>
+      </w:pPr>
+      <w:r>
+        <w:t>D4　2–3 组初值 + SCI 储备 10-start</w:t>
+      </w:r>
+    </w:p>
+    <w:p>
+      <w:pPr/>
+      <w:r>
+        <w:t>至少用 2–3 组不同初值验证 θ* 非唯一性风险；同时完成 10-start 全局搜索并存档于 10start/，供毕业后 SCI 讨论解的唯一性。只做 1 组初值可能导致 θ* 落在局部最优。</w:t>
+      </w:r>
+    </w:p>
+    <w:p>
+      <w:pPr/>
+      <w:r>
+        <w:t>初值导致负刚度或非物理参数时应排查 Bounds 与参数化方式。必存数据：10start/ 文件夹。</w:t>
+      </w:r>
+    </w:p>
+    <w:p>
+      <w:pPr/>
+      <w:r>
+        <w:t>【必存数据】（本步完成后必须存档的文件/文件夹，命名保持一致）</w:t>
+      </w:r>
+    </w:p>
+    <w:p>
+      <w:pPr>
+        <w:pStyle w:val="ListNumber"/>
+      </w:pPr>
+      <w:r>
+        <w:t>10start/ — 10 组初值优化结果（SCI 储备）</w:t>
+      </w:r>
+    </w:p>
+    <w:p>
+      <w:pPr>
+        <w:pStyle w:val="ListNumber"/>
+      </w:pPr>
+      <w:r>
+        <w:t>MultiStart_Summary.csv — 多初值 θ* 对比汇总</w:t>
+      </w:r>
+    </w:p>
+    <w:p>
+      <w:pPr/>
+      <w:r>
+        <w:t>【必存图片】（本步必须拍摄或导出的图，用于论文/答辩/追溯）</w:t>
+      </w:r>
+    </w:p>
+    <w:p>
+      <w:pPr>
+        <w:pStyle w:val="ListNumber"/>
+      </w:pPr>
+      <w:r>
+        <w:t>MultiStart_Boxplot.png — 多初值结果 boxplot（SCI 储备，建议存）</w:t>
+      </w:r>
+    </w:p>
+    <w:p>
+      <w:pPr/>
+      <w:r>
+        <w:t>现场操作要点（逐项打勾）：</w:t>
+      </w:r>
+    </w:p>
+    <w:p>
+      <w:pPr>
+        <w:pStyle w:val="ListBullet"/>
+      </w:pPr>
+      <w:r>
+        <w:t>≥2 组初值已验证</w:t>
+      </w:r>
+    </w:p>
+    <w:p>
+      <w:pPr>
+        <w:pStyle w:val="ListBullet"/>
+      </w:pPr>
+      <w:r>
+        <w:t>10start/ 已存档</w:t>
+      </w:r>
+    </w:p>
+    <w:p>
+      <w:pPr>
+        <w:pStyle w:val="ListBullet"/>
+      </w:pPr>
+      <w:r>
+        <w:t>无非物理解未处理</w:t>
+      </w:r>
+    </w:p>
+    <w:p>
+      <w:pPr>
+        <w:pStyle w:val="Heading3"/>
+      </w:pPr>
+      <w:r>
+        <w:t>D5　收敛 θ* 并通过 G3 冻结</w:t>
+      </w:r>
+    </w:p>
+    <w:p>
+      <w:pPr/>
+      <w:r>
+        <w:t>θ* 收敛后导出 Updated_FE_ThetaStar.wbpz，填写 Gate_G3.pdf。G3 通过后 θ* 与 Updated FE 冻结，不得再微调参数；谐响应与盲验均基于该版本。修正过程中不得修改 Baseline 几何或网格来「配合」实验。</w:t>
+      </w:r>
+    </w:p>
+    <w:p>
+      <w:pPr/>
+      <w:r>
+        <w:t>G3 后仍微调 θ 是 Fatal 风险。必存数据：Updated_FE_ThetaStar.wbpz。必存图片：修正前后 MAC 对比图。</w:t>
+      </w:r>
+    </w:p>
+    <w:p>
+      <w:pPr/>
+      <w:r>
+        <w:t>【必存数据】（本步完成后必须存档的文件/文件夹，命名保持一致）</w:t>
+      </w:r>
+    </w:p>
+    <w:p>
+      <w:pPr>
+        <w:pStyle w:val="ListNumber"/>
+      </w:pPr>
+      <w:r>
+        <w:t>Updated_FE_ThetaStar.wbpz — 修正后冻结 FE 工程</w:t>
+      </w:r>
+    </w:p>
+    <w:p>
+      <w:pPr>
+        <w:pStyle w:val="ListNumber"/>
+      </w:pPr>
+      <w:r>
+        <w:t>Gate_G3.pdf — G3 门禁签字记录</w:t>
+      </w:r>
+    </w:p>
+    <w:p>
+      <w:pPr>
+        <w:pStyle w:val="ListNumber"/>
+      </w:pPr>
+      <w:r>
+        <w:t>ThetaStar_Frozen.csv — θ* 参数终值与 Bounds</w:t>
+      </w:r>
+    </w:p>
+    <w:p>
+      <w:pPr/>
+      <w:r>
+        <w:t>【必存图片】（本步必须拍摄或导出的图，用于论文/答辩/追溯）</w:t>
+      </w:r>
+    </w:p>
+    <w:p>
+      <w:pPr>
+        <w:pStyle w:val="ListNumber"/>
+      </w:pPr>
+      <w:r>
+        <w:t>MAC_Before_After.png — 修正前后 MAC 对比图</w:t>
+      </w:r>
+    </w:p>
+    <w:p>
+      <w:pPr/>
+      <w:r>
+        <w:t>现场操作要点（逐项打勾）：</w:t>
+      </w:r>
+    </w:p>
+    <w:p>
+      <w:pPr>
+        <w:pStyle w:val="ListBullet"/>
+      </w:pPr>
+      <w:r>
+        <w:t>θ* 已收敛</w:t>
+      </w:r>
+    </w:p>
+    <w:p>
+      <w:pPr>
+        <w:pStyle w:val="ListBullet"/>
+      </w:pPr>
+      <w:r>
+        <w:t>Updated_FE_ThetaStar 已导出</w:t>
+      </w:r>
+    </w:p>
+    <w:p>
+      <w:pPr>
+        <w:pStyle w:val="ListBullet"/>
+      </w:pPr>
+      <w:r>
+        <w:t>Gate_G3 已签字</w:t>
+      </w:r>
+    </w:p>
+    <w:p>
+      <w:pPr>
+        <w:pStyle w:val="Heading1"/>
+      </w:pPr>
+      <w:r>
+        <w:t>阶段E：盲验开封与判定</w:t>
+      </w:r>
+    </w:p>
+    <w:p>
+      <w:pPr>
+        <w:pStyle w:val="Heading3"/>
+      </w:pPr>
+      <w:r>
+        <w:t>E1　填写开封记录，确认 θ* 已冻结</w:t>
+      </w:r>
+    </w:p>
+    <w:p>
+      <w:pPr/>
+      <w:r>
+        <w:t>在 G3 通过且 θ* 确认冻结后，填写 Unseal_Record.pdf，见证人签字，方可打开 Blind_P10/11/12/ 原始数据。开封日期必须晚于 θ* 冻结日期，程序链完整可查。</w:t>
+      </w:r>
+    </w:p>
+    <w:p>
+      <w:pPr/>
+      <w:r>
+        <w:t>开封后仍改 θ 使盲验失去意义。必存文件：Unseal_Record.pdf。</w:t>
+      </w:r>
+    </w:p>
+    <w:p>
+      <w:pPr/>
+      <w:r>
+        <w:t>【必存数据】（本步完成后必须存档的文件/文件夹，命名保持一致）</w:t>
+      </w:r>
+    </w:p>
+    <w:p>
+      <w:pPr>
+        <w:pStyle w:val="ListNumber"/>
+      </w:pPr>
+      <w:r>
+        <w:t>Unseal_Record.pdf — 盲验开封记录（见证签字，日期晚于 G3）</w:t>
+      </w:r>
+    </w:p>
+    <w:p>
+      <w:pPr/>
+      <w:r>
+        <w:t>【必存图片】（本步必须拍摄或导出的图，用于论文/答辩/追溯）</w:t>
+      </w:r>
+    </w:p>
+    <w:p>
+      <w:pPr/>
+      <w:r>
+        <w:t>本步无专用图片要求。</w:t>
+      </w:r>
+    </w:p>
+    <w:p>
+      <w:pPr/>
+      <w:r>
+        <w:t>现场操作要点（逐项打勾）：</w:t>
+      </w:r>
+    </w:p>
+    <w:p>
+      <w:pPr>
+        <w:pStyle w:val="ListBullet"/>
+      </w:pPr>
+      <w:r>
+        <w:t>Unseal_Record 日期正确</w:t>
+      </w:r>
+    </w:p>
+    <w:p>
+      <w:pPr>
+        <w:pStyle w:val="ListBullet"/>
+      </w:pPr>
+      <w:r>
+        <w:t>θ* 确认冻结</w:t>
+      </w:r>
+    </w:p>
+    <w:p>
+      <w:pPr>
+        <w:pStyle w:val="ListBullet"/>
+      </w:pPr>
+      <w:r>
         <w:t>见证签字齐全</w:t>
       </w:r>
     </w:p>
     <w:p>
       <w:pPr>
+        <w:pStyle w:val="Heading3"/>
+      </w:pPr>
+      <w:r>
+        <w:t>E2　P10 / P11 / P12 三点 Updated / Baseline / Exp 对比</w:t>
+      </w:r>
+    </w:p>
+    <w:p>
+      <w:pPr/>
+      <w:r>
+        <w:t>对每一点分别计算 Updated(θ*)、Baseline 与实验 Exp 的频率与法向 MAC，输出 Blind_Summary.csv。必须三点都报，不可只报 P10 却说「盲验通过」。</w:t>
+      </w:r>
+    </w:p>
+    <w:p>
+      <w:pPr/>
+      <w:r>
+        <w:t>单点偶然合格不能代表模型泛化能力。必存图片：三点盲验汇总图。</w:t>
+      </w:r>
+    </w:p>
+    <w:p>
+      <w:pPr/>
+      <w:r>
+        <w:t>【必存数据】（本步完成后必须存档的文件/文件夹，命名保持一致）</w:t>
+      </w:r>
+    </w:p>
+    <w:p>
+      <w:pPr>
+        <w:pStyle w:val="ListNumber"/>
+      </w:pPr>
+      <w:r>
+        <w:t>Blind_Summary.csv — P10/P11/P12 各点 Updated/Baseline/Exp 对比</w:t>
+      </w:r>
+    </w:p>
+    <w:p>
+      <w:pPr/>
+      <w:r>
+        <w:t>【必存图片】（本步必须拍摄或导出的图，用于论文/答辩/追溯）</w:t>
+      </w:r>
+    </w:p>
+    <w:p>
+      <w:pPr>
+        <w:pStyle w:val="ListNumber"/>
+      </w:pPr>
+      <w:r>
+        <w:t>Blind_3Points_Summary.png — 三点盲验汇总图</w:t>
+      </w:r>
+    </w:p>
+    <w:p>
+      <w:pPr/>
+      <w:r>
+        <w:t>现场操作要点（逐项打勾）：</w:t>
+      </w:r>
+    </w:p>
+    <w:p>
+      <w:pPr>
+        <w:pStyle w:val="ListBullet"/>
+      </w:pPr>
+      <w:r>
+        <w:t>三点 Updated/Baseline/Exp 齐全</w:t>
+      </w:r>
+    </w:p>
+    <w:p>
+      <w:pPr>
+        <w:pStyle w:val="ListBullet"/>
+      </w:pPr>
+      <w:r>
+        <w:t>法向 MAC 已算</w:t>
+      </w:r>
+    </w:p>
+    <w:p>
+      <w:pPr>
+        <w:pStyle w:val="ListBullet"/>
+      </w:pPr>
+      <w:r>
+        <w:t>Blind_Summary.csv 已出</w:t>
+      </w:r>
+    </w:p>
+    <w:p>
+      <w:pPr>
+        <w:pStyle w:val="Heading3"/>
+      </w:pPr>
+      <w:r>
+        <w:t>E3　汇总判定：≥2/3 合格（优秀 3/3），含频率与 MAC</w:t>
+      </w:r>
+    </w:p>
+    <w:p>
+      <w:pPr/>
+      <w:r>
+        <w:t>盲验单点判定需同时报告频率误差与法向 MAC（两点均记录于 Blind_Summary_3points.csv）。MAC 合格线：≥0.55（优秀 ≥0.60）；频率误差合格线：≤10%（优秀 ≤8%）。单点判定为 MAC 与频率均达标；三点中至少 2 点达标为通过，优秀为 3/3 全通过。报告平均 MAC ± std 与平均频率误差。</w:t>
+      </w:r>
+    </w:p>
+    <w:p>
+      <w:pPr/>
+      <w:r>
+        <w:t>1 点 pass 即下结论是常见错误。Fail 时不得用盲验数据回头调参。</w:t>
+      </w:r>
+    </w:p>
+    <w:p>
+      <w:pPr/>
+      <w:r>
+        <w:t>【必存数据】（本步完成后必须存档的文件/文件夹，命名保持一致）</w:t>
+      </w:r>
+    </w:p>
+    <w:p>
+      <w:pPr>
+        <w:pStyle w:val="ListNumber"/>
+      </w:pPr>
+      <w:r>
+        <w:t>Blind_Summary_3points.csv — 通过率判定表（≥2/3 或 3/3）</w:t>
+      </w:r>
+    </w:p>
+    <w:p>
+      <w:pPr/>
+      <w:r>
+        <w:t>【必存图片】（本步必须拍摄或导出的图，用于论文/答辩/追溯）</w:t>
+      </w:r>
+    </w:p>
+    <w:p>
+      <w:pPr>
+        <w:pStyle w:val="ListNumber"/>
+      </w:pPr>
+      <w:r>
+        <w:t>Blind_Representative_FRF.png — 代表点 FRF 对比图</w:t>
+      </w:r>
+    </w:p>
+    <w:p>
+      <w:pPr/>
+      <w:r>
+        <w:t>现场操作要点（逐项打勾）：</w:t>
+      </w:r>
+    </w:p>
+    <w:p>
+      <w:pPr>
+        <w:pStyle w:val="ListBullet"/>
+      </w:pPr>
+      <w:r>
+        <w:t>≥2/3 判定已做</w:t>
+      </w:r>
+    </w:p>
+    <w:p>
+      <w:pPr>
+        <w:pStyle w:val="ListBullet"/>
+      </w:pPr>
+      <w:r>
+        <w:t>平均 MAC±std 已报</w:t>
+      </w:r>
+    </w:p>
+    <w:p>
+      <w:pPr>
+        <w:pStyle w:val="ListBullet"/>
+      </w:pPr>
+      <w:r>
+        <w:t>fail 未用于调参</w:t>
+      </w:r>
+    </w:p>
+    <w:p>
+      <w:pPr>
+        <w:pStyle w:val="Heading3"/>
+      </w:pPr>
+      <w:r>
+        <w:t>E4　G4 签字；fail 则回 D3 且禁用盲验数据</w:t>
+      </w:r>
+    </w:p>
+    <w:p>
+      <w:pPr/>
+      <w:r>
+        <w:t>填写 Gate_G4.pdf。若盲验 fail，只能回 D3 用 P1–P9 重新修正，严禁使用 P10–P12 数据参与任何优化。Fail 分析与尝试记录必须保留，不可隐瞒 fail 仍写「盲验成功」。</w:t>
+      </w:r>
+    </w:p>
+    <w:p>
+      <w:pPr/>
+      <w:r>
+        <w:t>必存文件：Gate_G4.pdf；若有 fail，另存 Fail_Analysis.pdf。</w:t>
+      </w:r>
+    </w:p>
+    <w:p>
+      <w:pPr/>
+      <w:r>
+        <w:t>【必存数据】（本步完成后必须存档的文件/文件夹，命名保持一致）</w:t>
+      </w:r>
+    </w:p>
+    <w:p>
+      <w:pPr>
+        <w:pStyle w:val="ListNumber"/>
+      </w:pPr>
+      <w:r>
+        <w:t>Gate_G4.pdf — G4 门禁签字记录</w:t>
+      </w:r>
+    </w:p>
+    <w:p>
+      <w:pPr>
+        <w:pStyle w:val="ListNumber"/>
+      </w:pPr>
+      <w:r>
+        <w:t>Fail_Analysis.pdf — 若 fail：原因分析与回 D3 记录（禁用盲验数据）</w:t>
+      </w:r>
+    </w:p>
+    <w:p>
+      <w:pPr/>
+      <w:r>
+        <w:t>【必存图片】（本步必须拍摄或导出的图，用于论文/答辩/追溯）</w:t>
+      </w:r>
+    </w:p>
+    <w:p>
+      <w:pPr/>
+      <w:r>
+        <w:t>本步无专用图片要求。</w:t>
+      </w:r>
+    </w:p>
+    <w:p>
+      <w:pPr/>
+      <w:r>
+        <w:t>现场操作要点（逐项打勾）：</w:t>
+      </w:r>
+    </w:p>
+    <w:p>
+      <w:pPr>
+        <w:pStyle w:val="ListBullet"/>
+      </w:pPr>
+      <w:r>
+        <w:t>Gate_G4 已签字</w:t>
+      </w:r>
+    </w:p>
+    <w:p>
+      <w:pPr>
+        <w:pStyle w:val="ListBullet"/>
+      </w:pPr>
+      <w:r>
+        <w:t>fail 有分析记录</w:t>
+      </w:r>
+    </w:p>
+    <w:p>
+      <w:pPr>
+        <w:pStyle w:val="ListBullet"/>
+      </w:pPr>
+      <w:r>
+        <w:t>回 D3 未用盲验数据</w:t>
+      </w:r>
+    </w:p>
+    <w:p>
+      <w:pPr>
+        <w:pStyle w:val="Heading1"/>
+      </w:pPr>
+      <w:r>
+        <w:t>阶段F：C1 构型正推验证</w:t>
+      </w:r>
+    </w:p>
+    <w:p>
+      <w:pPr>
+        <w:pStyle w:val="Heading3"/>
+      </w:pPr>
+      <w:r>
+        <w:t>F1　FE_Y_Extreme(θ*) 正推（禁止 refit）</w:t>
+      </w:r>
+    </w:p>
+    <w:p>
+      <w:pPr/>
+      <w:r>
+        <w:t>使用冻结的 θ* 在 FE_Y_Extreme 模型上正推模态结果，输出 C1_Forward.csv。禁止用 B2 raw 数据对 θ* 做任何 refit——B2 仅用于对比验证。</w:t>
+      </w:r>
+    </w:p>
+    <w:p>
+      <w:pPr/>
+      <w:r>
+        <w:t>用中位 FE 对比 Y 极限实验是逻辑 Fatal 错误。必存数据：C1_Forward.csv。</w:t>
+      </w:r>
+    </w:p>
+    <w:p>
+      <w:pPr/>
+      <w:r>
+        <w:t>【必存数据】（本步完成后必须存档的文件/文件夹，命名保持一致）</w:t>
+      </w:r>
+    </w:p>
+    <w:p>
+      <w:pPr>
+        <w:pStyle w:val="ListNumber"/>
+      </w:pPr>
+      <w:r>
+        <w:t>C1_Forward.csv — FE_Y_Extreme(θ*) 正推模态结果</w:t>
+      </w:r>
+    </w:p>
+    <w:p>
+      <w:pPr/>
+      <w:r>
+        <w:t>【必存图片】（本步必须拍摄或导出的图，用于论文/答辩/追溯）</w:t>
+      </w:r>
+    </w:p>
+    <w:p>
+      <w:pPr/>
+      <w:r>
+        <w:t>本步无专用图片要求。</w:t>
+      </w:r>
+    </w:p>
+    <w:p>
+      <w:pPr/>
+      <w:r>
+        <w:t>现场操作要点（逐项打勾）：</w:t>
+      </w:r>
+    </w:p>
+    <w:p>
+      <w:pPr>
+        <w:pStyle w:val="ListBullet"/>
+      </w:pPr>
+      <w:r>
+        <w:t>FE_Y_Extreme(θ*) 正推完成</w:t>
+      </w:r>
+    </w:p>
+    <w:p>
+      <w:pPr>
+        <w:pStyle w:val="ListBullet"/>
+      </w:pPr>
+      <w:r>
+        <w:t>C1_Forward.csv 已出</w:t>
+      </w:r>
+    </w:p>
+    <w:p>
+      <w:pPr>
+        <w:pStyle w:val="ListBullet"/>
+      </w:pPr>
+      <w:r>
+        <w:t>未 refit θ*</w:t>
+      </w:r>
+    </w:p>
+    <w:p>
+      <w:pPr>
+        <w:pStyle w:val="Heading3"/>
+      </w:pPr>
+      <w:r>
+        <w:t>F2　与 B2 raw 对比频率 / MAC</w:t>
+      </w:r>
+    </w:p>
+    <w:p>
+      <w:pPr/>
+      <w:r>
+        <w:t>将 F1 正推结果与 B2 实验 raw 对比。若误差较大，在论文 Limitation 中如实说明，降级表述为「趋势一致」或「部分模态吻合」，不可误差很大仍声称「构型泛化验证成功」。</w:t>
+      </w:r>
+    </w:p>
+    <w:p>
+      <w:pPr/>
+      <w:r>
+        <w:t>【必存数据】（本步完成后必须存档的文件/文件夹，命名保持一致）</w:t>
+      </w:r>
+    </w:p>
+    <w:p>
+      <w:pPr>
+        <w:pStyle w:val="ListNumber"/>
+      </w:pPr>
+      <w:r>
+        <w:t>C1_Compare_Summary.csv — 正推 vs B2 raw 频率/MAC 对比表</w:t>
+      </w:r>
+    </w:p>
+    <w:p>
+      <w:pPr/>
+      <w:r>
+        <w:t>【必存图片】（本步必须拍摄或导出的图，用于论文/答辩/追溯）</w:t>
+      </w:r>
+    </w:p>
+    <w:p>
+      <w:pPr>
+        <w:pStyle w:val="ListNumber"/>
+      </w:pPr>
+      <w:r>
+        <w:t>C1_Compare_Chart.png — 构型验证对比图（误差大时仍须存）</w:t>
+      </w:r>
+    </w:p>
+    <w:p>
+      <w:pPr/>
+      <w:r>
+        <w:t>现场操作要点（逐项打勾）：</w:t>
+      </w:r>
+    </w:p>
+    <w:p>
+      <w:pPr>
+        <w:pStyle w:val="ListBullet"/>
+      </w:pPr>
+      <w:r>
+        <w:t>与 B2 raw 已对比</w:t>
+      </w:r>
+    </w:p>
+    <w:p>
+      <w:pPr>
+        <w:pStyle w:val="ListBullet"/>
+      </w:pPr>
+      <w:r>
+        <w:t>Limitation 已写</w:t>
+      </w:r>
+    </w:p>
+    <w:p>
+      <w:pPr>
+        <w:pStyle w:val="ListBullet"/>
+      </w:pPr>
+      <w:r>
+        <w:t>表述与误差匹配</w:t>
+      </w:r>
+    </w:p>
+    <w:p>
+      <w:pPr>
+        <w:pStyle w:val="Heading1"/>
+      </w:pPr>
+      <w:r>
+        <w:t>阶段G：刀位谐响应仿真与实验</w:t>
+      </w:r>
+    </w:p>
+    <w:p>
+      <w:pPr>
         <w:pStyle w:val="Heading2"/>
       </w:pPr>
       <w:r>
-        <w:t>B4 备用重测</w:t>
+        <w:t>G1 谐响应仿真</w:t>
       </w:r>
     </w:p>
     <w:p>
@@ -3105,25 +4567,19 @@
         <w:pStyle w:val="Heading3"/>
       </w:pPr>
       <w:r>
-        <w:t>B4-1　仅重测失败步骤（B4 备用方案）</w:t>
-      </w:r>
-    </w:p>
-    <w:p>
-      <w:pPr/>
-      <w:r>
-        <w:t>若 B1、B2、B3 任一步数据不合格（SNR 不足、重复性超标、操作失误等），启用 B4 备用时段仅重测失败步骤，并在 Experiment_Matrix 中新建实验编号，保留失败数据不得覆盖。严禁用修正后的模型回头「指导」重测实验参数以凑合格结果。</w:t>
-      </w:r>
-    </w:p>
-    <w:p>
-      <w:pPr/>
-      <w:r>
-        <w:t>没预留 B4 会导致时间压力下接受劣质数据。Fatal 风险是用 Updated FE 回头调整实验设置却声称是 Baseline 实验流程。</w:t>
-      </w:r>
-    </w:p>
-    <w:p>
-      <w:pPr/>
-      <w:r>
-        <w:t>本步骤无固定必存文件，但重测记录必须完整。</w:t>
+        <w:t>G1-1　Updated + Baseline 谐响应，同激励频段</w:t>
+      </w:r>
+    </w:p>
+    <w:p>
+      <w:pPr/>
+      <w:r>
+        <w:t>在 Updated(θ*) 与 Baseline FE 上分别做谐响应（Harmonic Response）分析，激励频段与幅值与 G2 实验一致，必须基于 θ* 版本。不可用 Baseline 结果冒充 Updated 的谐响应改进。</w:t>
+      </w:r>
+    </w:p>
+    <w:p>
+      <w:pPr/>
+      <w:r>
+        <w:t>必存数据：Harmonic_Updated.csv、Harmonic_Baseline.csv。</w:t>
       </w:r>
     </w:p>
     <w:p>
@@ -3137,7 +4593,15 @@
         <w:pStyle w:val="ListNumber"/>
       </w:pPr>
       <w:r>
-        <w:t>B4_Retest_Log.pdf — 重测原因、新实验编号、与失败 batch 关系说明</w:t>
+        <w:t>Harmonic_Updated.csv — Updated(θ*) 谐响应 TP 输出</w:t>
+      </w:r>
+    </w:p>
+    <w:p>
+      <w:pPr>
+        <w:pStyle w:val="ListNumber"/>
+      </w:pPr>
+      <w:r>
+        <w:t>Harmonic_Baseline.csv — Baseline 谐响应 TP 输出</w:t>
       </w:r>
     </w:p>
     <w:p>
@@ -3147,11 +4611,87 @@
       </w:r>
     </w:p>
     <w:p>
+      <w:pPr/>
+      <w:r>
+        <w:t>本步无专用图片要求。</w:t>
+      </w:r>
+    </w:p>
+    <w:p>
+      <w:pPr/>
+      <w:r>
+        <w:t>现场操作要点（逐项打勾）：</w:t>
+      </w:r>
+    </w:p>
+    <w:p>
+      <w:pPr>
+        <w:pStyle w:val="ListBullet"/>
+      </w:pPr>
+      <w:r>
+        <w:t>Updated/Baseline 同频段</w:t>
+      </w:r>
+    </w:p>
+    <w:p>
+      <w:pPr>
+        <w:pStyle w:val="ListBullet"/>
+      </w:pPr>
+      <w:r>
+        <w:t>Harmonic csv 已出</w:t>
+      </w:r>
+    </w:p>
+    <w:p>
+      <w:pPr>
+        <w:pStyle w:val="ListBullet"/>
+      </w:pPr>
+      <w:r>
+        <w:t>基于 θ* 版本</w:t>
+      </w:r>
+    </w:p>
+    <w:p>
+      <w:pPr>
+        <w:pStyle w:val="Heading3"/>
+      </w:pPr>
+      <w:r>
+        <w:t>G1-2　TP 输出 FRF；模态叠加收敛性</w:t>
+      </w:r>
+    </w:p>
+    <w:p>
+      <w:pPr/>
+      <w:r>
+        <w:t>在 TP（刀位点）输出 FRF，检查模态叠加阶次收敛，记录使用了多少阶模态，输出 Mode_Convergence.csv。阶次不足会导致 FRF 缺峰。</w:t>
+      </w:r>
+    </w:p>
+    <w:p>
+      <w:pPr/>
+      <w:r>
+        <w:t>必存数据：Mode_Convergence.csv。</w:t>
+      </w:r>
+    </w:p>
+    <w:p>
+      <w:pPr/>
+      <w:r>
+        <w:t>【必存数据】（本步完成后必须存档的文件/文件夹，命名保持一致）</w:t>
+      </w:r>
+    </w:p>
+    <w:p>
       <w:pPr>
         <w:pStyle w:val="ListNumber"/>
       </w:pPr>
       <w:r>
-        <w:t>若重测因机床状态变化：补 Machine_4Views.jpg + AxisPosition_Screenshot.png</w:t>
+        <w:t>Mode_Convergence.csv — 模态叠加阶次收敛记录</w:t>
+      </w:r>
+    </w:p>
+    <w:p>
+      <w:pPr/>
+      <w:r>
+        <w:t>【必存图片】（本步必须拍摄或导出的图，用于论文/答辩/追溯）</w:t>
+      </w:r>
+    </w:p>
+    <w:p>
+      <w:pPr>
+        <w:pStyle w:val="ListNumber"/>
+      </w:pPr>
+      <w:r>
+        <w:t>Mode_Superposition_Conv.png — 叠加收敛曲线（建议存）</w:t>
       </w:r>
     </w:p>
     <w:p>
@@ -3165,7 +4705,7 @@
         <w:pStyle w:val="ListBullet"/>
       </w:pPr>
       <w:r>
-        <w:t>仅重测失败步骤</w:t>
+        <w:t>TP FRF 已输出</w:t>
       </w:r>
     </w:p>
     <w:p>
@@ -3173,7 +4713,7 @@
         <w:pStyle w:val="ListBullet"/>
       </w:pPr>
       <w:r>
-        <w:t>新编号不覆盖旧 raw</w:t>
+        <w:t>模态叠加收敛已检</w:t>
       </w:r>
     </w:p>
     <w:p>
@@ -3181,7 +4721,335 @@
         <w:pStyle w:val="ListBullet"/>
       </w:pPr>
       <w:r>
-        <w:t>重测原因已记录</w:t>
+        <w:t>Mode_Convergence.csv 已存</w:t>
+      </w:r>
+    </w:p>
+    <w:p>
+      <w:pPr>
+        <w:pStyle w:val="Heading2"/>
+      </w:pPr>
+      <w:r>
+        <w:t>G2 谐响应实验</w:t>
+      </w:r>
+    </w:p>
+    <w:p>
+      <w:pPr>
+        <w:pStyle w:val="Heading3"/>
+      </w:pPr>
+      <w:r>
+        <w:t>G2-1　TP 安装加速计并记录附加质量</w:t>
+      </w:r>
+    </w:p>
+    <w:p>
+      <w:pPr/>
+      <w:r>
+        <w:t>在 TP 安装加速计，精确记录附加质量与安装位置；仿真中施加等效质量或在 Limitation 说明未建模影响。附加质量会改变局部高频特性。</w:t>
+      </w:r>
+    </w:p>
+    <w:p>
+      <w:pPr/>
+      <w:r>
+        <w:t>必存文件：Added_Mass_Note.pdf。必存图片：传感器布置照片。</w:t>
+      </w:r>
+    </w:p>
+    <w:p>
+      <w:pPr/>
+      <w:r>
+        <w:t>【必存数据】（本步完成后必须存档的文件/文件夹，命名保持一致）</w:t>
+      </w:r>
+    </w:p>
+    <w:p>
+      <w:pPr>
+        <w:pStyle w:val="ListNumber"/>
+      </w:pPr>
+      <w:r>
+        <w:t>Added_Mass_Note.pdf — TP 加速计附加质量、安装位置、仿真等效说明</w:t>
+      </w:r>
+    </w:p>
+    <w:p>
+      <w:pPr/>
+      <w:r>
+        <w:t>【必存图片】（本步必须拍摄或导出的图，用于论文/答辩/追溯）</w:t>
+      </w:r>
+    </w:p>
+    <w:p>
+      <w:pPr>
+        <w:pStyle w:val="ListNumber"/>
+      </w:pPr>
+      <w:r>
+        <w:t>TP_Sensor_Photo.jpg — TP 传感器布置照片</w:t>
+      </w:r>
+    </w:p>
+    <w:p>
+      <w:pPr/>
+      <w:r>
+        <w:t>现场操作要点（逐项打勾）：</w:t>
+      </w:r>
+    </w:p>
+    <w:p>
+      <w:pPr>
+        <w:pStyle w:val="ListBullet"/>
+      </w:pPr>
+      <w:r>
+        <w:t>附加质量位置已记录</w:t>
+      </w:r>
+    </w:p>
+    <w:p>
+      <w:pPr>
+        <w:pStyle w:val="ListBullet"/>
+      </w:pPr>
+      <w:r>
+        <w:t>Added_Mass_Note 已写</w:t>
+      </w:r>
+    </w:p>
+    <w:p>
+      <w:pPr>
+        <w:pStyle w:val="ListBullet"/>
+      </w:pPr>
+      <w:r>
+        <w:t>布置照已拍</w:t>
+      </w:r>
+    </w:p>
+    <w:p>
+      <w:pPr>
+        <w:pStyle w:val="Heading3"/>
+      </w:pPr>
+      <w:r>
+        <w:t>G2-2　测输入力 + TP / 参考点 FRF（激励方式定稿）</w:t>
+      </w:r>
+    </w:p>
+    <w:p>
+      <w:pPr/>
+      <w:r>
+        <w:t>谐响应实验采用与 G1 仿真一致的频段。激励推荐使用激振器+力传感器或力锤（二选一，写入 Harmonic_Excitation_Spec.pdf），激励位置优先 EX1 或 TP 附近（与仿真载荷施加方式对应）。测量输入力谱与 TP、参考点 FRF，力链标定结果存档 Force_Chain.pdf。只测加速度不测力，FRF 幅值不可信。</w:t>
+      </w:r>
+    </w:p>
+    <w:p>
+      <w:pPr/>
+      <w:r>
+        <w:t>【必存数据】（本步完成后必须存档的文件/文件夹，命名保持一致）</w:t>
+      </w:r>
+    </w:p>
+    <w:p>
+      <w:pPr>
+        <w:pStyle w:val="ListNumber"/>
+      </w:pPr>
+      <w:r>
+        <w:t>Harmonic_Excitation_Spec.pdf — 谐响应激励方式（激振器/力锤、位置、频段）</w:t>
+      </w:r>
+    </w:p>
+    <w:p>
+      <w:pPr>
+        <w:pStyle w:val="ListNumber"/>
+      </w:pPr>
+      <w:r>
+        <w:t>Force_Chain.pdf — 力链标定记录</w:t>
+      </w:r>
+    </w:p>
+    <w:p>
+      <w:pPr>
+        <w:pStyle w:val="ListNumber"/>
+      </w:pPr>
+      <w:r>
+        <w:t>Input_Force_Spectrum.csv — 输入力谱数据</w:t>
+      </w:r>
+    </w:p>
+    <w:p>
+      <w:pPr/>
+      <w:r>
+        <w:t>【必存图片】（本步必须拍摄或导出的图，用于论文/答辩/追溯）</w:t>
+      </w:r>
+    </w:p>
+    <w:p>
+      <w:pPr/>
+      <w:r>
+        <w:t>本步无专用图片要求。</w:t>
+      </w:r>
+    </w:p>
+    <w:p>
+      <w:pPr/>
+      <w:r>
+        <w:t>现场操作要点（逐项打勾）：</w:t>
+      </w:r>
+    </w:p>
+    <w:p>
+      <w:pPr>
+        <w:pStyle w:val="ListBullet"/>
+      </w:pPr>
+      <w:r>
+        <w:t>力链标定完成</w:t>
+      </w:r>
+    </w:p>
+    <w:p>
+      <w:pPr>
+        <w:pStyle w:val="ListBullet"/>
+      </w:pPr>
+      <w:r>
+        <w:t>Force_Chain.pdf 已存</w:t>
+      </w:r>
+    </w:p>
+    <w:p>
+      <w:pPr>
+        <w:pStyle w:val="ListBullet"/>
+      </w:pPr>
+      <w:r>
+        <w:t>输入力谱已测</w:t>
+      </w:r>
+    </w:p>
+    <w:p>
+      <w:pPr>
+        <w:pStyle w:val="Heading3"/>
+      </w:pPr>
+      <w:r>
+        <w:t>G2-3　5 重复；相干系数 γ² ≥ 0.7</w:t>
+      </w:r>
+    </w:p>
+    <w:p>
+      <w:pPr/>
+      <w:r>
+        <w:t>谐响应实验 5 次重复，论文报告 Trial 1–3；每次计算相干系数 γ²（Coherence），合格线 γ² ≥ 0.7。γ² 低的频段不应拿来做峰值对比。</w:t>
+      </w:r>
+    </w:p>
+    <w:p>
+      <w:pPr/>
+      <w:r>
+        <w:t>必存数据：TP_FRF_5trials.csv。</w:t>
+      </w:r>
+    </w:p>
+    <w:p>
+      <w:pPr/>
+      <w:r>
+        <w:t>【必存数据】（本步完成后必须存档的文件/文件夹，命名保持一致）</w:t>
+      </w:r>
+    </w:p>
+    <w:p>
+      <w:pPr>
+        <w:pStyle w:val="ListNumber"/>
+      </w:pPr>
+      <w:r>
+        <w:t>TP_FRF_5trials.csv — TP 谐响应 5 次重复 FRF 及 γ²</w:t>
+      </w:r>
+    </w:p>
+    <w:p>
+      <w:pPr/>
+      <w:r>
+        <w:t>【必存图片】（本步必须拍摄或导出的图，用于论文/答辩/追溯）</w:t>
+      </w:r>
+    </w:p>
+    <w:p>
+      <w:pPr>
+        <w:pStyle w:val="ListNumber"/>
+      </w:pPr>
+      <w:r>
+        <w:t>Coherence_Gamma2.png — 相干系数 γ² 图（建议存）</w:t>
+      </w:r>
+    </w:p>
+    <w:p>
+      <w:pPr/>
+      <w:r>
+        <w:t>现场操作要点（逐项打勾）：</w:t>
+      </w:r>
+    </w:p>
+    <w:p>
+      <w:pPr>
+        <w:pStyle w:val="ListBullet"/>
+      </w:pPr>
+      <w:r>
+        <w:t>5 重复完成</w:t>
+      </w:r>
+    </w:p>
+    <w:p>
+      <w:pPr>
+        <w:pStyle w:val="ListBullet"/>
+      </w:pPr>
+      <w:r>
+        <w:t>γ²≥0.7 已核查</w:t>
+      </w:r>
+    </w:p>
+    <w:p>
+      <w:pPr>
+        <w:pStyle w:val="ListBullet"/>
+      </w:pPr>
+      <w:r>
+        <w:t>TP_FRF_5trials.csv 已出</w:t>
+      </w:r>
+    </w:p>
+    <w:p>
+      <w:pPr>
+        <w:pStyle w:val="Heading3"/>
+      </w:pPr>
+      <w:r>
+        <w:t>G2-4　G5 签字</w:t>
+      </w:r>
+    </w:p>
+    <w:p>
+      <w:pPr/>
+      <w:r>
+        <w:t>谐响应主指标为峰值频率对比（Updated vs Baseline vs Exp），合格 ≤12%（优秀 ≤10%）。填写 Gate_G5.pdf，Limitation 中说明谐响应不等同于切削稳定性实验。</w:t>
+      </w:r>
+    </w:p>
+    <w:p>
+      <w:pPr/>
+      <w:r>
+        <w:t>必存文件：Gate_G5.pdf。必存图片：谐响应三线 FRF 对比图（Updated / Baseline / Exp）。</w:t>
+      </w:r>
+    </w:p>
+    <w:p>
+      <w:pPr/>
+      <w:r>
+        <w:t>【必存数据】（本步完成后必须存档的文件/文件夹，命名保持一致）</w:t>
+      </w:r>
+    </w:p>
+    <w:p>
+      <w:pPr>
+        <w:pStyle w:val="ListNumber"/>
+      </w:pPr>
+      <w:r>
+        <w:t>Gate_G5.pdf — G5 门禁签字记录</w:t>
+      </w:r>
+    </w:p>
+    <w:p>
+      <w:pPr/>
+      <w:r>
+        <w:t>【必存图片】（本步必须拍摄或导出的图，用于论文/答辩/追溯）</w:t>
+      </w:r>
+    </w:p>
+    <w:p>
+      <w:pPr>
+        <w:pStyle w:val="ListNumber"/>
+      </w:pPr>
+      <w:r>
+        <w:t>Harmonic_FRF_3Lines.png — Updated/Baseline/Exp 三线 FRF 对比图</w:t>
+      </w:r>
+    </w:p>
+    <w:p>
+      <w:pPr/>
+      <w:r>
+        <w:t>现场操作要点（逐项打勾）：</w:t>
+      </w:r>
+    </w:p>
+    <w:p>
+      <w:pPr>
+        <w:pStyle w:val="ListBullet"/>
+      </w:pPr>
+      <w:r>
+        <w:t>峰值频率为主指标</w:t>
+      </w:r>
+    </w:p>
+    <w:p>
+      <w:pPr>
+        <w:pStyle w:val="ListBullet"/>
+      </w:pPr>
+      <w:r>
+        <w:t>Gate_G5 已签字</w:t>
+      </w:r>
+    </w:p>
+    <w:p>
+      <w:pPr>
+        <w:pStyle w:val="ListBullet"/>
+      </w:pPr>
+      <w:r>
+        <w:t>三线 FRF 图已出</w:t>
       </w:r>
     </w:p>
     <w:p>
@@ -3189,7 +5057,7 @@
         <w:pStyle w:val="Heading1"/>
       </w:pPr>
       <w:r>
-        <w:t>阶段C：实验模态识别与配对</w:t>
+        <w:t>阶段H：论文撰写</w:t>
       </w:r>
     </w:p>
     <w:p>
@@ -3197,25 +5065,13 @@
         <w:pStyle w:val="Heading3"/>
       </w:pPr>
       <w:r>
-        <w:t>C1　稳态图识别并筛选 6 阶弹性模态</w:t>
-      </w:r>
-    </w:p>
-    <w:p>
-      <w:pPr/>
-      <w:r>
-        <w:t>对 B1 的 SLDV/EMA 数据做模态识别，采用与 Modal_ID_Settings 一致的带宽、模型阶次与稳态图判据，提取稳定极点并筛选 6 阶弹性模态。剔除的极点应记录原因（不稳定、重复、物理不合理等），输出 Modal_Parameters.csv（频率、阻尼、参与因子等）。</w:t>
-      </w:r>
-    </w:p>
-    <w:p>
-      <w:pPr/>
-      <w:r>
-        <w:t>假峰当真模态会连锁影响配对与修正。易错点是不同 trial 识别阶次不一致却强行取平均——应先用统一设置识别再比较。</w:t>
-      </w:r>
-    </w:p>
-    <w:p>
-      <w:pPr/>
-      <w:r>
-        <w:t>必存数据：Modal_Parameters.csv。必存图片：稳态图（Stabilization Diagram）。</w:t>
+        <w:t>H1　第 1、2 章（绪论、理论基础）</w:t>
+      </w:r>
+    </w:p>
+    <w:p>
+      <w:pPr/>
+      <w:r>
+        <w:t>先完成第 1、2 章，定稿 3 条创新点，明确研究边界与 Limitation。方法章不能缺失；创新点应可追溯到 G1–G5 门禁与盲验设计。</w:t>
       </w:r>
     </w:p>
     <w:p>
@@ -3229,7 +5085,13 @@
         <w:pStyle w:val="ListNumber"/>
       </w:pPr>
       <w:r>
-        <w:t>Modal_Parameters.csv — 实验识别模态参数（频率、阻尼等）</w:t>
+        <w:t>Ch1-2.docx — 第 1、2 章草稿（含创新点 3 条）</w:t>
+      </w:r>
+    </w:p>
+    <w:p>
+      <w:pPr/>
+      <w:r>
+        <w:t>【必存图片】（本步必须拍摄或导出的图，用于论文/答辩/追溯）</w:t>
       </w:r>
     </w:p>
     <w:p>
@@ -3237,7 +5099,73 @@
         <w:pStyle w:val="ListNumber"/>
       </w:pPr>
       <w:r>
-        <w:t>Pole_Rejection_Log.csv — 剔除极点清单与原因</w:t>
+        <w:t>Tech_Roadmap.png — 技术路线图</w:t>
+      </w:r>
+    </w:p>
+    <w:p>
+      <w:pPr/>
+      <w:r>
+        <w:t>现场操作要点（逐项打勾）：</w:t>
+      </w:r>
+    </w:p>
+    <w:p>
+      <w:pPr>
+        <w:pStyle w:val="ListBullet"/>
+      </w:pPr>
+      <w:r>
+        <w:t>创新点 3 条定稿</w:t>
+      </w:r>
+    </w:p>
+    <w:p>
+      <w:pPr>
+        <w:pStyle w:val="ListBullet"/>
+      </w:pPr>
+      <w:r>
+        <w:t>Limitation 已写</w:t>
+      </w:r>
+    </w:p>
+    <w:p>
+      <w:pPr>
+        <w:pStyle w:val="ListBullet"/>
+      </w:pPr>
+      <w:r>
+        <w:t>技术路线图已入第 1 章</w:t>
+      </w:r>
+    </w:p>
+    <w:p>
+      <w:pPr>
+        <w:pStyle w:val="Heading3"/>
+      </w:pPr>
+      <w:r>
+        <w:t>H2　第 3 章（随仿真/实验补图）</w:t>
+      </w:r>
+    </w:p>
+    <w:p>
+      <w:pPr/>
+      <w:r>
+        <w:t>第 3 章随进展补充图表，维护 Figure_Index.xlsx。核心图不少于 16 张，建议初稿至少包含：技术路线、CAD/FE 模型、网格收敛、重力变形、FE 前 6 阶振型、测点布置、稳态图、实验振型、Before/After MAC、J(θ) 收敛、盲验汇总、构型正推（若做 F）、谐响应三线 FRF、重复性误差棒、灵敏度龙卷风、SSS 状态图。图号、数据路径、生成脚本应可追溯。</w:t>
+      </w:r>
+    </w:p>
+    <w:p>
+      <w:pPr/>
+      <w:r>
+        <w:t>【必存数据】（本步完成后必须存档的文件/文件夹，命名保持一致）</w:t>
+      </w:r>
+    </w:p>
+    <w:p>
+      <w:pPr>
+        <w:pStyle w:val="ListNumber"/>
+      </w:pPr>
+      <w:r>
+        <w:t>Figure_Index.xlsx — 图索引（图号、文件名、数据路径、脚本）</w:t>
+      </w:r>
+    </w:p>
+    <w:p>
+      <w:pPr>
+        <w:pStyle w:val="ListNumber"/>
+      </w:pPr>
+      <w:r>
+        <w:t>Core_Figure_List.pdf — 16+ 核心图目录初稿（见 H2 步骤正文列表）</w:t>
       </w:r>
     </w:p>
     <w:p>
@@ -3251,7 +5179,7 @@
         <w:pStyle w:val="ListNumber"/>
       </w:pPr>
       <w:r>
-        <w:t>Stabilization_Diagram.png — 稳态图</w:t>
+        <w:t>Core_Figures/ — 按 Figure_Index 存放的全部核心论文图</w:t>
       </w:r>
     </w:p>
     <w:p>
@@ -3265,7 +5193,7 @@
         <w:pStyle w:val="ListBullet"/>
       </w:pPr>
       <w:r>
-        <w:t>稳态图判据与 Settings 一致</w:t>
+        <w:t>Figure_Index 已维护</w:t>
       </w:r>
     </w:p>
     <w:p>
@@ -3273,7 +5201,7 @@
         <w:pStyle w:val="ListBullet"/>
       </w:pPr>
       <w:r>
-        <w:t>6 阶弹性模态已输出</w:t>
+        <w:t>核心图 ≥16</w:t>
       </w:r>
     </w:p>
     <w:p>
@@ -3281,7 +5209,7 @@
         <w:pStyle w:val="ListBullet"/>
       </w:pPr>
       <w:r>
-        <w:t>剔除极点有记录</w:t>
+        <w:t>图号与数据路径一致</w:t>
       </w:r>
     </w:p>
     <w:p>
@@ -3289,25 +5217,13 @@
         <w:pStyle w:val="Heading3"/>
       </w:pPr>
       <w:r>
-        <w:t>C2　Exp ↔ FE 配对（频率 + 法向 MAC + 振型）</w:t>
-      </w:r>
-    </w:p>
-    <w:p>
-      <w:pPr/>
-      <w:r>
-        <w:t>在 C1 得到的 6 阶实验模态与 A4-3 的 6 阶 FE 模态之间，综合频率接近程度、法向 MAC 与振型物理形态做配对，输出 Mode_Pairing_Table.xlsx。存在配对歧义时（两阶频率接近），必须记录取舍理由，不可默认按阶号 1 对 1、2 对 2。</w:t>
-      </w:r>
-    </w:p>
-    <w:p>
-      <w:pPr/>
-      <w:r>
-        <w:t>按阶号硬对是常见 Fatal 易错点。错配后越修越偏，MAC 图看起来「更好」其实是错配换阶。</w:t>
-      </w:r>
-    </w:p>
-    <w:p>
-      <w:pPr/>
-      <w:r>
-        <w:t>必存数据：Mode_Pairing_Table.xlsx。必存图片：实验 Mode 1–6 振型图。</w:t>
+        <w:t>H3　第 4–6 章（方法、结果、结论）+ Limitation 清单</w:t>
+      </w:r>
+    </w:p>
+    <w:p>
+      <w:pPr/>
+      <w:r>
+        <w:t>第 4–6 章随 C/D/E/G 阶段填充，结论必须与门禁结果一致。附录 A–D（坐标变换、MAC 协议、Trial 规则、盲验程序）应同步完成。Limitation 必写清单（写入 Limitation_Checklist.pdf 并体现在第 5–6 章）：① TP 附加质量影响；② 谐响应≠切削稳定性；③ 单机床/单构型外推限度；④ 构型正推（F 阶段）误差范围；⑤ 结合部参数非唯一性（多初值）；⑥ SSS 无法完全复现的项。</w:t>
       </w:r>
     </w:p>
     <w:p>
@@ -3321,7 +5237,23 @@
         <w:pStyle w:val="ListNumber"/>
       </w:pPr>
       <w:r>
-        <w:t>Mode_Pairing_Table.xlsx — Exp↔FE 配对表（含歧义说明）</w:t>
+        <w:t>Ch4-6.docx — 第 4–6 章</w:t>
+      </w:r>
+    </w:p>
+    <w:p>
+      <w:pPr>
+        <w:pStyle w:val="ListNumber"/>
+      </w:pPr>
+      <w:r>
+        <w:t>Appendix_A-D.pdf — 坐标/MAC/Trial/盲验程序附录</w:t>
+      </w:r>
+    </w:p>
+    <w:p>
+      <w:pPr>
+        <w:pStyle w:val="ListNumber"/>
+      </w:pPr>
+      <w:r>
+        <w:t>Limitation_Checklist.pdf — Limitation 必写清单（6 条）</w:t>
       </w:r>
     </w:p>
     <w:p>
@@ -3331,11 +5263,87 @@
       </w:r>
     </w:p>
     <w:p>
+      <w:pPr/>
+      <w:r>
+        <w:t>本步无专用图片要求。</w:t>
+      </w:r>
+    </w:p>
+    <w:p>
+      <w:pPr/>
+      <w:r>
+        <w:t>现场操作要点（逐项打勾）：</w:t>
+      </w:r>
+    </w:p>
+    <w:p>
+      <w:pPr>
+        <w:pStyle w:val="ListBullet"/>
+      </w:pPr>
+      <w:r>
+        <w:t>第 4–6 章与门禁一致</w:t>
+      </w:r>
+    </w:p>
+    <w:p>
+      <w:pPr>
+        <w:pStyle w:val="ListBullet"/>
+      </w:pPr>
+      <w:r>
+        <w:t>附录 A–D 同步</w:t>
+      </w:r>
+    </w:p>
+    <w:p>
+      <w:pPr>
+        <w:pStyle w:val="ListBullet"/>
+      </w:pPr>
+      <w:r>
+        <w:t>结论未超出数据支持范围</w:t>
+      </w:r>
+    </w:p>
+    <w:p>
+      <w:pPr>
+        <w:pStyle w:val="Heading3"/>
+      </w:pPr>
+      <w:r>
+        <w:t>H4　符号表与参考文献</w:t>
+      </w:r>
+    </w:p>
+    <w:p>
+      <w:pPr/>
+      <w:r>
+        <w:t>符号表 Symbols.docx 与正文一致；参考文献 GB/T 7714 格式。符号多义是格式打回常见原因。</w:t>
+      </w:r>
+    </w:p>
+    <w:p>
+      <w:pPr/>
+      <w:r>
+        <w:t>【必存数据】（本步完成后必须存档的文件/文件夹，命名保持一致）</w:t>
+      </w:r>
+    </w:p>
+    <w:p>
       <w:pPr>
         <w:pStyle w:val="ListNumber"/>
       </w:pPr>
       <w:r>
-        <w:t>Exp_Mode1-6.png — 实验前 6 阶模态振型图</w:t>
+        <w:t>Symbols.docx — 符号表</w:t>
+      </w:r>
+    </w:p>
+    <w:p>
+      <w:pPr>
+        <w:pStyle w:val="ListNumber"/>
+      </w:pPr>
+      <w:r>
+        <w:t>References.bib — GB/T 7714 参考文献</w:t>
+      </w:r>
+    </w:p>
+    <w:p>
+      <w:pPr/>
+      <w:r>
+        <w:t>【必存图片】（本步必须拍摄或导出的图，用于论文/答辩/追溯）</w:t>
+      </w:r>
+    </w:p>
+    <w:p>
+      <w:pPr/>
+      <w:r>
+        <w:t>本步无专用图片要求。</w:t>
       </w:r>
     </w:p>
     <w:p>
@@ -3349,7 +5357,7 @@
         <w:pStyle w:val="ListBullet"/>
       </w:pPr>
       <w:r>
-        <w:t>配对综合频率+MAC+形态</w:t>
+        <w:t>符号表与正文一致</w:t>
       </w:r>
     </w:p>
     <w:p>
@@ -3357,7 +5365,7 @@
         <w:pStyle w:val="ListBullet"/>
       </w:pPr>
       <w:r>
-        <w:t>歧义已记录</w:t>
+        <w:t>参考文献 GB/T 7714</w:t>
       </w:r>
     </w:p>
     <w:p>
@@ -3365,7 +5373,7 @@
         <w:pStyle w:val="ListBullet"/>
       </w:pPr>
       <w:r>
-        <w:t>Mode_Pairing_Table 已冻结前复核</w:t>
+        <w:t>无符号多义</w:t>
       </w:r>
     </w:p>
     <w:p>
@@ -3373,25 +5381,13 @@
         <w:pStyle w:val="Heading3"/>
       </w:pPr>
       <w:r>
-        <w:t>C3　5 次重复性统计（mean ± std）</w:t>
-      </w:r>
-    </w:p>
-    <w:p>
-      <w:pPr/>
-      <w:r>
-        <w:t>对 5 次 trial 的频率与 MAC 做 mean ± std 统计，论文主结果报告 Trial 1–3，但 Repeatability.csv 应保留全部 5 次信息供 SCI 扩展。重复性标准：频率 std 小于 1.5%（优秀小于 1%）。</w:t>
-      </w:r>
-    </w:p>
-    <w:p>
-      <w:pPr/>
-      <w:r>
-        <w:t>只报一次测量值无误差棒，结论可信度不足。易错点是剔除异常 trial 却未按 Trial_Selection_Rule 执行。</w:t>
-      </w:r>
-    </w:p>
-    <w:p>
-      <w:pPr/>
-      <w:r>
-        <w:t>必存数据：Repeatability.csv。必存图片：重复性误差棒图。</w:t>
+        <w:t>H5　涉密脱敏 Public 版</w:t>
+      </w:r>
+    </w:p>
+    <w:p>
+      <w:pPr/>
+      <w:r>
+        <w:t>若企业 CAD 涉密，制作 Public 版 FE 与插图，全文可送审。未做 Public 版可能导致不能送审。</w:t>
       </w:r>
     </w:p>
     <w:p>
@@ -3405,7 +5401,7 @@
         <w:pStyle w:val="ListNumber"/>
       </w:pPr>
       <w:r>
-        <w:t>Repeatability.csv — 5 次 trial 频率/MAC 的 mean±std</w:t>
+        <w:t>FE_Public/ — 脱敏 Public 版 FE 与可送审插图</w:t>
       </w:r>
     </w:p>
     <w:p>
@@ -3419,7 +5415,7 @@
         <w:pStyle w:val="ListNumber"/>
       </w:pPr>
       <w:r>
-        <w:t>Repeatability_Bars.png — 重复性误差棒图</w:t>
+        <w:t>Public_Figures/ — 涉密脱敏后的论文插图</w:t>
       </w:r>
     </w:p>
     <w:p>
@@ -3433,7 +5429,7 @@
         <w:pStyle w:val="ListBullet"/>
       </w:pPr>
       <w:r>
-        <w:t>5 次重复统计完成</w:t>
+        <w:t>Public 版 FE/图已完成</w:t>
       </w:r>
     </w:p>
     <w:p>
@@ -3441,7 +5437,7 @@
         <w:pStyle w:val="ListBullet"/>
       </w:pPr>
       <w:r>
-        <w:t>Repeatability.csv 已输出</w:t>
+        <w:t>涉密信息已脱敏</w:t>
       </w:r>
     </w:p>
     <w:p>
@@ -3449,7 +5445,7 @@
         <w:pStyle w:val="ListBullet"/>
       </w:pPr>
       <w:r>
-        <w:t>误差棒图已保存</w:t>
+        <w:t>送审版可独立提交</w:t>
       </w:r>
     </w:p>
     <w:p>
@@ -3457,19 +5453,13 @@
         <w:pStyle w:val="Heading3"/>
       </w:pPr>
       <w:r>
-        <w:t>C4　G2 配对表冻结签字</w:t>
-      </w:r>
-    </w:p>
-    <w:p>
-      <w:pPr/>
-      <w:r>
-        <w:t>配对表经导师或第二人复核后冻结，填写 Gate_G2.pdf。G2 通过后不得随意更改配对关系；若必须更改，需说明原因并评估对 D/E 阶段的影响，原则上应重新走 C 阶段。</w:t>
-      </w:r>
-    </w:p>
-    <w:p>
-      <w:pPr/>
-      <w:r>
-        <w:t>一人配对无复核、无签字，是方法链薄弱环节。必存文件：Gate_G2.pdf。</w:t>
+        <w:t>H6　与 SCI 章节划分规划</w:t>
+      </w:r>
+    </w:p>
+    <w:p>
+      <w:pPr/>
+      <w:r>
+        <w:t>规划硕士论文与毕业后 SCI 论文的章节划分，避免自我抄袭查重问题。SCI 可侧重盲验、多初值、EMA 交叉验证等扩展内容。</w:t>
       </w:r>
     </w:p>
     <w:p>
@@ -3483,7 +5473,7 @@
         <w:pStyle w:val="ListNumber"/>
       </w:pPr>
       <w:r>
-        <w:t>Gate_G2.pdf — G2 配对表冻结签字记录</w:t>
+        <w:t>SCI_Outline.docx — 硕士论文与 SCI 章节划分规划</w:t>
       </w:r>
     </w:p>
     <w:p>
@@ -3509,7 +5499,7 @@
         <w:pStyle w:val="ListBullet"/>
       </w:pPr>
       <w:r>
-        <w:t>Gate_G2 已签字</w:t>
+        <w:t>SCI 章节划分已规划</w:t>
       </w:r>
     </w:p>
     <w:p>
@@ -3517,7 +5507,7 @@
         <w:pStyle w:val="ListBullet"/>
       </w:pPr>
       <w:r>
-        <w:t>配对表经第二人复核</w:t>
+        <w:t>避免自我抄袭</w:t>
       </w:r>
     </w:p>
     <w:p>
@@ -3525,7 +5515,7 @@
         <w:pStyle w:val="ListBullet"/>
       </w:pPr>
       <w:r>
-        <w:t>通过后未随意改配对</w:t>
+        <w:t>扩展数据已在 I 阶段收齐</w:t>
       </w:r>
     </w:p>
     <w:p>
@@ -3533,7 +5523,7 @@
         <w:pStyle w:val="Heading1"/>
       </w:pPr>
       <w:r>
-        <w:t>阶段D：模型修正（仅用 P1–P9）</w:t>
+        <w:t>阶段I：SCI 数据储备（硕士可少写、数据必须先收）</w:t>
       </w:r>
     </w:p>
     <w:p>
@@ -3541,25 +5531,19 @@
         <w:pStyle w:val="Heading3"/>
       </w:pPr>
       <w:r>
-        <w:t>D1　修正前初对比 Before（频率 + MAC + FRF）</w:t>
-      </w:r>
-    </w:p>
-    <w:p>
-      <w:pPr/>
-      <w:r>
-        <w:t>在 Baseline FE 上与实验对比，输出 Freq_MAC_Before.csv 与 Before 对比图，定量展示修正必要性。若配对本身存疑，应先回 C2 解决，不可在错配基础上开始优化。</w:t>
-      </w:r>
-    </w:p>
-    <w:p>
-      <w:pPr/>
-      <w:r>
-        <w:t>跳过 Before 对比直接修，论文缺少「问题陈述」依据。易错点是配对错仍强行修正。</w:t>
-      </w:r>
-    </w:p>
-    <w:p>
-      <w:pPr/>
-      <w:r>
-        <w:t>必存数据：Freq_MAC_Before.csv。必存图片：Before 对比图（频率 + MAC）。</w:t>
+        <w:t>I1　B1 / B2 / 10-start 算完存档</w:t>
+      </w:r>
+    </w:p>
+    <w:p>
+      <w:pPr/>
+      <w:r>
+        <w:t>B1、B2 原始数据与 10-start 优化结果在 θ* 冻结后立即存档于 04_SCI_Reserve/，与硕士论文主结论隔离。毕业后写 SCI 时不应需要重跑 ANSYS 或重测机床。</w:t>
+      </w:r>
+    </w:p>
+    <w:p>
+      <w:pPr/>
+      <w:r>
+        <w:t>易错点：B2 数据覆盖或混淆 θ* 版本。</w:t>
       </w:r>
     </w:p>
     <w:p>
@@ -3573,7 +5557,23 @@
         <w:pStyle w:val="ListNumber"/>
       </w:pPr>
       <w:r>
-        <w:t>Freq_MAC_Before.csv — 修正前 Baseline 与实验频率/MAC 对比</w:t>
+        <w:t>04_SCI_Reserve/B1_raw/ — B1 隔离备份</w:t>
+      </w:r>
+    </w:p>
+    <w:p>
+      <w:pPr>
+        <w:pStyle w:val="ListNumber"/>
+      </w:pPr>
+      <w:r>
+        <w:t>04_SCI_Reserve/B2_raw/ — B2 隔离备份</w:t>
+      </w:r>
+    </w:p>
+    <w:p>
+      <w:pPr>
+        <w:pStyle w:val="ListNumber"/>
+      </w:pPr>
+      <w:r>
+        <w:t>04_SCI_Reserve/10start/ — 多初值优化备份</w:t>
       </w:r>
     </w:p>
     <w:p>
@@ -3583,11 +5583,79 @@
       </w:r>
     </w:p>
     <w:p>
+      <w:pPr/>
+      <w:r>
+        <w:t>本步无专用图片要求。</w:t>
+      </w:r>
+    </w:p>
+    <w:p>
+      <w:pPr/>
+      <w:r>
+        <w:t>现场操作要点（逐项打勾）：</w:t>
+      </w:r>
+    </w:p>
+    <w:p>
+      <w:pPr>
+        <w:pStyle w:val="ListBullet"/>
+      </w:pPr>
+      <w:r>
+        <w:t>04_SCI_Reserve/ 已建</w:t>
+      </w:r>
+    </w:p>
+    <w:p>
+      <w:pPr>
+        <w:pStyle w:val="ListBullet"/>
+      </w:pPr>
+      <w:r>
+        <w:t>B1/B2/10-start 已隔离存档</w:t>
+      </w:r>
+    </w:p>
+    <w:p>
+      <w:pPr>
+        <w:pStyle w:val="ListBullet"/>
+      </w:pPr>
+      <w:r>
+        <w:t>版本与 θ* 对应清晰</w:t>
+      </w:r>
+    </w:p>
+    <w:p>
+      <w:pPr>
+        <w:pStyle w:val="Heading3"/>
+      </w:pPr>
+      <w:r>
+        <w:t>I2　5 重复 raw 全保留</w:t>
+      </w:r>
+    </w:p>
+    <w:p>
+      <w:pPr/>
+      <w:r>
+        <w:t>02_Test_Raw/ 保留全部 5 次 trial raw，论文虽只用 Trial 1–3，但 SCI 可能需要置信区间分析。只存 processed 删 trial 4–5 不可逆。</w:t>
+      </w:r>
+    </w:p>
+    <w:p>
+      <w:pPr/>
+      <w:r>
+        <w:t>【必存数据】（本步完成后必须存档的文件/文件夹，命名保持一致）</w:t>
+      </w:r>
+    </w:p>
+    <w:p>
       <w:pPr>
         <w:pStyle w:val="ListNumber"/>
       </w:pPr>
       <w:r>
-        <w:t>Before_Compare.png — Before 频率 + MAC 对比图</w:t>
+        <w:t>02_Test_Raw/ — 全部 5 trial 原始数据（不可删 trial 4–5）</w:t>
+      </w:r>
+    </w:p>
+    <w:p>
+      <w:pPr/>
+      <w:r>
+        <w:t>【必存图片】（本步必须拍摄或导出的图，用于论文/答辩/追溯）</w:t>
+      </w:r>
+    </w:p>
+    <w:p>
+      <w:pPr/>
+      <w:r>
+        <w:t>本步无专用图片要求。</w:t>
       </w:r>
     </w:p>
     <w:p>
@@ -3601,7 +5669,7 @@
         <w:pStyle w:val="ListBullet"/>
       </w:pPr>
       <w:r>
-        <w:t>Before 对比图已出</w:t>
+        <w:t>5 trial raw 全保留</w:t>
       </w:r>
     </w:p>
     <w:p>
@@ -3609,7 +5677,7 @@
         <w:pStyle w:val="ListBullet"/>
       </w:pPr>
       <w:r>
-        <w:t>修正必要性已量化</w:t>
+        <w:t>02_Test_Raw/ 无删 trial</w:t>
       </w:r>
     </w:p>
     <w:p>
@@ -3617,7 +5685,7 @@
         <w:pStyle w:val="ListBullet"/>
       </w:pPr>
       <w:r>
-        <w:t>配对错已排除</w:t>
+        <w:t>processed 与 raw 分开</w:t>
       </w:r>
     </w:p>
     <w:p>
@@ -3625,19 +5693,13 @@
         <w:pStyle w:val="Heading3"/>
       </w:pPr>
       <w:r>
-        <w:t>D2　建立目标函数 J(θ)，仅用 P1–P9</w:t>
-      </w:r>
-    </w:p>
-    <w:p>
-      <w:pPr/>
-      <w:r>
-        <w:t>目标函数 J(θ) 仅纳入 P1–P9 标定点的频率与法向 MAC 误差，权重设置写入 Objective_Function.txt。严禁将 P10–P12 或 SLDV 全场扫描数据纳入 J(θ)——否则盲验失效，属于 Fatal 级错误。SLDV 场数据可用于可视化，不可用于驱动参数优化。</w:t>
-      </w:r>
-    </w:p>
-    <w:p>
-      <w:pPr/>
-      <w:r>
-        <w:t>用全场 MAC 优化是常见 Fatal 易错点。必存文件：Objective_Function.txt。</w:t>
+        <w:t>I3　EMA、C1、三盲验汇总（SCI 扩展）</w:t>
+      </w:r>
+    </w:p>
+    <w:p>
+      <w:pPr/>
+      <w:r>
+        <w:t>EMA 交叉验证、C1 构型正推、三盲验详细汇总为 SCI 储备，硕士论文可精简表述，但原始数据必须在 B/C/E/F 阶段已采集完毕。不写 SCI 不等于可以不测。</w:t>
       </w:r>
     </w:p>
     <w:p>
@@ -3651,7 +5713,23 @@
         <w:pStyle w:val="ListNumber"/>
       </w:pPr>
       <w:r>
-        <w:t>Objective_Function.txt — J(θ) 定义、权重、仅用 P1–P9 的声明</w:t>
+        <w:t>SCI_EMA_Summary.csv — EMA 交叉验证汇总</w:t>
+      </w:r>
+    </w:p>
+    <w:p>
+      <w:pPr>
+        <w:pStyle w:val="ListNumber"/>
+      </w:pPr>
+      <w:r>
+        <w:t>SCI_C1_Summary.csv — C1 构型验证汇总</w:t>
+      </w:r>
+    </w:p>
+    <w:p>
+      <w:pPr>
+        <w:pStyle w:val="ListNumber"/>
+      </w:pPr>
+      <w:r>
+        <w:t>SCI_Blind_Detail.csv — 三盲验详细汇总</w:t>
       </w:r>
     </w:p>
     <w:p>
@@ -3677,7 +5755,7 @@
         <w:pStyle w:val="ListBullet"/>
       </w:pPr>
       <w:r>
-        <w:t>J(θ) 仅用 P1–P9</w:t>
+        <w:t>EMA/C1/盲验汇总数据齐</w:t>
       </w:r>
     </w:p>
     <w:p>
@@ -3685,7 +5763,7 @@
         <w:pStyle w:val="ListBullet"/>
       </w:pPr>
       <w:r>
-        <w:t>Objective_Function.txt 已写</w:t>
+        <w:t>硕士论文可精简表述</w:t>
       </w:r>
     </w:p>
     <w:p>
@@ -3693,69 +5771,21 @@
         <w:pStyle w:val="ListBullet"/>
       </w:pPr>
       <w:r>
-        <w:t>盲验与全场未进目标函数</w:t>
-      </w:r>
-    </w:p>
-    <w:p>
-      <w:pPr>
-        <w:pStyle w:val="Heading3"/>
-      </w:pPr>
-      <w:r>
-        <w:t>D3　从 4 参数试修，再扩展至 6–8 个</w:t>
-      </w:r>
-    </w:p>
-    <w:p>
-      <w:pPr/>
-      <w:r>
-        <w:t>按灵敏度排序从 4 参数开始试修，记录 Iteration_Log.csv，观察 J(θ) 收敛曲线；用 L-curve 等方法选择有效参数个数，再扩展至 6–8 个，全程参数必须在 Bounds 内。一次同时优化 8 个以上参数易导致盲验崩溃。</w:t>
-      </w:r>
-    </w:p>
-    <w:p>
-      <w:pPr/>
-      <w:r>
-        <w:t>无迭代 log 无法证明收敛过程可信。必存数据：Iteration_Log.csv。必存图片：J(θ) 收敛曲线。</w:t>
-      </w:r>
-    </w:p>
-    <w:p>
-      <w:pPr/>
-      <w:r>
-        <w:t>【必存数据】（本步完成后必须存档的文件/文件夹，命名保持一致）</w:t>
-      </w:r>
-    </w:p>
-    <w:p>
-      <w:pPr>
-        <w:pStyle w:val="ListNumber"/>
-      </w:pPr>
-      <w:r>
-        <w:t>Iteration_Log.csv — 每轮迭代参数、目标函数值、是否满足 Bounds</w:t>
-      </w:r>
-    </w:p>
-    <w:p>
-      <w:pPr>
-        <w:pStyle w:val="ListNumber"/>
-      </w:pPr>
-      <w:r>
-        <w:t>Lcurve_Selection.pdf — L-curve 选参记录</w:t>
-      </w:r>
-    </w:p>
-    <w:p>
-      <w:pPr/>
-      <w:r>
-        <w:t>【必存图片】（本步必须拍摄或导出的图，用于论文/答辩/追溯）</w:t>
-      </w:r>
-    </w:p>
-    <w:p>
-      <w:pPr>
-        <w:pStyle w:val="ListNumber"/>
-      </w:pPr>
-      <w:r>
-        <w:t>J_Convergence.png — J(θ) 收敛曲线</w:t>
-      </w:r>
-    </w:p>
-    <w:p>
-      <w:pPr/>
-      <w:r>
-        <w:t>现场操作要点（逐项打勾）：</w:t>
+        <w:t>原始数据未补测缺口</w:t>
+      </w:r>
+    </w:p>
+    <w:p>
+      <w:pPr>
+        <w:pStyle w:val="Heading1"/>
+      </w:pPr>
+      <w:r>
+        <w:t>附录：合格指标与测点说明</w:t>
+      </w:r>
+    </w:p>
+    <w:p>
+      <w:pPr/>
+      <w:r>
+        <w:t>下列指标为全文统一的合格线，与门禁 G1–G5 配合使用。Simulation（仿真）侧在 A 阶段核对，Experiment（实验）侧在 C/E/G 阶段核对。表述中「优秀」为更高标准，硕士论文至少应满足「合格」列。</w:t>
       </w:r>
     </w:p>
     <w:p>
@@ -3763,7 +5793,7 @@
         <w:pStyle w:val="ListBullet"/>
       </w:pPr>
       <w:r>
-        <w:t>从 4 参数试修</w:t>
+        <w:t>质量误差（FE 总质量 vs BOM/称重）：合格小于 5%，优秀小于 3%。</w:t>
       </w:r>
     </w:p>
     <w:p>
@@ -3771,7 +5801,7 @@
         <w:pStyle w:val="ListBullet"/>
       </w:pPr>
       <w:r>
-        <w:t>Iteration_Log 完整</w:t>
+        <w:t>网格收敛（前三阶频率相对变化 Δf₁₋₃）：合格小于 2%。</w:t>
       </w:r>
     </w:p>
     <w:p>
@@ -3779,69 +5809,7 @@
         <w:pStyle w:val="ListBullet"/>
       </w:pPr>
       <w:r>
-        <w:t>L-curve 已用于选参</w:t>
-      </w:r>
-    </w:p>
-    <w:p>
-      <w:pPr>
-        <w:pStyle w:val="Heading3"/>
-      </w:pPr>
-      <w:r>
-        <w:t>D4　2–3 组初值 + SCI 储备 10-start</w:t>
-      </w:r>
-    </w:p>
-    <w:p>
-      <w:pPr/>
-      <w:r>
-        <w:t>至少用 2–3 组不同初值验证 θ* 非唯一性风险；同时完成 10-start 全局搜索并存档于 10start/，供毕业后 SCI 讨论解的唯一性。只做 1 组初值可能导致 θ* 落在局部最优。</w:t>
-      </w:r>
-    </w:p>
-    <w:p>
-      <w:pPr/>
-      <w:r>
-        <w:t>初值导致负刚度或非物理参数时应排查 Bounds 与参数化方式。必存数据：10start/ 文件夹。</w:t>
-      </w:r>
-    </w:p>
-    <w:p>
-      <w:pPr/>
-      <w:r>
-        <w:t>【必存数据】（本步完成后必须存档的文件/文件夹，命名保持一致）</w:t>
-      </w:r>
-    </w:p>
-    <w:p>
-      <w:pPr>
-        <w:pStyle w:val="ListNumber"/>
-      </w:pPr>
-      <w:r>
-        <w:t>10start/ — 10 组初值优化结果（SCI 储备）</w:t>
-      </w:r>
-    </w:p>
-    <w:p>
-      <w:pPr>
-        <w:pStyle w:val="ListNumber"/>
-      </w:pPr>
-      <w:r>
-        <w:t>MultiStart_Summary.csv — 多初值 θ* 对比汇总</w:t>
-      </w:r>
-    </w:p>
-    <w:p>
-      <w:pPr/>
-      <w:r>
-        <w:t>【必存图片】（本步必须拍摄或导出的图，用于论文/答辩/追溯）</w:t>
-      </w:r>
-    </w:p>
-    <w:p>
-      <w:pPr>
-        <w:pStyle w:val="ListNumber"/>
-      </w:pPr>
-      <w:r>
-        <w:t>MultiStart_Boxplot.png — 多初值结果 boxplot（SCI 储备，建议存）</w:t>
-      </w:r>
-    </w:p>
-    <w:p>
-      <w:pPr/>
-      <w:r>
-        <w:t>现场操作要点（逐项打勾）：</w:t>
+        <w:t>实验重复性（5 次 trial 频率标准差）：合格小于 1.5%，优秀小于 1%。</w:t>
       </w:r>
     </w:p>
     <w:p>
@@ -3849,7 +5817,7 @@
         <w:pStyle w:val="ListBullet"/>
       </w:pPr>
       <w:r>
-        <w:t>≥2 组初值已验证</w:t>
+        <w:t>标定点 P1–P9 频率误差（Updated vs Exp）：合格 ≤8%，优秀 ≤5%。</w:t>
       </w:r>
     </w:p>
     <w:p>
@@ -3857,7 +5825,7 @@
         <w:pStyle w:val="ListBullet"/>
       </w:pPr>
       <w:r>
-        <w:t>10start/ 已存档</w:t>
+        <w:t>标定点 P1–P9 MAC（法向投影后）：合格 ≥0.65，优秀 ≥0.70。</w:t>
       </w:r>
     </w:p>
     <w:p>
@@ -3865,77 +5833,7 @@
         <w:pStyle w:val="ListBullet"/>
       </w:pPr>
       <w:r>
-        <w:t>无非物理解未处理</w:t>
-      </w:r>
-    </w:p>
-    <w:p>
-      <w:pPr>
-        <w:pStyle w:val="Heading3"/>
-      </w:pPr>
-      <w:r>
-        <w:t>D5　收敛 θ* 并通过 G3 冻结</w:t>
-      </w:r>
-    </w:p>
-    <w:p>
-      <w:pPr/>
-      <w:r>
-        <w:t>θ* 收敛后导出 Updated_FE_ThetaStar.wbpz，填写 Gate_G3.pdf。G3 通过后 θ* 与 Updated FE 冻结，不得再微调参数；谐响应与盲验均基于该版本。修正过程中不得修改 Baseline 几何或网格来「配合」实验。</w:t>
-      </w:r>
-    </w:p>
-    <w:p>
-      <w:pPr/>
-      <w:r>
-        <w:t>G3 后仍微调 θ 是 Fatal 风险。必存数据：Updated_FE_ThetaStar.wbpz。必存图片：修正前后 MAC 对比图。</w:t>
-      </w:r>
-    </w:p>
-    <w:p>
-      <w:pPr/>
-      <w:r>
-        <w:t>【必存数据】（本步完成后必须存档的文件/文件夹，命名保持一致）</w:t>
-      </w:r>
-    </w:p>
-    <w:p>
-      <w:pPr>
-        <w:pStyle w:val="ListNumber"/>
-      </w:pPr>
-      <w:r>
-        <w:t>Updated_FE_ThetaStar.wbpz — 修正后冻结 FE 工程</w:t>
-      </w:r>
-    </w:p>
-    <w:p>
-      <w:pPr>
-        <w:pStyle w:val="ListNumber"/>
-      </w:pPr>
-      <w:r>
-        <w:t>Gate_G3.pdf — G3 门禁签字记录</w:t>
-      </w:r>
-    </w:p>
-    <w:p>
-      <w:pPr>
-        <w:pStyle w:val="ListNumber"/>
-      </w:pPr>
-      <w:r>
-        <w:t>ThetaStar_Frozen.csv — θ* 参数终值与 Bounds</w:t>
-      </w:r>
-    </w:p>
-    <w:p>
-      <w:pPr/>
-      <w:r>
-        <w:t>【必存图片】（本步必须拍摄或导出的图，用于论文/答辩/追溯）</w:t>
-      </w:r>
-    </w:p>
-    <w:p>
-      <w:pPr>
-        <w:pStyle w:val="ListNumber"/>
-      </w:pPr>
-      <w:r>
-        <w:t>MAC_Before_After.png — 修正前后 MAC 对比图</w:t>
-      </w:r>
-    </w:p>
-    <w:p>
-      <w:pPr/>
-      <w:r>
-        <w:t>现场操作要点（逐项打勾）：</w:t>
+        <w:t>盲验单点 MAC（P10/P11/P12 各点）：合格 ≥0.55，优秀 ≥0.60。</w:t>
       </w:r>
     </w:p>
     <w:p>
@@ -3943,7 +5841,7 @@
         <w:pStyle w:val="ListBullet"/>
       </w:pPr>
       <w:r>
-        <w:t>θ* 已收敛</w:t>
+        <w:t>盲验单点频率误差（Updated vs Exp，各点）：合格 ≤10%，优秀 ≤8%。</w:t>
       </w:r>
     </w:p>
     <w:p>
@@ -3951,1775 +5849,7 @@
         <w:pStyle w:val="ListBullet"/>
       </w:pPr>
       <w:r>
-        <w:t>Updated_FE_ThetaStar 已导出</w:t>
-      </w:r>
-    </w:p>
-    <w:p>
-      <w:pPr>
-        <w:pStyle w:val="ListBullet"/>
-      </w:pPr>
-      <w:r>
-        <w:t>Gate_G3 已签字</w:t>
-      </w:r>
-    </w:p>
-    <w:p>
-      <w:pPr>
-        <w:pStyle w:val="Heading1"/>
-      </w:pPr>
-      <w:r>
-        <w:t>阶段E：盲验开封与判定</w:t>
-      </w:r>
-    </w:p>
-    <w:p>
-      <w:pPr>
-        <w:pStyle w:val="Heading3"/>
-      </w:pPr>
-      <w:r>
-        <w:t>E1　填写开封记录，确认 θ* 已冻结</w:t>
-      </w:r>
-    </w:p>
-    <w:p>
-      <w:pPr/>
-      <w:r>
-        <w:t>在 G3 通过且 θ* 确认冻结后，填写 Unseal_Record.pdf，见证人签字，方可打开 Blind_P10/11/12/ 原始数据。开封日期必须晚于 θ* 冻结日期，程序链完整可查。</w:t>
-      </w:r>
-    </w:p>
-    <w:p>
-      <w:pPr/>
-      <w:r>
-        <w:t>开封后仍改 θ 使盲验失去意义。必存文件：Unseal_Record.pdf。</w:t>
-      </w:r>
-    </w:p>
-    <w:p>
-      <w:pPr/>
-      <w:r>
-        <w:t>【必存数据】（本步完成后必须存档的文件/文件夹，命名保持一致）</w:t>
-      </w:r>
-    </w:p>
-    <w:p>
-      <w:pPr>
-        <w:pStyle w:val="ListNumber"/>
-      </w:pPr>
-      <w:r>
-        <w:t>Unseal_Record.pdf — 盲验开封记录（见证签字，日期晚于 G3）</w:t>
-      </w:r>
-    </w:p>
-    <w:p>
-      <w:pPr/>
-      <w:r>
-        <w:t>【必存图片】（本步必须拍摄或导出的图，用于论文/答辩/追溯）</w:t>
-      </w:r>
-    </w:p>
-    <w:p>
-      <w:pPr/>
-      <w:r>
-        <w:t>本步无专用图片要求。</w:t>
-      </w:r>
-    </w:p>
-    <w:p>
-      <w:pPr/>
-      <w:r>
-        <w:t>现场操作要点（逐项打勾）：</w:t>
-      </w:r>
-    </w:p>
-    <w:p>
-      <w:pPr>
-        <w:pStyle w:val="ListBullet"/>
-      </w:pPr>
-      <w:r>
-        <w:t>Unseal_Record 日期正确</w:t>
-      </w:r>
-    </w:p>
-    <w:p>
-      <w:pPr>
-        <w:pStyle w:val="ListBullet"/>
-      </w:pPr>
-      <w:r>
-        <w:t>θ* 确认冻结</w:t>
-      </w:r>
-    </w:p>
-    <w:p>
-      <w:pPr>
-        <w:pStyle w:val="ListBullet"/>
-      </w:pPr>
-      <w:r>
-        <w:t>见证签字齐全</w:t>
-      </w:r>
-    </w:p>
-    <w:p>
-      <w:pPr>
-        <w:pStyle w:val="Heading3"/>
-      </w:pPr>
-      <w:r>
-        <w:t>E2　P10 / P11 / P12 三点 Updated / Baseline / Exp 对比</w:t>
-      </w:r>
-    </w:p>
-    <w:p>
-      <w:pPr/>
-      <w:r>
-        <w:t>对每一点分别计算 Updated(θ*)、Baseline 与实验 Exp 的频率与法向 MAC，输出 Blind_Summary.csv。必须三点都报，不可只报 P10 却说「盲验通过」。</w:t>
-      </w:r>
-    </w:p>
-    <w:p>
-      <w:pPr/>
-      <w:r>
-        <w:t>单点偶然合格不能代表模型泛化能力。必存图片：三点盲验汇总图。</w:t>
-      </w:r>
-    </w:p>
-    <w:p>
-      <w:pPr/>
-      <w:r>
-        <w:t>【必存数据】（本步完成后必须存档的文件/文件夹，命名保持一致）</w:t>
-      </w:r>
-    </w:p>
-    <w:p>
-      <w:pPr>
-        <w:pStyle w:val="ListNumber"/>
-      </w:pPr>
-      <w:r>
-        <w:t>Blind_Summary.csv — P10/P11/P12 各点 Updated/Baseline/Exp 对比</w:t>
-      </w:r>
-    </w:p>
-    <w:p>
-      <w:pPr/>
-      <w:r>
-        <w:t>【必存图片】（本步必须拍摄或导出的图，用于论文/答辩/追溯）</w:t>
-      </w:r>
-    </w:p>
-    <w:p>
-      <w:pPr>
-        <w:pStyle w:val="ListNumber"/>
-      </w:pPr>
-      <w:r>
-        <w:t>Blind_3Points_Summary.png — 三点盲验汇总图</w:t>
-      </w:r>
-    </w:p>
-    <w:p>
-      <w:pPr/>
-      <w:r>
-        <w:t>现场操作要点（逐项打勾）：</w:t>
-      </w:r>
-    </w:p>
-    <w:p>
-      <w:pPr>
-        <w:pStyle w:val="ListBullet"/>
-      </w:pPr>
-      <w:r>
-        <w:t>三点 Updated/Baseline/Exp 齐全</w:t>
-      </w:r>
-    </w:p>
-    <w:p>
-      <w:pPr>
-        <w:pStyle w:val="ListBullet"/>
-      </w:pPr>
-      <w:r>
-        <w:t>法向 MAC 已算</w:t>
-      </w:r>
-    </w:p>
-    <w:p>
-      <w:pPr>
-        <w:pStyle w:val="ListBullet"/>
-      </w:pPr>
-      <w:r>
-        <w:t>Blind_Summary.csv 已出</w:t>
-      </w:r>
-    </w:p>
-    <w:p>
-      <w:pPr>
-        <w:pStyle w:val="Heading3"/>
-      </w:pPr>
-      <w:r>
-        <w:t>E3　汇总判定：≥2/3 合格（优秀 3/3）</w:t>
-      </w:r>
-    </w:p>
-    <w:p>
-      <w:pPr/>
-      <w:r>
-        <w:t>盲验单点 MAC 合格线：≥0.55（优秀 ≥0.60）；三点中至少 2 点合格为通过，优秀标准为 3/3 全通过。报告平均 MAC ± std，写入 Blind_Summary_3points.csv。Fail 时不得用盲验数据回头调参。</w:t>
-      </w:r>
-    </w:p>
-    <w:p>
-      <w:pPr/>
-      <w:r>
-        <w:t>1 点 pass 即下结论是常见错误。必存数据：Blind_Summary_3points.csv。必存图片：代表点 FRF 对比图。</w:t>
-      </w:r>
-    </w:p>
-    <w:p>
-      <w:pPr/>
-      <w:r>
-        <w:t>【必存数据】（本步完成后必须存档的文件/文件夹，命名保持一致）</w:t>
-      </w:r>
-    </w:p>
-    <w:p>
-      <w:pPr>
-        <w:pStyle w:val="ListNumber"/>
-      </w:pPr>
-      <w:r>
-        <w:t>Blind_Summary_3points.csv — 通过率判定表（≥2/3 或 3/3）</w:t>
-      </w:r>
-    </w:p>
-    <w:p>
-      <w:pPr/>
-      <w:r>
-        <w:t>【必存图片】（本步必须拍摄或导出的图，用于论文/答辩/追溯）</w:t>
-      </w:r>
-    </w:p>
-    <w:p>
-      <w:pPr>
-        <w:pStyle w:val="ListNumber"/>
-      </w:pPr>
-      <w:r>
-        <w:t>Blind_Representative_FRF.png — 代表点 FRF 对比图</w:t>
-      </w:r>
-    </w:p>
-    <w:p>
-      <w:pPr/>
-      <w:r>
-        <w:t>现场操作要点（逐项打勾）：</w:t>
-      </w:r>
-    </w:p>
-    <w:p>
-      <w:pPr>
-        <w:pStyle w:val="ListBullet"/>
-      </w:pPr>
-      <w:r>
-        <w:t>≥2/3 判定已做</w:t>
-      </w:r>
-    </w:p>
-    <w:p>
-      <w:pPr>
-        <w:pStyle w:val="ListBullet"/>
-      </w:pPr>
-      <w:r>
-        <w:t>平均 MAC±std 已报</w:t>
-      </w:r>
-    </w:p>
-    <w:p>
-      <w:pPr>
-        <w:pStyle w:val="ListBullet"/>
-      </w:pPr>
-      <w:r>
-        <w:t>fail 未用于调参</w:t>
-      </w:r>
-    </w:p>
-    <w:p>
-      <w:pPr>
-        <w:pStyle w:val="Heading3"/>
-      </w:pPr>
-      <w:r>
-        <w:t>E4　G4 签字；fail 则回 D3 且禁用盲验数据</w:t>
-      </w:r>
-    </w:p>
-    <w:p>
-      <w:pPr/>
-      <w:r>
-        <w:t>填写 Gate_G4.pdf。若盲验 fail，只能回 D3 用 P1–P9 重新修正，严禁使用 P10–P12 数据参与任何优化。Fail 分析与尝试记录必须保留，不可隐瞒 fail 仍写「盲验成功」。</w:t>
-      </w:r>
-    </w:p>
-    <w:p>
-      <w:pPr/>
-      <w:r>
-        <w:t>必存文件：Gate_G4.pdf；若有 fail，另存 Fail_Analysis.pdf。</w:t>
-      </w:r>
-    </w:p>
-    <w:p>
-      <w:pPr/>
-      <w:r>
-        <w:t>【必存数据】（本步完成后必须存档的文件/文件夹，命名保持一致）</w:t>
-      </w:r>
-    </w:p>
-    <w:p>
-      <w:pPr>
-        <w:pStyle w:val="ListNumber"/>
-      </w:pPr>
-      <w:r>
-        <w:t>Gate_G4.pdf — G4 门禁签字记录</w:t>
-      </w:r>
-    </w:p>
-    <w:p>
-      <w:pPr>
-        <w:pStyle w:val="ListNumber"/>
-      </w:pPr>
-      <w:r>
-        <w:t>Fail_Analysis.pdf — 若 fail：原因分析与回 D3 记录（禁用盲验数据）</w:t>
-      </w:r>
-    </w:p>
-    <w:p>
-      <w:pPr/>
-      <w:r>
-        <w:t>【必存图片】（本步必须拍摄或导出的图，用于论文/答辩/追溯）</w:t>
-      </w:r>
-    </w:p>
-    <w:p>
-      <w:pPr/>
-      <w:r>
-        <w:t>本步无专用图片要求。</w:t>
-      </w:r>
-    </w:p>
-    <w:p>
-      <w:pPr/>
-      <w:r>
-        <w:t>现场操作要点（逐项打勾）：</w:t>
-      </w:r>
-    </w:p>
-    <w:p>
-      <w:pPr>
-        <w:pStyle w:val="ListBullet"/>
-      </w:pPr>
-      <w:r>
-        <w:t>Gate_G4 已签字</w:t>
-      </w:r>
-    </w:p>
-    <w:p>
-      <w:pPr>
-        <w:pStyle w:val="ListBullet"/>
-      </w:pPr>
-      <w:r>
-        <w:t>fail 有分析记录</w:t>
-      </w:r>
-    </w:p>
-    <w:p>
-      <w:pPr>
-        <w:pStyle w:val="ListBullet"/>
-      </w:pPr>
-      <w:r>
-        <w:t>回 D3 未用盲验数据</w:t>
-      </w:r>
-    </w:p>
-    <w:p>
-      <w:pPr>
-        <w:pStyle w:val="Heading1"/>
-      </w:pPr>
-      <w:r>
-        <w:t>阶段F：C1 构型正推验证</w:t>
-      </w:r>
-    </w:p>
-    <w:p>
-      <w:pPr>
-        <w:pStyle w:val="Heading3"/>
-      </w:pPr>
-      <w:r>
-        <w:t>F1　FE_Y_Extreme(θ*) 正推（禁止 refit）</w:t>
-      </w:r>
-    </w:p>
-    <w:p>
-      <w:pPr/>
-      <w:r>
-        <w:t>使用冻结的 θ* 在 FE_Y_Extreme 模型上正推模态结果，输出 C1_Forward.csv。禁止用 B2 raw 数据对 θ* 做任何 refit——B2 仅用于对比验证。</w:t>
-      </w:r>
-    </w:p>
-    <w:p>
-      <w:pPr/>
-      <w:r>
-        <w:t>用中位 FE 对比 Y 极限实验是逻辑 Fatal 错误。必存数据：C1_Forward.csv。</w:t>
-      </w:r>
-    </w:p>
-    <w:p>
-      <w:pPr/>
-      <w:r>
-        <w:t>【必存数据】（本步完成后必须存档的文件/文件夹，命名保持一致）</w:t>
-      </w:r>
-    </w:p>
-    <w:p>
-      <w:pPr>
-        <w:pStyle w:val="ListNumber"/>
-      </w:pPr>
-      <w:r>
-        <w:t>C1_Forward.csv — FE_Y_Extreme(θ*) 正推模态结果</w:t>
-      </w:r>
-    </w:p>
-    <w:p>
-      <w:pPr/>
-      <w:r>
-        <w:t>【必存图片】（本步必须拍摄或导出的图，用于论文/答辩/追溯）</w:t>
-      </w:r>
-    </w:p>
-    <w:p>
-      <w:pPr/>
-      <w:r>
-        <w:t>本步无专用图片要求。</w:t>
-      </w:r>
-    </w:p>
-    <w:p>
-      <w:pPr/>
-      <w:r>
-        <w:t>现场操作要点（逐项打勾）：</w:t>
-      </w:r>
-    </w:p>
-    <w:p>
-      <w:pPr>
-        <w:pStyle w:val="ListBullet"/>
-      </w:pPr>
-      <w:r>
-        <w:t>FE_Y_Extreme(θ*) 正推完成</w:t>
-      </w:r>
-    </w:p>
-    <w:p>
-      <w:pPr>
-        <w:pStyle w:val="ListBullet"/>
-      </w:pPr>
-      <w:r>
-        <w:t>C1_Forward.csv 已出</w:t>
-      </w:r>
-    </w:p>
-    <w:p>
-      <w:pPr>
-        <w:pStyle w:val="ListBullet"/>
-      </w:pPr>
-      <w:r>
-        <w:t>未 refit θ*</w:t>
-      </w:r>
-    </w:p>
-    <w:p>
-      <w:pPr>
-        <w:pStyle w:val="Heading3"/>
-      </w:pPr>
-      <w:r>
-        <w:t>F2　与 B2 raw 对比频率 / MAC</w:t>
-      </w:r>
-    </w:p>
-    <w:p>
-      <w:pPr/>
-      <w:r>
-        <w:t>将 F1 正推结果与 B2 实验 raw 对比。若误差较大，在论文 Limitation 中如实说明，降级表述为「趋势一致」或「部分模态吻合」，不可误差很大仍声称「构型泛化验证成功」。</w:t>
-      </w:r>
-    </w:p>
-    <w:p>
-      <w:pPr/>
-      <w:r>
-        <w:t>【必存数据】（本步完成后必须存档的文件/文件夹，命名保持一致）</w:t>
-      </w:r>
-    </w:p>
-    <w:p>
-      <w:pPr>
-        <w:pStyle w:val="ListNumber"/>
-      </w:pPr>
-      <w:r>
-        <w:t>C1_Compare_Summary.csv — 正推 vs B2 raw 频率/MAC 对比表</w:t>
-      </w:r>
-    </w:p>
-    <w:p>
-      <w:pPr/>
-      <w:r>
-        <w:t>【必存图片】（本步必须拍摄或导出的图，用于论文/答辩/追溯）</w:t>
-      </w:r>
-    </w:p>
-    <w:p>
-      <w:pPr>
-        <w:pStyle w:val="ListNumber"/>
-      </w:pPr>
-      <w:r>
-        <w:t>C1_Compare_Chart.png — 构型验证对比图（误差大时仍须存）</w:t>
-      </w:r>
-    </w:p>
-    <w:p>
-      <w:pPr/>
-      <w:r>
-        <w:t>现场操作要点（逐项打勾）：</w:t>
-      </w:r>
-    </w:p>
-    <w:p>
-      <w:pPr>
-        <w:pStyle w:val="ListBullet"/>
-      </w:pPr>
-      <w:r>
-        <w:t>与 B2 raw 已对比</w:t>
-      </w:r>
-    </w:p>
-    <w:p>
-      <w:pPr>
-        <w:pStyle w:val="ListBullet"/>
-      </w:pPr>
-      <w:r>
-        <w:t>Limitation 已写</w:t>
-      </w:r>
-    </w:p>
-    <w:p>
-      <w:pPr>
-        <w:pStyle w:val="ListBullet"/>
-      </w:pPr>
-      <w:r>
-        <w:t>表述与误差匹配</w:t>
-      </w:r>
-    </w:p>
-    <w:p>
-      <w:pPr>
-        <w:pStyle w:val="Heading1"/>
-      </w:pPr>
-      <w:r>
-        <w:t>阶段G：刀位谐响应仿真与实验</w:t>
-      </w:r>
-    </w:p>
-    <w:p>
-      <w:pPr>
-        <w:pStyle w:val="Heading2"/>
-      </w:pPr>
-      <w:r>
-        <w:t>G1 谐响应仿真</w:t>
-      </w:r>
-    </w:p>
-    <w:p>
-      <w:pPr>
-        <w:pStyle w:val="Heading3"/>
-      </w:pPr>
-      <w:r>
-        <w:t>G1-1　Updated + Baseline 谐响应，同激励频段</w:t>
-      </w:r>
-    </w:p>
-    <w:p>
-      <w:pPr/>
-      <w:r>
-        <w:t>在 Updated(θ*) 与 Baseline FE 上分别做谐响应（Harmonic Response）分析，激励频段与幅值与 G2 实验一致，必须基于 θ* 版本。不可用 Baseline 结果冒充 Updated 的谐响应改进。</w:t>
-      </w:r>
-    </w:p>
-    <w:p>
-      <w:pPr/>
-      <w:r>
-        <w:t>必存数据：Harmonic_Updated.csv、Harmonic_Baseline.csv。</w:t>
-      </w:r>
-    </w:p>
-    <w:p>
-      <w:pPr/>
-      <w:r>
-        <w:t>【必存数据】（本步完成后必须存档的文件/文件夹，命名保持一致）</w:t>
-      </w:r>
-    </w:p>
-    <w:p>
-      <w:pPr>
-        <w:pStyle w:val="ListNumber"/>
-      </w:pPr>
-      <w:r>
-        <w:t>Harmonic_Updated.csv — Updated(θ*) 谐响应 TP 输出</w:t>
-      </w:r>
-    </w:p>
-    <w:p>
-      <w:pPr>
-        <w:pStyle w:val="ListNumber"/>
-      </w:pPr>
-      <w:r>
-        <w:t>Harmonic_Baseline.csv — Baseline 谐响应 TP 输出</w:t>
-      </w:r>
-    </w:p>
-    <w:p>
-      <w:pPr/>
-      <w:r>
-        <w:t>【必存图片】（本步必须拍摄或导出的图，用于论文/答辩/追溯）</w:t>
-      </w:r>
-    </w:p>
-    <w:p>
-      <w:pPr/>
-      <w:r>
-        <w:t>本步无专用图片要求。</w:t>
-      </w:r>
-    </w:p>
-    <w:p>
-      <w:pPr/>
-      <w:r>
-        <w:t>现场操作要点（逐项打勾）：</w:t>
-      </w:r>
-    </w:p>
-    <w:p>
-      <w:pPr>
-        <w:pStyle w:val="ListBullet"/>
-      </w:pPr>
-      <w:r>
-        <w:t>Updated/Baseline 同频段</w:t>
-      </w:r>
-    </w:p>
-    <w:p>
-      <w:pPr>
-        <w:pStyle w:val="ListBullet"/>
-      </w:pPr>
-      <w:r>
-        <w:t>Harmonic csv 已出</w:t>
-      </w:r>
-    </w:p>
-    <w:p>
-      <w:pPr>
-        <w:pStyle w:val="ListBullet"/>
-      </w:pPr>
-      <w:r>
-        <w:t>基于 θ* 版本</w:t>
-      </w:r>
-    </w:p>
-    <w:p>
-      <w:pPr>
-        <w:pStyle w:val="Heading3"/>
-      </w:pPr>
-      <w:r>
-        <w:t>G1-2　TP 输出 FRF；模态叠加收敛性</w:t>
-      </w:r>
-    </w:p>
-    <w:p>
-      <w:pPr/>
-      <w:r>
-        <w:t>在 TP（刀位点）输出 FRF，检查模态叠加阶次收敛，记录使用了多少阶模态，输出 Mode_Convergence.csv。阶次不足会导致 FRF 缺峰。</w:t>
-      </w:r>
-    </w:p>
-    <w:p>
-      <w:pPr/>
-      <w:r>
-        <w:t>必存数据：Mode_Convergence.csv。</w:t>
-      </w:r>
-    </w:p>
-    <w:p>
-      <w:pPr/>
-      <w:r>
-        <w:t>【必存数据】（本步完成后必须存档的文件/文件夹，命名保持一致）</w:t>
-      </w:r>
-    </w:p>
-    <w:p>
-      <w:pPr>
-        <w:pStyle w:val="ListNumber"/>
-      </w:pPr>
-      <w:r>
-        <w:t>Mode_Convergence.csv — 模态叠加阶次收敛记录</w:t>
-      </w:r>
-    </w:p>
-    <w:p>
-      <w:pPr/>
-      <w:r>
-        <w:t>【必存图片】（本步必须拍摄或导出的图，用于论文/答辩/追溯）</w:t>
-      </w:r>
-    </w:p>
-    <w:p>
-      <w:pPr>
-        <w:pStyle w:val="ListNumber"/>
-      </w:pPr>
-      <w:r>
-        <w:t>Mode_Superposition_Conv.png — 叠加收敛曲线（建议存）</w:t>
-      </w:r>
-    </w:p>
-    <w:p>
-      <w:pPr/>
-      <w:r>
-        <w:t>现场操作要点（逐项打勾）：</w:t>
-      </w:r>
-    </w:p>
-    <w:p>
-      <w:pPr>
-        <w:pStyle w:val="ListBullet"/>
-      </w:pPr>
-      <w:r>
-        <w:t>TP FRF 已输出</w:t>
-      </w:r>
-    </w:p>
-    <w:p>
-      <w:pPr>
-        <w:pStyle w:val="ListBullet"/>
-      </w:pPr>
-      <w:r>
-        <w:t>模态叠加收敛已检</w:t>
-      </w:r>
-    </w:p>
-    <w:p>
-      <w:pPr>
-        <w:pStyle w:val="ListBullet"/>
-      </w:pPr>
-      <w:r>
-        <w:t>Mode_Convergence.csv 已存</w:t>
-      </w:r>
-    </w:p>
-    <w:p>
-      <w:pPr>
-        <w:pStyle w:val="Heading2"/>
-      </w:pPr>
-      <w:r>
-        <w:t>G2 谐响应实验</w:t>
-      </w:r>
-    </w:p>
-    <w:p>
-      <w:pPr>
-        <w:pStyle w:val="Heading3"/>
-      </w:pPr>
-      <w:r>
-        <w:t>G2-1　TP 安装加速计并记录附加质量</w:t>
-      </w:r>
-    </w:p>
-    <w:p>
-      <w:pPr/>
-      <w:r>
-        <w:t>在 TP 安装加速计，精确记录附加质量与安装位置；仿真中施加等效质量或在 Limitation 说明未建模影响。附加质量会改变局部高频特性。</w:t>
-      </w:r>
-    </w:p>
-    <w:p>
-      <w:pPr/>
-      <w:r>
-        <w:t>必存文件：Added_Mass_Note.pdf。必存图片：传感器布置照片。</w:t>
-      </w:r>
-    </w:p>
-    <w:p>
-      <w:pPr/>
-      <w:r>
-        <w:t>【必存数据】（本步完成后必须存档的文件/文件夹，命名保持一致）</w:t>
-      </w:r>
-    </w:p>
-    <w:p>
-      <w:pPr>
-        <w:pStyle w:val="ListNumber"/>
-      </w:pPr>
-      <w:r>
-        <w:t>Added_Mass_Note.pdf — TP 加速计附加质量、安装位置、仿真等效说明</w:t>
-      </w:r>
-    </w:p>
-    <w:p>
-      <w:pPr/>
-      <w:r>
-        <w:t>【必存图片】（本步必须拍摄或导出的图，用于论文/答辩/追溯）</w:t>
-      </w:r>
-    </w:p>
-    <w:p>
-      <w:pPr>
-        <w:pStyle w:val="ListNumber"/>
-      </w:pPr>
-      <w:r>
-        <w:t>TP_Sensor_Photo.jpg — TP 传感器布置照片</w:t>
-      </w:r>
-    </w:p>
-    <w:p>
-      <w:pPr/>
-      <w:r>
-        <w:t>现场操作要点（逐项打勾）：</w:t>
-      </w:r>
-    </w:p>
-    <w:p>
-      <w:pPr>
-        <w:pStyle w:val="ListBullet"/>
-      </w:pPr>
-      <w:r>
-        <w:t>附加质量位置已记录</w:t>
-      </w:r>
-    </w:p>
-    <w:p>
-      <w:pPr>
-        <w:pStyle w:val="ListBullet"/>
-      </w:pPr>
-      <w:r>
-        <w:t>Added_Mass_Note 已写</w:t>
-      </w:r>
-    </w:p>
-    <w:p>
-      <w:pPr>
-        <w:pStyle w:val="ListBullet"/>
-      </w:pPr>
-      <w:r>
-        <w:t>布置照已拍</w:t>
-      </w:r>
-    </w:p>
-    <w:p>
-      <w:pPr>
-        <w:pStyle w:val="Heading3"/>
-      </w:pPr>
-      <w:r>
-        <w:t>G2-2　测输入力 + TP / 参考点 FRF</w:t>
-      </w:r>
-    </w:p>
-    <w:p>
-      <w:pPr/>
-      <w:r>
-        <w:t>测量输入力谱与 TP、参考点 FRF，力链标定结果存档 Force_Chain.pdf。只测加速度不测力，FRF 幅值不可信。</w:t>
-      </w:r>
-    </w:p>
-    <w:p>
-      <w:pPr/>
-      <w:r>
-        <w:t>必存文件：Force_Chain.pdf。</w:t>
-      </w:r>
-    </w:p>
-    <w:p>
-      <w:pPr/>
-      <w:r>
-        <w:t>【必存数据】（本步完成后必须存档的文件/文件夹，命名保持一致）</w:t>
-      </w:r>
-    </w:p>
-    <w:p>
-      <w:pPr>
-        <w:pStyle w:val="ListNumber"/>
-      </w:pPr>
-      <w:r>
-        <w:t>Force_Chain.pdf — 力链标定记录</w:t>
-      </w:r>
-    </w:p>
-    <w:p>
-      <w:pPr>
-        <w:pStyle w:val="ListNumber"/>
-      </w:pPr>
-      <w:r>
-        <w:t>Input_Force_Spectrum.csv — 输入力谱数据</w:t>
-      </w:r>
-    </w:p>
-    <w:p>
-      <w:pPr/>
-      <w:r>
-        <w:t>【必存图片】（本步必须拍摄或导出的图，用于论文/答辩/追溯）</w:t>
-      </w:r>
-    </w:p>
-    <w:p>
-      <w:pPr/>
-      <w:r>
-        <w:t>本步无专用图片要求。</w:t>
-      </w:r>
-    </w:p>
-    <w:p>
-      <w:pPr/>
-      <w:r>
-        <w:t>现场操作要点（逐项打勾）：</w:t>
-      </w:r>
-    </w:p>
-    <w:p>
-      <w:pPr>
-        <w:pStyle w:val="ListBullet"/>
-      </w:pPr>
-      <w:r>
-        <w:t>力链标定完成</w:t>
-      </w:r>
-    </w:p>
-    <w:p>
-      <w:pPr>
-        <w:pStyle w:val="ListBullet"/>
-      </w:pPr>
-      <w:r>
-        <w:t>Force_Chain.pdf 已存</w:t>
-      </w:r>
-    </w:p>
-    <w:p>
-      <w:pPr>
-        <w:pStyle w:val="ListBullet"/>
-      </w:pPr>
-      <w:r>
-        <w:t>输入力谱已测</w:t>
-      </w:r>
-    </w:p>
-    <w:p>
-      <w:pPr>
-        <w:pStyle w:val="Heading3"/>
-      </w:pPr>
-      <w:r>
-        <w:t>G2-3　5 重复；相干系数 γ² ≥ 0.7</w:t>
-      </w:r>
-    </w:p>
-    <w:p>
-      <w:pPr/>
-      <w:r>
-        <w:t>谐响应实验 5 次重复，论文报告 Trial 1–3；每次计算相干系数 γ²（Coherence），合格线 γ² ≥ 0.7。γ² 低的频段不应拿来做峰值对比。</w:t>
-      </w:r>
-    </w:p>
-    <w:p>
-      <w:pPr/>
-      <w:r>
-        <w:t>必存数据：TP_FRF_5trials.csv。</w:t>
-      </w:r>
-    </w:p>
-    <w:p>
-      <w:pPr/>
-      <w:r>
-        <w:t>【必存数据】（本步完成后必须存档的文件/文件夹，命名保持一致）</w:t>
-      </w:r>
-    </w:p>
-    <w:p>
-      <w:pPr>
-        <w:pStyle w:val="ListNumber"/>
-      </w:pPr>
-      <w:r>
-        <w:t>TP_FRF_5trials.csv — TP 谐响应 5 次重复 FRF 及 γ²</w:t>
-      </w:r>
-    </w:p>
-    <w:p>
-      <w:pPr/>
-      <w:r>
-        <w:t>【必存图片】（本步必须拍摄或导出的图，用于论文/答辩/追溯）</w:t>
-      </w:r>
-    </w:p>
-    <w:p>
-      <w:pPr>
-        <w:pStyle w:val="ListNumber"/>
-      </w:pPr>
-      <w:r>
-        <w:t>Coherence_Gamma2.png — 相干系数 γ² 图（建议存）</w:t>
-      </w:r>
-    </w:p>
-    <w:p>
-      <w:pPr/>
-      <w:r>
-        <w:t>现场操作要点（逐项打勾）：</w:t>
-      </w:r>
-    </w:p>
-    <w:p>
-      <w:pPr>
-        <w:pStyle w:val="ListBullet"/>
-      </w:pPr>
-      <w:r>
-        <w:t>5 重复完成</w:t>
-      </w:r>
-    </w:p>
-    <w:p>
-      <w:pPr>
-        <w:pStyle w:val="ListBullet"/>
-      </w:pPr>
-      <w:r>
-        <w:t>γ²≥0.7 已核查</w:t>
-      </w:r>
-    </w:p>
-    <w:p>
-      <w:pPr>
-        <w:pStyle w:val="ListBullet"/>
-      </w:pPr>
-      <w:r>
-        <w:t>TP_FRF_5trials.csv 已出</w:t>
-      </w:r>
-    </w:p>
-    <w:p>
-      <w:pPr>
-        <w:pStyle w:val="Heading3"/>
-      </w:pPr>
-      <w:r>
-        <w:t>G2-4　G5 签字</w:t>
-      </w:r>
-    </w:p>
-    <w:p>
-      <w:pPr/>
-      <w:r>
-        <w:t>谐响应主指标为峰值频率对比（Updated vs Baseline vs Exp），合格 ≤12%（优秀 ≤10%）。填写 Gate_G5.pdf，Limitation 中说明谐响应不等同于切削稳定性实验。</w:t>
-      </w:r>
-    </w:p>
-    <w:p>
-      <w:pPr/>
-      <w:r>
-        <w:t>必存文件：Gate_G5.pdf。必存图片：谐响应三线 FRF 对比图（Updated / Baseline / Exp）。</w:t>
-      </w:r>
-    </w:p>
-    <w:p>
-      <w:pPr/>
-      <w:r>
-        <w:t>【必存数据】（本步完成后必须存档的文件/文件夹，命名保持一致）</w:t>
-      </w:r>
-    </w:p>
-    <w:p>
-      <w:pPr>
-        <w:pStyle w:val="ListNumber"/>
-      </w:pPr>
-      <w:r>
-        <w:t>Gate_G5.pdf — G5 门禁签字记录</w:t>
-      </w:r>
-    </w:p>
-    <w:p>
-      <w:pPr/>
-      <w:r>
-        <w:t>【必存图片】（本步必须拍摄或导出的图，用于论文/答辩/追溯）</w:t>
-      </w:r>
-    </w:p>
-    <w:p>
-      <w:pPr>
-        <w:pStyle w:val="ListNumber"/>
-      </w:pPr>
-      <w:r>
-        <w:t>Harmonic_FRF_3Lines.png — Updated/Baseline/Exp 三线 FRF 对比图</w:t>
-      </w:r>
-    </w:p>
-    <w:p>
-      <w:pPr/>
-      <w:r>
-        <w:t>现场操作要点（逐项打勾）：</w:t>
-      </w:r>
-    </w:p>
-    <w:p>
-      <w:pPr>
-        <w:pStyle w:val="ListBullet"/>
-      </w:pPr>
-      <w:r>
-        <w:t>峰值频率为主指标</w:t>
-      </w:r>
-    </w:p>
-    <w:p>
-      <w:pPr>
-        <w:pStyle w:val="ListBullet"/>
-      </w:pPr>
-      <w:r>
-        <w:t>Gate_G5 已签字</w:t>
-      </w:r>
-    </w:p>
-    <w:p>
-      <w:pPr>
-        <w:pStyle w:val="ListBullet"/>
-      </w:pPr>
-      <w:r>
-        <w:t>三线 FRF 图已出</w:t>
-      </w:r>
-    </w:p>
-    <w:p>
-      <w:pPr>
-        <w:pStyle w:val="Heading1"/>
-      </w:pPr>
-      <w:r>
-        <w:t>阶段H：论文撰写</w:t>
-      </w:r>
-    </w:p>
-    <w:p>
-      <w:pPr>
-        <w:pStyle w:val="Heading3"/>
-      </w:pPr>
-      <w:r>
-        <w:t>H1　第 1、2 章（绪论、理论基础）</w:t>
-      </w:r>
-    </w:p>
-    <w:p>
-      <w:pPr/>
-      <w:r>
-        <w:t>先完成第 1、2 章，定稿 3 条创新点，明确研究边界与 Limitation。方法章不能缺失；创新点应可追溯到 G1–G5 门禁与盲验设计。</w:t>
-      </w:r>
-    </w:p>
-    <w:p>
-      <w:pPr/>
-      <w:r>
-        <w:t>【必存数据】（本步完成后必须存档的文件/文件夹，命名保持一致）</w:t>
-      </w:r>
-    </w:p>
-    <w:p>
-      <w:pPr>
-        <w:pStyle w:val="ListNumber"/>
-      </w:pPr>
-      <w:r>
-        <w:t>Ch1-2.docx — 第 1、2 章草稿（含创新点 3 条）</w:t>
-      </w:r>
-    </w:p>
-    <w:p>
-      <w:pPr/>
-      <w:r>
-        <w:t>【必存图片】（本步必须拍摄或导出的图，用于论文/答辩/追溯）</w:t>
-      </w:r>
-    </w:p>
-    <w:p>
-      <w:pPr>
-        <w:pStyle w:val="ListNumber"/>
-      </w:pPr>
-      <w:r>
-        <w:t>Tech_Roadmap.png — 技术路线图</w:t>
-      </w:r>
-    </w:p>
-    <w:p>
-      <w:pPr/>
-      <w:r>
-        <w:t>现场操作要点（逐项打勾）：</w:t>
-      </w:r>
-    </w:p>
-    <w:p>
-      <w:pPr>
-        <w:pStyle w:val="ListBullet"/>
-      </w:pPr>
-      <w:r>
-        <w:t>创新点 3 条定稿</w:t>
-      </w:r>
-    </w:p>
-    <w:p>
-      <w:pPr>
-        <w:pStyle w:val="ListBullet"/>
-      </w:pPr>
-      <w:r>
-        <w:t>Limitation 已写</w:t>
-      </w:r>
-    </w:p>
-    <w:p>
-      <w:pPr>
-        <w:pStyle w:val="ListBullet"/>
-      </w:pPr>
-      <w:r>
-        <w:t>技术路线图已入第 1 章</w:t>
-      </w:r>
-    </w:p>
-    <w:p>
-      <w:pPr>
-        <w:pStyle w:val="Heading3"/>
-      </w:pPr>
-      <w:r>
-        <w:t>H2　第 3 章（随 G1 补图）</w:t>
-      </w:r>
-    </w:p>
-    <w:p>
-      <w:pPr/>
-      <w:r>
-        <w:t>第 3 章随仿真与实验进展补充图表，维护 Figure_Master_Index，核心图不少于 16 张。图号、数据路径、生成脚本应可追溯。</w:t>
-      </w:r>
-    </w:p>
-    <w:p>
-      <w:pPr/>
-      <w:r>
-        <w:t>【必存数据】（本步完成后必须存档的文件/文件夹，命名保持一致）</w:t>
-      </w:r>
-    </w:p>
-    <w:p>
-      <w:pPr>
-        <w:pStyle w:val="ListNumber"/>
-      </w:pPr>
-      <w:r>
-        <w:t>Figure_Index.xlsx — 图索引（图号、文件名、数据路径、生成脚本）</w:t>
-      </w:r>
-    </w:p>
-    <w:p>
-      <w:pPr/>
-      <w:r>
-        <w:t>【必存图片】（本步必须拍摄或导出的图，用于论文/答辩/追溯）</w:t>
-      </w:r>
-    </w:p>
-    <w:p>
-      <w:pPr>
-        <w:pStyle w:val="ListNumber"/>
-      </w:pPr>
-      <w:r>
-        <w:t>Core_Figures/ — 16+ 核心论文图（按 Figure_Index 命名）</w:t>
-      </w:r>
-    </w:p>
-    <w:p>
-      <w:pPr/>
-      <w:r>
-        <w:t>现场操作要点（逐项打勾）：</w:t>
-      </w:r>
-    </w:p>
-    <w:p>
-      <w:pPr>
-        <w:pStyle w:val="ListBullet"/>
-      </w:pPr>
-      <w:r>
-        <w:t>Figure_Index 已维护</w:t>
-      </w:r>
-    </w:p>
-    <w:p>
-      <w:pPr>
-        <w:pStyle w:val="ListBullet"/>
-      </w:pPr>
-      <w:r>
-        <w:t>核心图 ≥16</w:t>
-      </w:r>
-    </w:p>
-    <w:p>
-      <w:pPr>
-        <w:pStyle w:val="ListBullet"/>
-      </w:pPr>
-      <w:r>
-        <w:t>图号与数据路径一致</w:t>
-      </w:r>
-    </w:p>
-    <w:p>
-      <w:pPr>
-        <w:pStyle w:val="Heading3"/>
-      </w:pPr>
-      <w:r>
-        <w:t>H3　第 4–6 章（方法、结果、结论）</w:t>
-      </w:r>
-    </w:p>
-    <w:p>
-      <w:pPr/>
-      <w:r>
-        <w:t>第 4–6 章随 C/D/E/G 阶段填充，结论必须与门禁结果一致。附录 A–D（坐标变换、MAC 协议、Trial 规则、盲验程序）应同步完成，不可论文写完再补日志。</w:t>
-      </w:r>
-    </w:p>
-    <w:p>
-      <w:pPr/>
-      <w:r>
-        <w:t>【必存数据】（本步完成后必须存档的文件/文件夹，命名保持一致）</w:t>
-      </w:r>
-    </w:p>
-    <w:p>
-      <w:pPr>
-        <w:pStyle w:val="ListNumber"/>
-      </w:pPr>
-      <w:r>
-        <w:t>Ch4-6.docx — 第 4–6 章</w:t>
-      </w:r>
-    </w:p>
-    <w:p>
-      <w:pPr>
-        <w:pStyle w:val="ListNumber"/>
-      </w:pPr>
-      <w:r>
-        <w:t>Appendix_A-D.pdf — 坐标/MAC/Trial/盲验程序附录</w:t>
-      </w:r>
-    </w:p>
-    <w:p>
-      <w:pPr/>
-      <w:r>
-        <w:t>【必存图片】（本步必须拍摄或导出的图，用于论文/答辩/追溯）</w:t>
-      </w:r>
-    </w:p>
-    <w:p>
-      <w:pPr/>
-      <w:r>
-        <w:t>本步无专用图片要求。</w:t>
-      </w:r>
-    </w:p>
-    <w:p>
-      <w:pPr/>
-      <w:r>
-        <w:t>现场操作要点（逐项打勾）：</w:t>
-      </w:r>
-    </w:p>
-    <w:p>
-      <w:pPr>
-        <w:pStyle w:val="ListBullet"/>
-      </w:pPr>
-      <w:r>
-        <w:t>第 4–6 章与门禁一致</w:t>
-      </w:r>
-    </w:p>
-    <w:p>
-      <w:pPr>
-        <w:pStyle w:val="ListBullet"/>
-      </w:pPr>
-      <w:r>
-        <w:t>附录 A–D 同步</w:t>
-      </w:r>
-    </w:p>
-    <w:p>
-      <w:pPr>
-        <w:pStyle w:val="ListBullet"/>
-      </w:pPr>
-      <w:r>
-        <w:t>结论未超出数据支持范围</w:t>
-      </w:r>
-    </w:p>
-    <w:p>
-      <w:pPr>
-        <w:pStyle w:val="Heading3"/>
-      </w:pPr>
-      <w:r>
-        <w:t>H4　符号表与参考文献</w:t>
-      </w:r>
-    </w:p>
-    <w:p>
-      <w:pPr/>
-      <w:r>
-        <w:t>符号表 Symbols.docx 与正文一致；参考文献 GB/T 7714 格式。符号多义是格式打回常见原因。</w:t>
-      </w:r>
-    </w:p>
-    <w:p>
-      <w:pPr/>
-      <w:r>
-        <w:t>【必存数据】（本步完成后必须存档的文件/文件夹，命名保持一致）</w:t>
-      </w:r>
-    </w:p>
-    <w:p>
-      <w:pPr>
-        <w:pStyle w:val="ListNumber"/>
-      </w:pPr>
-      <w:r>
-        <w:t>Symbols.docx — 符号表</w:t>
-      </w:r>
-    </w:p>
-    <w:p>
-      <w:pPr>
-        <w:pStyle w:val="ListNumber"/>
-      </w:pPr>
-      <w:r>
-        <w:t>References.bib — GB/T 7714 参考文献</w:t>
-      </w:r>
-    </w:p>
-    <w:p>
-      <w:pPr/>
-      <w:r>
-        <w:t>【必存图片】（本步必须拍摄或导出的图，用于论文/答辩/追溯）</w:t>
-      </w:r>
-    </w:p>
-    <w:p>
-      <w:pPr/>
-      <w:r>
-        <w:t>本步无专用图片要求。</w:t>
-      </w:r>
-    </w:p>
-    <w:p>
-      <w:pPr/>
-      <w:r>
-        <w:t>现场操作要点（逐项打勾）：</w:t>
-      </w:r>
-    </w:p>
-    <w:p>
-      <w:pPr>
-        <w:pStyle w:val="ListBullet"/>
-      </w:pPr>
-      <w:r>
-        <w:t>符号表与正文一致</w:t>
-      </w:r>
-    </w:p>
-    <w:p>
-      <w:pPr>
-        <w:pStyle w:val="ListBullet"/>
-      </w:pPr>
-      <w:r>
-        <w:t>参考文献 GB/T 7714</w:t>
-      </w:r>
-    </w:p>
-    <w:p>
-      <w:pPr>
-        <w:pStyle w:val="ListBullet"/>
-      </w:pPr>
-      <w:r>
-        <w:t>无符号多义</w:t>
-      </w:r>
-    </w:p>
-    <w:p>
-      <w:pPr>
-        <w:pStyle w:val="Heading3"/>
-      </w:pPr>
-      <w:r>
-        <w:t>H5　涉密脱敏 Public 版</w:t>
-      </w:r>
-    </w:p>
-    <w:p>
-      <w:pPr/>
-      <w:r>
-        <w:t>若企业 CAD 涉密，制作 Public 版 FE 与插图，全文可送审。未做 Public 版可能导致不能送审。</w:t>
-      </w:r>
-    </w:p>
-    <w:p>
-      <w:pPr/>
-      <w:r>
-        <w:t>【必存数据】（本步完成后必须存档的文件/文件夹，命名保持一致）</w:t>
-      </w:r>
-    </w:p>
-    <w:p>
-      <w:pPr>
-        <w:pStyle w:val="ListNumber"/>
-      </w:pPr>
-      <w:r>
-        <w:t>FE_Public/ — 脱敏 Public 版 FE 与可送审插图</w:t>
-      </w:r>
-    </w:p>
-    <w:p>
-      <w:pPr/>
-      <w:r>
-        <w:t>【必存图片】（本步必须拍摄或导出的图，用于论文/答辩/追溯）</w:t>
-      </w:r>
-    </w:p>
-    <w:p>
-      <w:pPr>
-        <w:pStyle w:val="ListNumber"/>
-      </w:pPr>
-      <w:r>
-        <w:t>Public_Figures/ — 涉密脱敏后的论文插图</w:t>
-      </w:r>
-    </w:p>
-    <w:p>
-      <w:pPr/>
-      <w:r>
-        <w:t>现场操作要点（逐项打勾）：</w:t>
-      </w:r>
-    </w:p>
-    <w:p>
-      <w:pPr>
-        <w:pStyle w:val="ListBullet"/>
-      </w:pPr>
-      <w:r>
-        <w:t>Public 版 FE/图已完成</w:t>
-      </w:r>
-    </w:p>
-    <w:p>
-      <w:pPr>
-        <w:pStyle w:val="ListBullet"/>
-      </w:pPr>
-      <w:r>
-        <w:t>涉密信息已脱敏</w:t>
-      </w:r>
-    </w:p>
-    <w:p>
-      <w:pPr>
-        <w:pStyle w:val="ListBullet"/>
-      </w:pPr>
-      <w:r>
-        <w:t>送审版可独立提交</w:t>
-      </w:r>
-    </w:p>
-    <w:p>
-      <w:pPr>
-        <w:pStyle w:val="Heading3"/>
-      </w:pPr>
-      <w:r>
-        <w:t>H6　与 SCI 章节划分规划</w:t>
-      </w:r>
-    </w:p>
-    <w:p>
-      <w:pPr/>
-      <w:r>
-        <w:t>规划硕士论文与毕业后 SCI 论文的章节划分，避免自我抄袭查重问题。SCI 可侧重盲验、多初值、EMA 交叉验证等扩展内容。</w:t>
-      </w:r>
-    </w:p>
-    <w:p>
-      <w:pPr/>
-      <w:r>
-        <w:t>【必存数据】（本步完成后必须存档的文件/文件夹，命名保持一致）</w:t>
-      </w:r>
-    </w:p>
-    <w:p>
-      <w:pPr>
-        <w:pStyle w:val="ListNumber"/>
-      </w:pPr>
-      <w:r>
-        <w:t>SCI_Outline.docx — 硕士论文与 SCI 章节划分规划</w:t>
-      </w:r>
-    </w:p>
-    <w:p>
-      <w:pPr/>
-      <w:r>
-        <w:t>【必存图片】（本步必须拍摄或导出的图，用于论文/答辩/追溯）</w:t>
-      </w:r>
-    </w:p>
-    <w:p>
-      <w:pPr/>
-      <w:r>
-        <w:t>本步无专用图片要求。</w:t>
-      </w:r>
-    </w:p>
-    <w:p>
-      <w:pPr/>
-      <w:r>
-        <w:t>现场操作要点（逐项打勾）：</w:t>
-      </w:r>
-    </w:p>
-    <w:p>
-      <w:pPr>
-        <w:pStyle w:val="ListBullet"/>
-      </w:pPr>
-      <w:r>
-        <w:t>SCI 章节划分已规划</w:t>
-      </w:r>
-    </w:p>
-    <w:p>
-      <w:pPr>
-        <w:pStyle w:val="ListBullet"/>
-      </w:pPr>
-      <w:r>
-        <w:t>避免自我抄袭</w:t>
-      </w:r>
-    </w:p>
-    <w:p>
-      <w:pPr>
-        <w:pStyle w:val="ListBullet"/>
-      </w:pPr>
-      <w:r>
-        <w:t>扩展数据已在 I 阶段收齐</w:t>
-      </w:r>
-    </w:p>
-    <w:p>
-      <w:pPr>
-        <w:pStyle w:val="Heading1"/>
-      </w:pPr>
-      <w:r>
-        <w:t>阶段I：SCI 数据储备（硕士可少写、数据必须先收）</w:t>
-      </w:r>
-    </w:p>
-    <w:p>
-      <w:pPr>
-        <w:pStyle w:val="Heading3"/>
-      </w:pPr>
-      <w:r>
-        <w:t>I1　B1 / B2 / 10-start 算完存档</w:t>
-      </w:r>
-    </w:p>
-    <w:p>
-      <w:pPr/>
-      <w:r>
-        <w:t>B1、B2 原始数据与 10-start 优化结果在 θ* 冻结后立即存档于 04_SCI_Reserve/，与硕士论文主结论隔离。毕业后写 SCI 时不应需要重跑 ANSYS 或重测机床。</w:t>
-      </w:r>
-    </w:p>
-    <w:p>
-      <w:pPr/>
-      <w:r>
-        <w:t>易错点：B2 数据覆盖或混淆 θ* 版本。</w:t>
-      </w:r>
-    </w:p>
-    <w:p>
-      <w:pPr/>
-      <w:r>
-        <w:t>【必存数据】（本步完成后必须存档的文件/文件夹，命名保持一致）</w:t>
-      </w:r>
-    </w:p>
-    <w:p>
-      <w:pPr>
-        <w:pStyle w:val="ListNumber"/>
-      </w:pPr>
-      <w:r>
-        <w:t>04_SCI_Reserve/B1_raw/ — B1 隔离备份</w:t>
-      </w:r>
-    </w:p>
-    <w:p>
-      <w:pPr>
-        <w:pStyle w:val="ListNumber"/>
-      </w:pPr>
-      <w:r>
-        <w:t>04_SCI_Reserve/B2_raw/ — B2 隔离备份</w:t>
-      </w:r>
-    </w:p>
-    <w:p>
-      <w:pPr>
-        <w:pStyle w:val="ListNumber"/>
-      </w:pPr>
-      <w:r>
-        <w:t>04_SCI_Reserve/10start/ — 多初值优化备份</w:t>
-      </w:r>
-    </w:p>
-    <w:p>
-      <w:pPr/>
-      <w:r>
-        <w:t>【必存图片】（本步必须拍摄或导出的图，用于论文/答辩/追溯）</w:t>
-      </w:r>
-    </w:p>
-    <w:p>
-      <w:pPr/>
-      <w:r>
-        <w:t>本步无专用图片要求。</w:t>
-      </w:r>
-    </w:p>
-    <w:p>
-      <w:pPr/>
-      <w:r>
-        <w:t>现场操作要点（逐项打勾）：</w:t>
-      </w:r>
-    </w:p>
-    <w:p>
-      <w:pPr>
-        <w:pStyle w:val="ListBullet"/>
-      </w:pPr>
-      <w:r>
-        <w:t>04_SCI_Reserve/ 已建</w:t>
-      </w:r>
-    </w:p>
-    <w:p>
-      <w:pPr>
-        <w:pStyle w:val="ListBullet"/>
-      </w:pPr>
-      <w:r>
-        <w:t>B1/B2/10-start 已隔离存档</w:t>
-      </w:r>
-    </w:p>
-    <w:p>
-      <w:pPr>
-        <w:pStyle w:val="ListBullet"/>
-      </w:pPr>
-      <w:r>
-        <w:t>版本与 θ* 对应清晰</w:t>
-      </w:r>
-    </w:p>
-    <w:p>
-      <w:pPr>
-        <w:pStyle w:val="Heading3"/>
-      </w:pPr>
-      <w:r>
-        <w:t>I2　5 重复 raw 全保留</w:t>
-      </w:r>
-    </w:p>
-    <w:p>
-      <w:pPr/>
-      <w:r>
-        <w:t>02_Test_Raw/ 保留全部 5 次 trial raw，论文虽只用 Trial 1–3，但 SCI 可能需要置信区间分析。只存 processed 删 trial 4–5 不可逆。</w:t>
-      </w:r>
-    </w:p>
-    <w:p>
-      <w:pPr/>
-      <w:r>
-        <w:t>【必存数据】（本步完成后必须存档的文件/文件夹，命名保持一致）</w:t>
-      </w:r>
-    </w:p>
-    <w:p>
-      <w:pPr>
-        <w:pStyle w:val="ListNumber"/>
-      </w:pPr>
-      <w:r>
-        <w:t>02_Test_Raw/ — 全部 5 trial 原始数据（不可删 trial 4–5）</w:t>
-      </w:r>
-    </w:p>
-    <w:p>
-      <w:pPr/>
-      <w:r>
-        <w:t>【必存图片】（本步必须拍摄或导出的图，用于论文/答辩/追溯）</w:t>
-      </w:r>
-    </w:p>
-    <w:p>
-      <w:pPr/>
-      <w:r>
-        <w:t>本步无专用图片要求。</w:t>
-      </w:r>
-    </w:p>
-    <w:p>
-      <w:pPr/>
-      <w:r>
-        <w:t>现场操作要点（逐项打勾）：</w:t>
-      </w:r>
-    </w:p>
-    <w:p>
-      <w:pPr>
-        <w:pStyle w:val="ListBullet"/>
-      </w:pPr>
-      <w:r>
-        <w:t>5 trial raw 全保留</w:t>
-      </w:r>
-    </w:p>
-    <w:p>
-      <w:pPr>
-        <w:pStyle w:val="ListBullet"/>
-      </w:pPr>
-      <w:r>
-        <w:t>02_Test_Raw/ 无删 trial</w:t>
-      </w:r>
-    </w:p>
-    <w:p>
-      <w:pPr>
-        <w:pStyle w:val="ListBullet"/>
-      </w:pPr>
-      <w:r>
-        <w:t>processed 与 raw 分开</w:t>
-      </w:r>
-    </w:p>
-    <w:p>
-      <w:pPr>
-        <w:pStyle w:val="Heading3"/>
-      </w:pPr>
-      <w:r>
-        <w:t>I3　EMA、C1、三盲验汇总（SCI 扩展）</w:t>
-      </w:r>
-    </w:p>
-    <w:p>
-      <w:pPr/>
-      <w:r>
-        <w:t>EMA 交叉验证、C1 构型正推、三盲验详细汇总为 SCI 储备，硕士论文可精简表述，但原始数据必须在 B/C/E/F 阶段已采集完毕。不写 SCI 不等于可以不测。</w:t>
-      </w:r>
-    </w:p>
-    <w:p>
-      <w:pPr/>
-      <w:r>
-        <w:t>【必存数据】（本步完成后必须存档的文件/文件夹，命名保持一致）</w:t>
-      </w:r>
-    </w:p>
-    <w:p>
-      <w:pPr>
-        <w:pStyle w:val="ListNumber"/>
-      </w:pPr>
-      <w:r>
-        <w:t>SCI_EMA_Summary.csv — EMA 交叉验证汇总</w:t>
-      </w:r>
-    </w:p>
-    <w:p>
-      <w:pPr>
-        <w:pStyle w:val="ListNumber"/>
-      </w:pPr>
-      <w:r>
-        <w:t>SCI_C1_Summary.csv — C1 构型验证汇总</w:t>
-      </w:r>
-    </w:p>
-    <w:p>
-      <w:pPr>
-        <w:pStyle w:val="ListNumber"/>
-      </w:pPr>
-      <w:r>
-        <w:t>SCI_Blind_Detail.csv — 三盲验详细汇总</w:t>
-      </w:r>
-    </w:p>
-    <w:p>
-      <w:pPr/>
-      <w:r>
-        <w:t>【必存图片】（本步必须拍摄或导出的图，用于论文/答辩/追溯）</w:t>
-      </w:r>
-    </w:p>
-    <w:p>
-      <w:pPr/>
-      <w:r>
-        <w:t>本步无专用图片要求。</w:t>
-      </w:r>
-    </w:p>
-    <w:p>
-      <w:pPr/>
-      <w:r>
-        <w:t>现场操作要点（逐项打勾）：</w:t>
-      </w:r>
-    </w:p>
-    <w:p>
-      <w:pPr>
-        <w:pStyle w:val="ListBullet"/>
-      </w:pPr>
-      <w:r>
-        <w:t>EMA/C1/盲验汇总数据齐</w:t>
-      </w:r>
-    </w:p>
-    <w:p>
-      <w:pPr>
-        <w:pStyle w:val="ListBullet"/>
-      </w:pPr>
-      <w:r>
-        <w:t>硕士论文可精简表述</w:t>
-      </w:r>
-    </w:p>
-    <w:p>
-      <w:pPr>
-        <w:pStyle w:val="ListBullet"/>
-      </w:pPr>
-      <w:r>
-        <w:t>原始数据未补测缺口</w:t>
-      </w:r>
-    </w:p>
-    <w:p>
-      <w:pPr>
-        <w:pStyle w:val="Heading1"/>
-      </w:pPr>
-      <w:r>
-        <w:t>附录：合格指标与测点说明</w:t>
-      </w:r>
-    </w:p>
-    <w:p>
-      <w:pPr/>
-      <w:r>
-        <w:t>下列指标为全文统一的合格线，与门禁 G1–G5 配合使用。Simulation（仿真）侧在 A 阶段核对，Experiment（实验）侧在 C/E/G 阶段核对。表述中「优秀」为更高标准，硕士论文至少应满足「合格」列。</w:t>
-      </w:r>
-    </w:p>
-    <w:p>
-      <w:pPr>
-        <w:pStyle w:val="ListBullet"/>
-      </w:pPr>
-      <w:r>
-        <w:t>质量误差（FE 总质量 vs BOM/称重）：合格小于 5%，优秀小于 3%。</w:t>
-      </w:r>
-    </w:p>
-    <w:p>
-      <w:pPr>
-        <w:pStyle w:val="ListBullet"/>
-      </w:pPr>
-      <w:r>
-        <w:t>网格收敛（前三阶频率相对变化 Δf₁₋₃）：合格小于 2%。</w:t>
-      </w:r>
-    </w:p>
-    <w:p>
-      <w:pPr>
-        <w:pStyle w:val="ListBullet"/>
-      </w:pPr>
-      <w:r>
-        <w:t>实验重复性（5 次 trial 频率标准差）：合格小于 1.5%，优秀小于 1%。</w:t>
-      </w:r>
-    </w:p>
-    <w:p>
-      <w:pPr>
-        <w:pStyle w:val="ListBullet"/>
-      </w:pPr>
-      <w:r>
-        <w:t>标定点 P1–P9 频率误差（Updated vs Exp）：合格 ≤8%，优秀 ≤5%。</w:t>
-      </w:r>
-    </w:p>
-    <w:p>
-      <w:pPr>
-        <w:pStyle w:val="ListBullet"/>
-      </w:pPr>
-      <w:r>
-        <w:t>标定点 P1–P9 MAC（法向投影后）：合格 ≥0.65，优秀 ≥0.70。</w:t>
-      </w:r>
-    </w:p>
-    <w:p>
-      <w:pPr>
-        <w:pStyle w:val="ListBullet"/>
-      </w:pPr>
-      <w:r>
-        <w:t>盲验单点 MAC（P10/P11/P12 各点）：合格 ≥0.55，优秀 ≥0.60。</w:t>
-      </w:r>
-    </w:p>
-    <w:p>
-      <w:pPr>
-        <w:pStyle w:val="ListBullet"/>
-      </w:pPr>
-      <w:r>
-        <w:t>盲验通过率：合格为三点中至少 2 点达标，优秀为 3/3 全达标。</w:t>
+        <w:t>盲验通过率：合格为三点中 MAC 与频率均达标的点数 ≥2/3，优秀为 3/3。</w:t>
       </w:r>
     </w:p>
     <w:p>
@@ -5744,7 +5874,168 @@
         <w:t>P1–P9 为标定点，参与模型修正目标函数 J(θ)，应在结构上分散布置并优先选择对结合部参数敏感的位置。P10、P11、P12 为盲验点，不参与任何修正优化；P10 建议位于结合部附近，P11 位于刀位旁但不在传感器安装位置，P12 位于空间远端以检验远距离预测能力。三者必须在 Pre-registration 中事先登记并在空间上分散，不可位于同一梁段。</w:t>
         <w:br/>
         <w:br/>
-        <w:t>E1–E3 为激励点，应在结构上分散，避免所有激励都集中在同一区域导致某阶模态激励不足。TP 为刀位点，用于谐响应仿真与实验的输出对比位置，映射与附加质量记录必须完整。</w:t>
+        <w:t>E1–E3（文档中亦记 EX1–EX3）为激励点，应在结构上分散。TP 为刀位点，用于谐响应输出对比，映射与附加质量记录必须完整。</w:t>
+      </w:r>
+    </w:p>
+    <w:p>
+      <w:pPr>
+        <w:pStyle w:val="Heading1"/>
+      </w:pPr>
+      <w:r>
+        <w:t>附录：Fatal 级致命遗漏清单</w:t>
+      </w:r>
+    </w:p>
+    <w:p>
+      <w:pPr/>
+      <w:r>
+        <w:t>下列任一条发生，将直接威胁盲验成立性、数据可追溯性或答辩可信度。实验/仿真过程中逐条自查：</w:t>
+      </w:r>
+    </w:p>
+    <w:p>
+      <w:pPr>
+        <w:pStyle w:val="ListNumber"/>
+      </w:pPr>
+      <w:r>
+        <w:t>G1 未通过即开始正式实验，或实验后擅自修改 Baseline 几何/网格/BC。</w:t>
+      </w:r>
+    </w:p>
+    <w:p>
+      <w:pPr>
+        <w:pStyle w:val="ListNumber"/>
+      </w:pPr>
+      <w:r>
+        <w:t>P10–P12 或 SLDV 全场数据进入修正目标函数 J(θ)（修正仅用 P1–P9）。</w:t>
+      </w:r>
+    </w:p>
+    <w:p>
+      <w:pPr>
+        <w:pStyle w:val="ListNumber"/>
+      </w:pPr>
+      <w:r>
+        <w:t>θ* 冻结（G3）之前打开、查看或分析盲验 raw 数据。</w:t>
+      </w:r>
+    </w:p>
+    <w:p>
+      <w:pPr>
+        <w:pStyle w:val="ListNumber"/>
+      </w:pPr>
+      <w:r>
+        <w:t>B1 扫描区 A 的 polygon 包含 P10–P12 盲验点位置。</w:t>
+      </w:r>
+    </w:p>
+    <w:p>
+      <w:pPr>
+        <w:pStyle w:val="ListNumber"/>
+      </w:pPr>
+      <w:r>
+        <w:t>用 B2（Y 极限）raw 数据 refit θ*，再声称构型泛化验证。</w:t>
+      </w:r>
+    </w:p>
+    <w:p>
+      <w:pPr>
+        <w:pStyle w:val="ListNumber"/>
+      </w:pPr>
+      <w:r>
+        <w:t>实验模态与 FE 模态按阶号 1 对 1 硬配对，未做频率+MAC+形态综合配对。</w:t>
+      </w:r>
+    </w:p>
+    <w:p>
+      <w:pPr>
+        <w:pStyle w:val="ListNumber"/>
+      </w:pPr>
+      <w:r>
+        <w:t>结合部全刚性连接，或未做网格收敛即冻结 Baseline。</w:t>
+      </w:r>
+    </w:p>
+    <w:p>
+      <w:pPr>
+        <w:pStyle w:val="ListNumber"/>
+      </w:pPr>
+      <w:r>
+        <w:t>用普通模态（无预应力）代替重力预应力模态与实验对比。</w:t>
+      </w:r>
+    </w:p>
+    <w:p>
+      <w:pPr>
+        <w:pStyle w:val="ListNumber"/>
+      </w:pPr>
+      <w:r>
+        <w:t>测点映射距离 d&gt;10 mm 未复核仍用于 MAC 与修正。</w:t>
+      </w:r>
+    </w:p>
+    <w:p>
+      <w:pPr>
+        <w:pStyle w:val="ListNumber"/>
+      </w:pPr>
+      <w:r>
+        <w:t>G3 通过后仍微调 θ*，或盲验 fail 后使用盲验数据调参。</w:t>
+      </w:r>
+    </w:p>
+    <w:p>
+      <w:pPr>
+        <w:pStyle w:val="ListNumber"/>
+      </w:pPr>
+      <w:r>
+        <w:t>盲验仅测 1 点，或无 Pre-registration 签字即开始 B3。</w:t>
+      </w:r>
+    </w:p>
+    <w:p>
+      <w:pPr>
+        <w:pStyle w:val="ListNumber"/>
+      </w:pPr>
+      <w:r>
+        <w:t>无 Trial 选用规则，事后从 5 次重复中挑选「最好 3 次」。</w:t>
+      </w:r>
+    </w:p>
+    <w:p>
+      <w:pPr>
+        <w:pStyle w:val="ListNumber"/>
+      </w:pPr>
+      <w:r>
+        <w:t>只存 3 次 trial processed 而删除 raw trial 4–5。</w:t>
+      </w:r>
+    </w:p>
+    <w:p>
+      <w:pPr>
+        <w:pStyle w:val="ListNumber"/>
+      </w:pPr>
+      <w:r>
+        <w:t>谐响应结果未经说明即声称加工稳定性或切削性能结论。</w:t>
+      </w:r>
+    </w:p>
+    <w:p>
+      <w:pPr>
+        <w:pStyle w:val="ListNumber"/>
+      </w:pPr>
+      <w:r>
+        <w:t>B2/B3 实验日未重走 B0（SSS/环境/噪底），却与 B1 数据混为同一状态。</w:t>
+      </w:r>
+    </w:p>
+    <w:p>
+      <w:pPr>
+        <w:pStyle w:val="Heading1"/>
+      </w:pPr>
+      <w:r>
+        <w:t>附录：编号对照说明</w:t>
+      </w:r>
+    </w:p>
+    <w:p>
+      <w:pPr/>
+      <w:r>
+        <w:t>为避免混淆，全文采用以下编号约定（阅读步骤码时请先对照本表）：</w:t>
+        <w:br/>
+        <w:br/>
+        <w:t xml:space="preserve">门禁 G1–G5：Baseline 冻结、配对冻结、θ* 冻结、盲验判定、谐响应判定五道签字门禁，与阶段 G「谐响应」无关。  </w:t>
+        <w:br/>
+        <w:t xml:space="preserve">阶段 G 步骤 G1-1/G2-1 等：G 表示 Harmonic Response（谐响应）阶段内的步骤序号，不等于门禁 G1/G2。  </w:t>
+        <w:br/>
+        <w:t xml:space="preserve">阶段 E 步骤 E1–E4：E 表示 Blind Validation（盲验判定）阶段内的步骤序号，不等于激励点 E1–E3。  </w:t>
+        <w:br/>
+        <w:t xml:space="preserve">激励点 EX1–EX3：即坐标文件中的 E1–E3 激励位置；文档正文优先写 EX 前缀。  </w:t>
+        <w:br/>
+        <w:t xml:space="preserve">实验文件夹 ExpB1/ExpB2：ExpB1= B1 实验 batch，ExpB2= B2 实验 batch，不等于阶段步骤编号。  </w:t>
+        <w:br/>
+        <w:t>构型 C1：专指 Y 极限构型验证（F 阶段）；阶段 C 步骤 C1 指模态识别，二者含义不同。</w:t>
       </w:r>
     </w:p>
     <w:sectPr>
